--- a/10-保护电路/01-过压保护/齐纳钳位保护电路/齐纳钳位保护电路.docx
+++ b/10-保护电路/01-过压保护/齐纳钳位保护电路/齐纳钳位保护电路.docx
@@ -1984,6 +1984,20 @@
     </w:p>
     <w:bookmarkEnd w:id="26"/>
     <w:bookmarkEnd w:id="27"/>
+    <w:p>
+      <w:pPr>
+        <w:spacing w:before="360"/>
+        <w:jc w:val="center"/>
+      </w:pPr>
+      <w:r>
+        <w:rPr>
+          <w:rFonts w:ascii="Times New Roman" w:hAnsi="Times New Roman"/>
+          <w:color w:val="555555"/>
+          <w:sz w:val="21"/>
+        </w:rPr>
+        <w:t>材料收集者：杜文杰</w:t>
+      </w:r>
+    </w:p>
     <w:sectPr>
       <w:headerReference r:id="rId9" w:type="default"/>
       <w:footerReference r:id="rId10" w:type="default"/>

--- a/10-保护电路/01-过压保护/齐纳钳位保护电路/齐纳钳位保护电路.docx
+++ b/10-保护电路/01-过压保护/齐纳钳位保护电路/齐纳钳位保护电路.docx
@@ -1,6 +1,6 @@
 
 <file path=word/document.xml><?xml version="1.0" encoding="utf-8"?>
-<w:document xmlns:w="http://schemas.openxmlformats.org/wordprocessingml/2006/main" xmlns:m="http://schemas.openxmlformats.org/officeDocument/2006/math" xmlns:r="http://schemas.openxmlformats.org/officeDocument/2006/relationships" xmlns:o="urn:schemas-microsoft-com:office:office" xmlns:v="urn:schemas-microsoft-com:vml" xmlns:w10="urn:schemas-microsoft-com:office:word" xmlns:a="http://schemas.openxmlformats.org/drawingml/2006/main" xmlns:pic="http://schemas.openxmlformats.org/drawingml/2006/picture" xmlns:wp="http://schemas.openxmlformats.org/drawingml/2006/wordprocessingDrawing">
+<w:document xmlns:m="http://schemas.openxmlformats.org/officeDocument/2006/math" xmlns:r="http://schemas.openxmlformats.org/officeDocument/2006/relationships" xmlns:w="http://schemas.openxmlformats.org/wordprocessingml/2006/main" xmlns:o="urn:schemas-microsoft-com:office:office" xmlns:v="urn:schemas-microsoft-com:vml" xmlns:w10="urn:schemas-microsoft-com:office:word" xmlns:a="http://schemas.openxmlformats.org/drawingml/2006/main" xmlns:pic="http://schemas.openxmlformats.org/drawingml/2006/picture" xmlns:wp="http://schemas.openxmlformats.org/drawingml/2006/wordprocessingDrawing">
   <w:body>
     <w:bookmarkStart w:id="27" w:name="齐纳钳位保护电路"/>
     <w:p>
@@ -9,7 +9,7 @@
       </w:pPr>
       <w:r>
         <w:rPr>
-          <w:rFonts w:hint="eastAsia"/>
+          <w:rFonts w:hint="eastAsia" w:eastAsia="黑体"/>
         </w:rPr>
         <w:t xml:space="preserve">齐纳钳位保护电路</w:t>
       </w:r>
@@ -21,7 +21,7 @@
       </w:pPr>
       <w:r>
         <w:rPr>
-          <w:rFonts w:hint="eastAsia"/>
+          <w:rFonts w:hint="eastAsia" w:eastAsia="黑体"/>
         </w:rPr>
         <w:t xml:space="preserve">拓扑描述</w:t>
       </w:r>
@@ -32,16 +32,19 @@
       </w:pPr>
       <w:r>
         <w:rPr>
-          <w:rFonts w:hint="eastAsia"/>
+          <w:rFonts w:hint="eastAsia" w:eastAsia="黑体"/>
         </w:rPr>
         <w:t xml:space="preserve">由</w:t>
       </w:r>
       <w:r>
+        <w:rPr>
+          <w:rFonts w:eastAsia="黑体"/>
+        </w:rPr>
         <w:t xml:space="preserve"> </w:t>
       </w:r>
       <w:r>
         <w:rPr>
-          <w:rFonts w:hint="eastAsia"/>
+          <w:rFonts w:hint="eastAsia" w:eastAsia="黑体"/>
           <w:b/>
           <w:bCs/>
         </w:rPr>
@@ -49,6 +52,7 @@
       </w:r>
       <w:r>
         <w:rPr>
+          <w:rFonts w:eastAsia="黑体"/>
           <w:b/>
           <w:bCs/>
         </w:rPr>
@@ -69,20 +73,26 @@
         </m:sSub>
       </m:oMath>
       <w:r>
+        <w:rPr>
+          <w:rFonts w:eastAsia="黑体"/>
+        </w:rPr>
         <w:t xml:space="preserve"> </w:t>
       </w:r>
       <w:r>
         <w:rPr>
-          <w:rFonts w:hint="eastAsia"/>
+          <w:rFonts w:hint="eastAsia" w:eastAsia="黑体"/>
         </w:rPr>
         <w:t xml:space="preserve">与</w:t>
       </w:r>
       <w:r>
+        <w:rPr>
+          <w:rFonts w:eastAsia="黑体"/>
+        </w:rPr>
         <w:t xml:space="preserve"> </w:t>
       </w:r>
       <w:r>
         <w:rPr>
-          <w:rFonts w:hint="eastAsia"/>
+          <w:rFonts w:hint="eastAsia" w:eastAsia="黑体"/>
           <w:b/>
           <w:bCs/>
         </w:rPr>
@@ -90,6 +100,7 @@
       </w:r>
       <w:r>
         <w:rPr>
+          <w:rFonts w:eastAsia="黑体"/>
           <w:b/>
           <w:bCs/>
         </w:rPr>
@@ -101,26 +112,32 @@
         </m:r>
       </m:oMath>
       <w:r>
+        <w:rPr>
+          <w:rFonts w:eastAsia="黑体"/>
+        </w:rPr>
         <w:t xml:space="preserve"> </w:t>
       </w:r>
       <w:r>
         <w:rPr>
-          <w:rFonts w:hint="eastAsia"/>
+          <w:rFonts w:hint="eastAsia" w:eastAsia="黑体"/>
         </w:rPr>
         <w:t xml:space="preserve">组成。电路共有</w:t>
       </w:r>
       <w:r>
+        <w:rPr>
+          <w:rFonts w:eastAsia="黑体"/>
+        </w:rPr>
         <w:t xml:space="preserve"> 3 </w:t>
       </w:r>
       <w:r>
         <w:rPr>
-          <w:rFonts w:hint="eastAsia"/>
+          <w:rFonts w:hint="eastAsia" w:eastAsia="黑体"/>
         </w:rPr>
         <w:t xml:space="preserve">个关键节点：</w:t>
       </w:r>
       <w:r>
         <w:rPr>
-          <w:rFonts w:hint="eastAsia"/>
+          <w:rFonts w:hint="eastAsia" w:eastAsia="黑体"/>
           <w:b/>
           <w:bCs/>
         </w:rPr>
@@ -128,6 +145,7 @@
       </w:r>
       <w:r>
         <w:rPr>
+          <w:rFonts w:eastAsia="黑体"/>
           <w:b/>
           <w:bCs/>
         </w:rPr>
@@ -135,7 +153,7 @@
       </w:r>
       <w:r>
         <w:rPr>
-          <w:rFonts w:hint="eastAsia"/>
+          <w:rFonts w:hint="eastAsia" w:eastAsia="黑体"/>
           <w:b/>
           <w:bCs/>
         </w:rPr>
@@ -143,11 +161,14 @@
       </w:r>
       <w:r>
         <w:rPr>
-          <w:rFonts w:hint="eastAsia"/>
+          <w:rFonts w:hint="eastAsia" w:eastAsia="黑体"/>
         </w:rPr>
         <w:t xml:space="preserve">（接入被保护的信号线或电源线，连</w:t>
       </w:r>
       <w:r>
+        <w:rPr>
+          <w:rFonts w:eastAsia="黑体"/>
+        </w:rPr>
         <w:t xml:space="preserve"> </w:t>
       </w:r>
       <m:oMath>
@@ -156,17 +177,20 @@
         </m:r>
       </m:oMath>
       <w:r>
+        <w:rPr>
+          <w:rFonts w:eastAsia="黑体"/>
+        </w:rPr>
         <w:t xml:space="preserve"> </w:t>
       </w:r>
       <w:r>
         <w:rPr>
-          <w:rFonts w:hint="eastAsia"/>
+          <w:rFonts w:hint="eastAsia" w:eastAsia="黑体"/>
         </w:rPr>
         <w:t xml:space="preserve">一端）；</w:t>
       </w:r>
       <w:r>
         <w:rPr>
-          <w:rFonts w:hint="eastAsia"/>
+          <w:rFonts w:hint="eastAsia" w:eastAsia="黑体"/>
           <w:b/>
           <w:bCs/>
         </w:rPr>
@@ -174,6 +198,7 @@
       </w:r>
       <w:r>
         <w:rPr>
+          <w:rFonts w:eastAsia="黑体"/>
           <w:b/>
           <w:bCs/>
         </w:rPr>
@@ -181,7 +206,7 @@
       </w:r>
       <w:r>
         <w:rPr>
-          <w:rFonts w:hint="eastAsia"/>
+          <w:rFonts w:hint="eastAsia" w:eastAsia="黑体"/>
           <w:b/>
           <w:bCs/>
         </w:rPr>
@@ -189,7 +214,7 @@
       </w:r>
       <w:r>
         <w:rPr>
-          <w:rFonts w:hint="eastAsia"/>
+          <w:rFonts w:hint="eastAsia" w:eastAsia="黑体"/>
         </w:rPr>
         <w:t xml:space="preserve">（</w:t>
       </w:r>
@@ -199,15 +224,21 @@
         </m:r>
       </m:oMath>
       <w:r>
+        <w:rPr>
+          <w:rFonts w:eastAsia="黑体"/>
+        </w:rPr>
         <w:t xml:space="preserve"> </w:t>
       </w:r>
       <w:r>
         <w:rPr>
-          <w:rFonts w:hint="eastAsia"/>
+          <w:rFonts w:hint="eastAsia" w:eastAsia="黑体"/>
         </w:rPr>
         <w:t xml:space="preserve">另一端与</w:t>
       </w:r>
       <w:r>
+        <w:rPr>
+          <w:rFonts w:eastAsia="黑体"/>
+        </w:rPr>
         <w:t xml:space="preserve"> </w:t>
       </w:r>
       <m:oMath>
@@ -225,17 +256,20 @@
         </m:sSub>
       </m:oMath>
       <w:r>
+        <w:rPr>
+          <w:rFonts w:eastAsia="黑体"/>
+        </w:rPr>
         <w:t xml:space="preserve"> </w:t>
       </w:r>
       <w:r>
         <w:rPr>
-          <w:rFonts w:hint="eastAsia"/>
+          <w:rFonts w:hint="eastAsia" w:eastAsia="黑体"/>
         </w:rPr>
         <w:t xml:space="preserve">阴极相连，并接后级被保护电路）；</w:t>
       </w:r>
       <w:r>
         <w:rPr>
-          <w:rFonts w:hint="eastAsia"/>
+          <w:rFonts w:hint="eastAsia" w:eastAsia="黑体"/>
           <w:b/>
           <w:bCs/>
         </w:rPr>
@@ -243,6 +277,7 @@
       </w:r>
       <w:r>
         <w:rPr>
+          <w:rFonts w:eastAsia="黑体"/>
           <w:b/>
           <w:bCs/>
         </w:rPr>
@@ -250,7 +285,7 @@
       </w:r>
       <w:r>
         <w:rPr>
-          <w:rFonts w:hint="eastAsia"/>
+          <w:rFonts w:hint="eastAsia" w:eastAsia="黑体"/>
           <w:b/>
           <w:bCs/>
         </w:rPr>
@@ -258,6 +293,7 @@
       </w:r>
       <w:r>
         <w:rPr>
+          <w:rFonts w:eastAsia="黑体"/>
           <w:b/>
           <w:bCs/>
         </w:rPr>
@@ -265,7 +301,7 @@
       </w:r>
       <w:r>
         <w:rPr>
-          <w:rFonts w:hint="eastAsia"/>
+          <w:rFonts w:hint="eastAsia" w:eastAsia="黑体"/>
         </w:rPr>
         <w:t xml:space="preserve">（</w:t>
       </w:r>
@@ -284,11 +320,14 @@
         </m:sSub>
       </m:oMath>
       <w:r>
+        <w:rPr>
+          <w:rFonts w:eastAsia="黑体"/>
+        </w:rPr>
         <w:t xml:space="preserve"> </w:t>
       </w:r>
       <w:r>
         <w:rPr>
-          <w:rFonts w:hint="eastAsia"/>
+          <w:rFonts w:hint="eastAsia" w:eastAsia="黑体"/>
         </w:rPr>
         <w:t xml:space="preserve">阳极接地）。</w:t>
       </w:r>
@@ -297,7 +336,7 @@
       <w:pPr/>
       <w:r>
         <w:rPr>
-          <w:rFonts w:hint="eastAsia"/>
+          <w:rFonts w:hint="eastAsia" w:eastAsia="黑体"/>
         </w:rPr>
         <w:t xml:space="preserve">各元件管脚连接：</w:t>
       </w:r>
@@ -307,11 +346,14 @@
         </m:r>
       </m:oMath>
       <w:r>
+        <w:rPr>
+          <w:rFonts w:eastAsia="黑体"/>
+        </w:rPr>
         <w:t xml:space="preserve"> </w:t>
       </w:r>
       <w:r>
         <w:rPr>
-          <w:rFonts w:hint="eastAsia"/>
+          <w:rFonts w:hint="eastAsia" w:eastAsia="黑体"/>
         </w:rPr>
         <w:t xml:space="preserve">一端接节点①、另一端接节点②；</w:t>
       </w:r>
@@ -330,11 +372,14 @@
         </m:sSub>
       </m:oMath>
       <w:r>
+        <w:rPr>
+          <w:rFonts w:eastAsia="黑体"/>
+        </w:rPr>
         <w:t xml:space="preserve"> </w:t>
       </w:r>
       <w:r>
         <w:rPr>
-          <w:rFonts w:hint="eastAsia"/>
+          <w:rFonts w:hint="eastAsia" w:eastAsia="黑体"/>
         </w:rPr>
         <w:t xml:space="preserve">阴极接节点②、阳极接节点③。</w:t>
       </w:r>
@@ -343,11 +388,14 @@
       <w:pPr/>
       <w:r>
         <w:rPr>
-          <w:rFonts w:hint="eastAsia"/>
+          <w:rFonts w:hint="eastAsia" w:eastAsia="黑体"/>
         </w:rPr>
         <w:t xml:space="preserve">由此构成”输入经</w:t>
       </w:r>
       <w:r>
+        <w:rPr>
+          <w:rFonts w:eastAsia="黑体"/>
+        </w:rPr>
         <w:t xml:space="preserve"> </w:t>
       </w:r>
       <m:oMath>
@@ -356,15 +404,21 @@
         </m:r>
       </m:oMath>
       <w:r>
+        <w:rPr>
+          <w:rFonts w:eastAsia="黑体"/>
+        </w:rPr>
         <w:t xml:space="preserve"> </w:t>
       </w:r>
       <w:r>
         <w:rPr>
-          <w:rFonts w:hint="eastAsia"/>
+          <w:rFonts w:hint="eastAsia" w:eastAsia="黑体"/>
         </w:rPr>
         <w:t xml:space="preserve">到钳位节点、齐纳二极管反向并联于钳位节点与地之间”的齐纳钳位过压保护组态，正常时</w:t>
       </w:r>
       <w:r>
+        <w:rPr>
+          <w:rFonts w:eastAsia="黑体"/>
+        </w:rPr>
         <w:t xml:space="preserve"> </w:t>
       </w:r>
       <m:oMath>
@@ -382,41 +436,21 @@
         </m:sSub>
       </m:oMath>
       <w:r>
+        <w:rPr>
+          <w:rFonts w:eastAsia="黑体"/>
+        </w:rPr>
         <w:t xml:space="preserve"> </w:t>
       </w:r>
       <w:r>
         <w:rPr>
-          <w:rFonts w:hint="eastAsia"/>
+          <w:rFonts w:hint="eastAsia" w:eastAsia="黑体"/>
         </w:rPr>
         <w:t xml:space="preserve">反向截止；当端电压超过</w:t>
       </w:r>
       <w:r>
-        <w:t xml:space="preserve"> </w:t>
-      </w:r>
-      <m:oMath>
-        <m:sSub>
-          <m:e>
-            <m:r>
-              <m:t>V</m:t>
-            </m:r>
-          </m:e>
-          <m:sub>
-            <m:r>
-              <m:t>Z</m:t>
-            </m:r>
-          </m:sub>
-        </m:sSub>
-      </m:oMath>
-      <w:r>
-        <w:t xml:space="preserve"> </w:t>
-      </w:r>
-      <w:r>
         <w:rPr>
-          <w:rFonts w:hint="eastAsia"/>
+          <w:rFonts w:eastAsia="黑体"/>
         </w:rPr>
-        <w:t xml:space="preserve">时二极管反向击穿，在较大电流范围内端电压近似恒为</w:t>
-      </w:r>
-      <w:r>
         <w:t xml:space="preserve"> </w:t>
       </w:r>
       <m:oMath>
@@ -435,11 +469,20 @@
       </m:oMath>
       <w:r>
         <w:rPr>
-          <w:rFonts w:hint="eastAsia"/>
+          <w:rFonts w:eastAsia="黑体"/>
         </w:rPr>
-        <w:t xml:space="preserve">，把端电压钳在</w:t>
+        <w:t xml:space="preserve"> </w:t>
       </w:r>
       <w:r>
+        <w:rPr>
+          <w:rFonts w:hint="eastAsia" w:eastAsia="黑体"/>
+        </w:rPr>
+        <w:t xml:space="preserve">时二极管反向击穿，在较大电流范围内端电压近似恒为</w:t>
+      </w:r>
+      <w:r>
+        <w:rPr>
+          <w:rFonts w:eastAsia="黑体"/>
+        </w:rPr>
         <w:t xml:space="preserve"> </w:t>
       </w:r>
       <m:oMath>
@@ -457,39 +500,15 @@
         </m:sSub>
       </m:oMath>
       <w:r>
-        <w:t xml:space="preserve"> </w:t>
+        <w:rPr>
+          <w:rFonts w:hint="eastAsia" w:eastAsia="黑体"/>
+        </w:rPr>
+        <w:t xml:space="preserve">，把端电压钳在</w:t>
       </w:r>
       <w:r>
         <w:rPr>
-          <w:rFonts w:hint="eastAsia"/>
+          <w:rFonts w:eastAsia="黑体"/>
         </w:rPr>
-        <w:t xml:space="preserve">附近，保护后级电路免受过压损伤。</w:t>
-      </w:r>
-    </w:p>
-    <w:bookmarkEnd w:id="19"/>
-    <w:bookmarkStart w:id="20" w:name="工作原理"/>
-    <w:p>
-      <w:pPr>
-        <w:pStyle w:val="Heading2"/>
-      </w:pPr>
-      <w:r>
-        <w:rPr>
-          <w:rFonts w:hint="eastAsia"/>
-        </w:rPr>
-        <w:t xml:space="preserve">工作原理</w:t>
-      </w:r>
-    </w:p>
-    <w:p>
-      <w:pPr>
-        <w:pStyle w:val="FirstParagraph"/>
-      </w:pPr>
-      <w:r>
-        <w:rPr>
-          <w:rFonts w:hint="eastAsia"/>
-        </w:rPr>
-        <w:t xml:space="preserve">当端电压低于齐纳击穿电压时，二极管反向截止不导通；当电压超过</w:t>
-      </w:r>
-      <w:r>
         <w:t xml:space="preserve"> </w:t>
       </w:r>
       <m:oMath>
@@ -507,15 +526,45 @@
         </m:sSub>
       </m:oMath>
       <w:r>
+        <w:rPr>
+          <w:rFonts w:eastAsia="黑体"/>
+        </w:rPr>
         <w:t xml:space="preserve"> </w:t>
       </w:r>
       <w:r>
         <w:rPr>
-          <w:rFonts w:hint="eastAsia"/>
+          <w:rFonts w:hint="eastAsia" w:eastAsia="黑体"/>
         </w:rPr>
-        <w:t xml:space="preserve">时二极管反向击穿，在较大电流范围内其端电压几乎维持</w:t>
+        <w:t xml:space="preserve">附近，保护后级电路免受过压损伤。</w:t>
+      </w:r>
+    </w:p>
+    <w:bookmarkEnd w:id="19"/>
+    <w:bookmarkStart w:id="20" w:name="工作原理"/>
+    <w:p>
+      <w:pPr>
+        <w:pStyle w:val="Heading2"/>
+      </w:pPr>
+      <w:r>
+        <w:rPr>
+          <w:rFonts w:hint="eastAsia" w:eastAsia="黑体"/>
+        </w:rPr>
+        <w:t xml:space="preserve">工作原理</w:t>
+      </w:r>
+    </w:p>
+    <w:p>
+      <w:pPr>
+        <w:pStyle w:val="FirstParagraph"/>
+      </w:pPr>
+      <w:r>
+        <w:rPr>
+          <w:rFonts w:hint="eastAsia" w:eastAsia="黑体"/>
+        </w:rPr>
+        <w:t xml:space="preserve">当端电压低于齐纳击穿电压时，二极管反向截止不导通；当电压超过</w:t>
       </w:r>
       <w:r>
+        <w:rPr>
+          <w:rFonts w:eastAsia="黑体"/>
+        </w:rPr>
         <w:t xml:space="preserve"> </w:t>
       </w:r>
       <m:oMath>
@@ -533,24 +582,21 @@
         </m:sSub>
       </m:oMath>
       <w:r>
+        <w:rPr>
+          <w:rFonts w:eastAsia="黑体"/>
+        </w:rPr>
         <w:t xml:space="preserve"> </w:t>
       </w:r>
       <w:r>
         <w:rPr>
-          <w:rFonts w:hint="eastAsia"/>
+          <w:rFonts w:hint="eastAsia" w:eastAsia="黑体"/>
         </w:rPr>
-        <w:t xml:space="preserve">不变，多余的电流经</w:t>
-      </w:r>
-      <w:r>
-        <w:t xml:space="preserve"> R </w:t>
+        <w:t xml:space="preserve">时二极管反向击穿，在较大电流范围内其端电压几乎维持</w:t>
       </w:r>
       <w:r>
         <w:rPr>
-          <w:rFonts w:hint="eastAsia"/>
+          <w:rFonts w:eastAsia="黑体"/>
         </w:rPr>
-        <w:t xml:space="preserve">限流后流入二极管，从而把电压钳在</w:t>
-      </w:r>
-      <w:r>
         <w:t xml:space="preserve"> </w:t>
       </w:r>
       <m:oMath>
@@ -568,11 +614,58 @@
         </m:sSub>
       </m:oMath>
       <w:r>
+        <w:rPr>
+          <w:rFonts w:eastAsia="黑体"/>
+        </w:rPr>
         <w:t xml:space="preserve"> </w:t>
       </w:r>
       <w:r>
         <w:rPr>
-          <w:rFonts w:hint="eastAsia"/>
+          <w:rFonts w:hint="eastAsia" w:eastAsia="黑体"/>
+        </w:rPr>
+        <w:t xml:space="preserve">不变，多余的电流经</w:t>
+      </w:r>
+      <w:r>
+        <w:rPr>
+          <w:rFonts w:eastAsia="黑体"/>
+        </w:rPr>
+        <w:t xml:space="preserve"> R </w:t>
+      </w:r>
+      <w:r>
+        <w:rPr>
+          <w:rFonts w:hint="eastAsia" w:eastAsia="黑体"/>
+        </w:rPr>
+        <w:t xml:space="preserve">限流后流入二极管，从而把电压钳在</w:t>
+      </w:r>
+      <w:r>
+        <w:rPr>
+          <w:rFonts w:eastAsia="黑体"/>
+        </w:rPr>
+        <w:t xml:space="preserve"> </w:t>
+      </w:r>
+      <m:oMath>
+        <m:sSub>
+          <m:e>
+            <m:r>
+              <m:t>V</m:t>
+            </m:r>
+          </m:e>
+          <m:sub>
+            <m:r>
+              <m:t>Z</m:t>
+            </m:r>
+          </m:sub>
+        </m:sSub>
+      </m:oMath>
+      <w:r>
+        <w:rPr>
+          <w:rFonts w:eastAsia="黑体"/>
+        </w:rPr>
+        <w:t xml:space="preserve"> </w:t>
+      </w:r>
+      <w:r>
+        <w:rPr>
+          <w:rFonts w:hint="eastAsia" w:eastAsia="黑体"/>
         </w:rPr>
         <w:t xml:space="preserve">附近。</w:t>
       </w:r>
@@ -585,7 +678,7 @@
       </w:pPr>
       <w:r>
         <w:rPr>
-          <w:rFonts w:hint="eastAsia"/>
+          <w:rFonts w:hint="eastAsia" w:eastAsia="黑体"/>
         </w:rPr>
         <w:t xml:space="preserve">关键计算公式</w:t>
       </w:r>
@@ -599,7 +692,7 @@
       </w:pPr>
       <w:r>
         <w:rPr>
-          <w:rFonts w:hint="eastAsia"/>
+          <w:rFonts w:hint="eastAsia" w:eastAsia="黑体"/>
         </w:rPr>
         <w:t xml:space="preserve">钳位电压：</w:t>
       </w:r>
@@ -704,7 +797,7 @@
       </w:pPr>
       <w:r>
         <w:rPr>
-          <w:rFonts w:hint="eastAsia"/>
+          <w:rFonts w:hint="eastAsia" w:eastAsia="黑体"/>
         </w:rPr>
         <w:t xml:space="preserve">限流电阻取值（保证击穿且不超功耗）：</w:t>
       </w:r>
@@ -809,7 +902,7 @@
       </w:pPr>
       <w:r>
         <w:rPr>
-          <w:rFonts w:hint="eastAsia"/>
+          <w:rFonts w:hint="eastAsia" w:eastAsia="黑体"/>
         </w:rPr>
         <w:t xml:space="preserve">齐纳功率：</w:t>
       </w:r>
@@ -884,7 +977,7 @@
       </w:pPr>
       <w:r>
         <w:rPr>
-          <w:rFonts w:hint="eastAsia"/>
+          <w:rFonts w:hint="eastAsia" w:eastAsia="黑体"/>
         </w:rPr>
         <w:t xml:space="preserve">稳压率（动态电阻影响）：</w:t>
       </w:r>
@@ -993,7 +1086,7 @@
             </w:pPr>
             <w:r>
               <w:rPr>
-                <w:rFonts w:hint="eastAsia"/>
+                <w:rFonts w:hint="eastAsia" w:eastAsia="黑体"/>
               </w:rPr>
               <w:t xml:space="preserve">符号</w:t>
             </w:r>
@@ -1007,7 +1100,7 @@
             </w:pPr>
             <w:r>
               <w:rPr>
-                <w:rFonts w:hint="eastAsia"/>
+                <w:rFonts w:hint="eastAsia" w:eastAsia="黑体"/>
               </w:rPr>
               <w:t xml:space="preserve">含义</w:t>
             </w:r>
@@ -1021,7 +1114,7 @@
             </w:pPr>
             <w:r>
               <w:rPr>
-                <w:rFonts w:hint="eastAsia"/>
+                <w:rFonts w:hint="eastAsia" w:eastAsia="黑体"/>
               </w:rPr>
               <w:t xml:space="preserve">单位</w:t>
             </w:r>
@@ -1050,6 +1143,9 @@
               </m:sSub>
             </m:oMath>
             <w:r>
+              <w:rPr>
+                <w:rFonts w:eastAsia="黑体"/>
+              </w:rPr>
               <w:t xml:space="preserve">​</w:t>
             </w:r>
           </w:p>
@@ -1062,7 +1158,7 @@
             </w:pPr>
             <w:r>
               <w:rPr>
-                <w:rFonts w:hint="eastAsia"/>
+                <w:rFonts w:hint="eastAsia" w:eastAsia="黑体"/>
               </w:rPr>
               <w:t xml:space="preserve">齐纳（击穿）电压</w:t>
             </w:r>
@@ -1075,6 +1171,9 @@
               <w:pStyle w:val="Compact"/>
             </w:pPr>
             <w:r>
+              <w:rPr>
+                <w:rFonts w:eastAsia="黑体"/>
+              </w:rPr>
               <w:t xml:space="preserve">V</w:t>
             </w:r>
           </w:p>
@@ -1102,6 +1201,9 @@
               </m:sSub>
             </m:oMath>
             <w:r>
+              <w:rPr>
+                <w:rFonts w:eastAsia="黑体"/>
+              </w:rPr>
               <w:t xml:space="preserve">​</w:t>
             </w:r>
           </w:p>
@@ -1114,7 +1216,7 @@
             </w:pPr>
             <w:r>
               <w:rPr>
-                <w:rFonts w:hint="eastAsia"/>
+                <w:rFonts w:hint="eastAsia" w:eastAsia="黑体"/>
               </w:rPr>
               <w:t xml:space="preserve">齐纳电流</w:t>
             </w:r>
@@ -1127,6 +1229,9 @@
               <w:pStyle w:val="Compact"/>
             </w:pPr>
             <w:r>
+              <w:rPr>
+                <w:rFonts w:eastAsia="黑体"/>
+              </w:rPr>
               <w:t xml:space="preserve">A</w:t>
             </w:r>
           </w:p>
@@ -1154,6 +1259,9 @@
               </m:sSub>
             </m:oMath>
             <w:r>
+              <w:rPr>
+                <w:rFonts w:eastAsia="黑体"/>
+              </w:rPr>
               <w:t xml:space="preserve">​</w:t>
             </w:r>
           </w:p>
@@ -1166,7 +1274,7 @@
             </w:pPr>
             <w:r>
               <w:rPr>
-                <w:rFonts w:hint="eastAsia"/>
+                <w:rFonts w:hint="eastAsia" w:eastAsia="黑体"/>
               </w:rPr>
               <w:t xml:space="preserve">动态电阻</w:t>
             </w:r>
@@ -1179,6 +1287,9 @@
               <w:pStyle w:val="Compact"/>
             </w:pPr>
             <w:r>
+              <w:rPr>
+                <w:rFonts w:eastAsia="黑体"/>
+              </w:rPr>
               <w:t xml:space="preserve">Ω</w:t>
             </w:r>
           </w:p>
@@ -1197,6 +1308,9 @@
               </m:r>
             </m:oMath>
             <w:r>
+              <w:rPr>
+                <w:rFonts w:eastAsia="黑体"/>
+              </w:rPr>
               <w:t xml:space="preserve">​</w:t>
             </w:r>
           </w:p>
@@ -1209,7 +1323,7 @@
             </w:pPr>
             <w:r>
               <w:rPr>
-                <w:rFonts w:hint="eastAsia"/>
+                <w:rFonts w:hint="eastAsia" w:eastAsia="黑体"/>
               </w:rPr>
               <w:t xml:space="preserve">限流电阻</w:t>
             </w:r>
@@ -1222,6 +1336,9 @@
               <w:pStyle w:val="Compact"/>
             </w:pPr>
             <w:r>
+              <w:rPr>
+                <w:rFonts w:eastAsia="黑体"/>
+              </w:rPr>
               <w:t xml:space="preserve">Ω</w:t>
             </w:r>
           </w:p>
@@ -1249,6 +1366,9 @@
               </m:sSub>
             </m:oMath>
             <w:r>
+              <w:rPr>
+                <w:rFonts w:eastAsia="黑体"/>
+              </w:rPr>
               <w:t xml:space="preserve">​</w:t>
             </w:r>
           </w:p>
@@ -1261,7 +1381,7 @@
             </w:pPr>
             <w:r>
               <w:rPr>
-                <w:rFonts w:hint="eastAsia"/>
+                <w:rFonts w:hint="eastAsia" w:eastAsia="黑体"/>
               </w:rPr>
               <w:t xml:space="preserve">齐纳功率</w:t>
             </w:r>
@@ -1274,6 +1394,9 @@
               <w:pStyle w:val="Compact"/>
             </w:pPr>
             <w:r>
+              <w:rPr>
+                <w:rFonts w:eastAsia="黑体"/>
+              </w:rPr>
               <w:t xml:space="preserve">W</w:t>
             </w:r>
           </w:p>
@@ -1288,7 +1411,7 @@
       </w:pPr>
       <w:r>
         <w:rPr>
-          <w:rFonts w:hint="eastAsia"/>
+          <w:rFonts w:hint="eastAsia" w:eastAsia="黑体"/>
         </w:rPr>
         <w:t xml:space="preserve">元件调整影响</w:t>
       </w:r>
@@ -1303,7 +1426,7 @@
       </w:pPr>
       <w:r>
         <w:rPr>
-          <w:rFonts w:hint="eastAsia"/>
+          <w:rFonts w:hint="eastAsia" w:eastAsia="黑体"/>
           <w:b/>
           <w:bCs/>
         </w:rPr>
@@ -1311,20 +1434,27 @@
       </w:r>
       <w:r>
         <w:rPr>
+          <w:rFonts w:eastAsia="黑体"/>
           <w:b/>
           <w:bCs/>
         </w:rPr>
         <w:t xml:space="preserve"> R ↑</w:t>
       </w:r>
       <w:r>
+        <w:rPr>
+          <w:rFonts w:eastAsia="黑体"/>
+        </w:rPr>
         <w:t xml:space="preserve"> </w:t>
       </w:r>
       <w:r>
+        <w:rPr>
+          <w:rFonts w:eastAsia="黑体"/>
+        </w:rPr>
         <w:t xml:space="preserve">→ </w:t>
       </w:r>
       <w:r>
         <w:rPr>
-          <w:rFonts w:hint="eastAsia"/>
+          <w:rFonts w:hint="eastAsia" w:eastAsia="黑体"/>
         </w:rPr>
         <w:t xml:space="preserve">钳位时齐纳电流减小、功耗降低，但过高会退出击穿区失稳。</w:t>
       </w:r>
@@ -1339,6 +1469,7 @@
       </w:pPr>
       <w:r>
         <w:rPr>
+          <w:rFonts w:eastAsia="黑体"/>
           <w:b/>
           <w:bCs/>
         </w:rPr>
@@ -1346,21 +1477,27 @@
       </w:r>
       <w:r>
         <w:rPr>
-          <w:rFonts w:hint="eastAsia"/>
+          <w:rFonts w:hint="eastAsia" w:eastAsia="黑体"/>
           <w:b/>
           <w:bCs/>
         </w:rPr>
         <w:t xml:space="preserve">↑（接近工作电压）</w:t>
       </w:r>
       <w:r>
+        <w:rPr>
+          <w:rFonts w:eastAsia="黑体"/>
+        </w:rPr>
         <w:t xml:space="preserve"> </w:t>
       </w:r>
       <w:r>
+        <w:rPr>
+          <w:rFonts w:eastAsia="黑体"/>
+        </w:rPr>
         <w:t xml:space="preserve">→ </w:t>
       </w:r>
       <w:r>
         <w:rPr>
-          <w:rFonts w:hint="eastAsia"/>
+          <w:rFonts w:hint="eastAsia" w:eastAsia="黑体"/>
         </w:rPr>
         <w:t xml:space="preserve">钳位更精确但有漏电与温度漂移；偏低则可能误钳位。</w:t>
       </w:r>
@@ -1375,7 +1512,7 @@
       </w:pPr>
       <w:r>
         <w:rPr>
-          <w:rFonts w:hint="eastAsia"/>
+          <w:rFonts w:hint="eastAsia" w:eastAsia="黑体"/>
           <w:b/>
           <w:bCs/>
         </w:rPr>
@@ -1383,20 +1520,27 @@
       </w:r>
       <w:r>
         <w:rPr>
+          <w:rFonts w:eastAsia="黑体"/>
           <w:b/>
           <w:bCs/>
         </w:rPr>
         <w:t xml:space="preserve"> r_z ↑</w:t>
       </w:r>
       <w:r>
+        <w:rPr>
+          <w:rFonts w:eastAsia="黑体"/>
+        </w:rPr>
         <w:t xml:space="preserve"> </w:t>
       </w:r>
       <w:r>
+        <w:rPr>
+          <w:rFonts w:eastAsia="黑体"/>
+        </w:rPr>
         <w:t xml:space="preserve">→ </w:t>
       </w:r>
       <w:r>
         <w:rPr>
-          <w:rFonts w:hint="eastAsia"/>
+          <w:rFonts w:hint="eastAsia" w:eastAsia="黑体"/>
         </w:rPr>
         <w:t xml:space="preserve">负载/电流变化时钳位电压波动更大。</w:t>
       </w:r>
@@ -1411,21 +1555,27 @@
       </w:pPr>
       <w:r>
         <w:rPr>
-          <w:rFonts w:hint="eastAsia"/>
+          <w:rFonts w:hint="eastAsia" w:eastAsia="黑体"/>
           <w:b/>
           <w:bCs/>
         </w:rPr>
         <w:t xml:space="preserve">齐纳功率额定不足</w:t>
       </w:r>
       <w:r>
+        <w:rPr>
+          <w:rFonts w:eastAsia="黑体"/>
+        </w:rPr>
         <w:t xml:space="preserve"> </w:t>
       </w:r>
       <w:r>
+        <w:rPr>
+          <w:rFonts w:eastAsia="黑体"/>
+        </w:rPr>
         <w:t xml:space="preserve">→ </w:t>
       </w:r>
       <w:r>
         <w:rPr>
-          <w:rFonts w:hint="eastAsia"/>
+          <w:rFonts w:hint="eastAsia" w:eastAsia="黑体"/>
         </w:rPr>
         <w:t xml:space="preserve">大电流下过热损坏。</w:t>
       </w:r>
@@ -1438,7 +1588,7 @@
       </w:pPr>
       <w:r>
         <w:rPr>
-          <w:rFonts w:hint="eastAsia"/>
+          <w:rFonts w:hint="eastAsia" w:eastAsia="黑体"/>
         </w:rPr>
         <w:t xml:space="preserve">典型参数示例</w:t>
       </w:r>
@@ -1453,11 +1603,14 @@
       </w:pPr>
       <w:r>
         <w:rPr>
-          <w:rFonts w:hint="eastAsia"/>
+          <w:rFonts w:hint="eastAsia" w:eastAsia="黑体"/>
         </w:rPr>
         <w:t xml:space="preserve">取</w:t>
       </w:r>
       <w:r>
+        <w:rPr>
+          <w:rFonts w:eastAsia="黑体"/>
+        </w:rPr>
         <w:t xml:space="preserve"> </w:t>
       </w:r>
       <m:oMath>
@@ -1502,9 +1655,15 @@
         </m:r>
       </m:oMath>
       <w:r>
+        <w:rPr>
+          <w:rFonts w:eastAsia="黑体"/>
+        </w:rPr>
         <w:t xml:space="preserve"> </w:t>
       </w:r>
       <w:r>
+        <w:rPr>
+          <w:rFonts w:eastAsia="黑体"/>
+        </w:rPr>
         <w:t xml:space="preserve">V、</w:t>
       </w:r>
       <m:oMath>
@@ -1531,15 +1690,21 @@
         </m:r>
       </m:oMath>
       <w:r>
+        <w:rPr>
+          <w:rFonts w:eastAsia="黑体"/>
+        </w:rPr>
         <w:t xml:space="preserve"> </w:t>
       </w:r>
       <w:r>
         <w:rPr>
-          <w:rFonts w:hint="eastAsia"/>
+          <w:rFonts w:hint="eastAsia" w:eastAsia="黑体"/>
         </w:rPr>
         <w:t xml:space="preserve">V、选</w:t>
       </w:r>
       <w:r>
+        <w:rPr>
+          <w:rFonts w:eastAsia="黑体"/>
+        </w:rPr>
         <w:t xml:space="preserve"> </w:t>
       </w:r>
       <m:oMath>
@@ -1566,11 +1731,14 @@
         </m:r>
       </m:oMath>
       <w:r>
+        <w:rPr>
+          <w:rFonts w:eastAsia="黑体"/>
+        </w:rPr>
         <w:t xml:space="preserve"> </w:t>
       </w:r>
       <w:r>
         <w:rPr>
-          <w:rFonts w:hint="eastAsia"/>
+          <w:rFonts w:hint="eastAsia" w:eastAsia="黑体"/>
         </w:rPr>
         <w:t xml:space="preserve">mA：</w:t>
       </w:r>
@@ -1629,16 +1797,19 @@
       </m:oMath>
       <w:r>
         <w:rPr>
-          <w:rFonts w:hint="eastAsia"/>
+          <w:rFonts w:hint="eastAsia" w:eastAsia="黑体"/>
         </w:rPr>
         <w:t xml:space="preserve">（取</w:t>
       </w:r>
       <w:r>
+        <w:rPr>
+          <w:rFonts w:eastAsia="黑体"/>
+        </w:rPr>
         <w:t xml:space="preserve"> 680 Ω </w:t>
       </w:r>
       <w:r>
         <w:rPr>
-          <w:rFonts w:hint="eastAsia"/>
+          <w:rFonts w:hint="eastAsia" w:eastAsia="黑体"/>
         </w:rPr>
         <w:t xml:space="preserve">标准值）。</w:t>
       </w:r>
@@ -1653,11 +1824,14 @@
       </w:pPr>
       <w:r>
         <w:rPr>
-          <w:rFonts w:hint="eastAsia"/>
+          <w:rFonts w:hint="eastAsia" w:eastAsia="黑体"/>
         </w:rPr>
         <w:t xml:space="preserve">取</w:t>
       </w:r>
       <w:r>
+        <w:rPr>
+          <w:rFonts w:eastAsia="黑体"/>
+        </w:rPr>
         <w:t xml:space="preserve"> </w:t>
       </w:r>
       <m:oMath>
@@ -1684,9 +1858,15 @@
         </m:r>
       </m:oMath>
       <w:r>
+        <w:rPr>
+          <w:rFonts w:eastAsia="黑体"/>
+        </w:rPr>
         <w:t xml:space="preserve"> </w:t>
       </w:r>
       <w:r>
+        <w:rPr>
+          <w:rFonts w:eastAsia="黑体"/>
+        </w:rPr>
         <w:t xml:space="preserve">V、</w:t>
       </w:r>
       <m:oMath>
@@ -1713,11 +1893,14 @@
         </m:r>
       </m:oMath>
       <w:r>
+        <w:rPr>
+          <w:rFonts w:eastAsia="黑体"/>
+        </w:rPr>
         <w:t xml:space="preserve"> </w:t>
       </w:r>
       <w:r>
         <w:rPr>
-          <w:rFonts w:hint="eastAsia"/>
+          <w:rFonts w:hint="eastAsia" w:eastAsia="黑体"/>
         </w:rPr>
         <w:t xml:space="preserve">mA：</w:t>
       </w:r>
@@ -1763,9 +1946,15 @@
         </m:r>
       </m:oMath>
       <w:r>
+        <w:rPr>
+          <w:rFonts w:eastAsia="黑体"/>
+        </w:rPr>
         <w:t xml:space="preserve"> </w:t>
       </w:r>
       <w:r>
+        <w:rPr>
+          <w:rFonts w:eastAsia="黑体"/>
+        </w:rPr>
         <w:t xml:space="preserve">mW。</w:t>
       </w:r>
     </w:p>
@@ -1777,7 +1966,7 @@
       </w:pPr>
       <w:r>
         <w:rPr>
-          <w:rFonts w:hint="eastAsia"/>
+          <w:rFonts w:hint="eastAsia" w:eastAsia="黑体"/>
         </w:rPr>
         <w:t xml:space="preserve">常见器件型号</w:t>
       </w:r>
@@ -1792,34 +1981,43 @@
       </w:pPr>
       <w:r>
         <w:rPr>
-          <w:rFonts w:hint="eastAsia"/>
+          <w:rFonts w:hint="eastAsia" w:eastAsia="黑体"/>
         </w:rPr>
         <w:t xml:space="preserve">齐纳二极管：1N4733A（5.1</w:t>
       </w:r>
       <w:r>
+        <w:rPr>
+          <w:rFonts w:eastAsia="黑体"/>
+        </w:rPr>
         <w:t xml:space="preserve"> </w:t>
       </w:r>
       <w:r>
         <w:rPr>
-          <w:rFonts w:hint="eastAsia"/>
+          <w:rFonts w:hint="eastAsia" w:eastAsia="黑体"/>
         </w:rPr>
         <w:t xml:space="preserve">V）、1N4148（开关）、BZX84</w:t>
       </w:r>
       <w:r>
+        <w:rPr>
+          <w:rFonts w:eastAsia="黑体"/>
+        </w:rPr>
         <w:t xml:space="preserve"> </w:t>
       </w:r>
       <w:r>
         <w:rPr>
-          <w:rFonts w:hint="eastAsia"/>
+          <w:rFonts w:hint="eastAsia" w:eastAsia="黑体"/>
         </w:rPr>
         <w:t xml:space="preserve">系列、MMSZ</w:t>
       </w:r>
       <w:r>
+        <w:rPr>
+          <w:rFonts w:eastAsia="黑体"/>
+        </w:rPr>
         <w:t xml:space="preserve"> </w:t>
       </w:r>
       <w:r>
         <w:rPr>
-          <w:rFonts w:hint="eastAsia"/>
+          <w:rFonts w:hint="eastAsia" w:eastAsia="黑体"/>
         </w:rPr>
         <w:t xml:space="preserve">系列。</w:t>
       </w:r>
@@ -1832,7 +2030,7 @@
       </w:pPr>
       <w:r>
         <w:rPr>
-          <w:rFonts w:hint="eastAsia"/>
+          <w:rFonts w:hint="eastAsia" w:eastAsia="黑体"/>
         </w:rPr>
         <w:t xml:space="preserve">注意事项</w:t>
       </w:r>
@@ -1847,7 +2045,7 @@
       </w:pPr>
       <w:r>
         <w:rPr>
-          <w:rFonts w:hint="eastAsia"/>
+          <w:rFonts w:hint="eastAsia" w:eastAsia="黑体"/>
         </w:rPr>
         <w:t xml:space="preserve">齐纳二极管功耗受限，只能用于小能量/信号级钳位，不宜直接扛大浪涌。</w:t>
       </w:r>
@@ -1862,7 +2060,7 @@
       </w:pPr>
       <w:r>
         <w:rPr>
-          <w:rFonts w:hint="eastAsia"/>
+          <w:rFonts w:hint="eastAsia" w:eastAsia="黑体"/>
         </w:rPr>
         <w:t xml:space="preserve">齐纳电压随温度与电流变化，精密钳位需选低动态电阻/温度补偿型。</w:t>
       </w:r>
@@ -1877,7 +2075,7 @@
       </w:pPr>
       <w:r>
         <w:rPr>
-          <w:rFonts w:hint="eastAsia"/>
+          <w:rFonts w:hint="eastAsia" w:eastAsia="黑体"/>
         </w:rPr>
         <w:t xml:space="preserve">限流电阻必须保证在最高输入电压下齐纳不漏出击穿区。</w:t>
       </w:r>
@@ -1892,34 +2090,43 @@
       </w:pPr>
       <w:r>
         <w:rPr>
-          <w:rFonts w:hint="eastAsia"/>
+          <w:rFonts w:hint="eastAsia" w:eastAsia="黑体"/>
         </w:rPr>
         <w:t xml:space="preserve">与</w:t>
       </w:r>
       <w:r>
+        <w:rPr>
+          <w:rFonts w:eastAsia="黑体"/>
+        </w:rPr>
         <w:t xml:space="preserve"> TVS </w:t>
       </w:r>
       <w:r>
         <w:rPr>
-          <w:rFonts w:hint="eastAsia"/>
+          <w:rFonts w:hint="eastAsia" w:eastAsia="黑体"/>
         </w:rPr>
         <w:t xml:space="preserve">相比动作慢、功率小，适合慢速过压与基准钳位，ESD</w:t>
       </w:r>
       <w:r>
+        <w:rPr>
+          <w:rFonts w:eastAsia="黑体"/>
+        </w:rPr>
         <w:t xml:space="preserve"> </w:t>
       </w:r>
       <w:r>
         <w:rPr>
-          <w:rFonts w:hint="eastAsia"/>
+          <w:rFonts w:hint="eastAsia" w:eastAsia="黑体"/>
         </w:rPr>
         <w:t xml:space="preserve">用</w:t>
       </w:r>
       <w:r>
+        <w:rPr>
+          <w:rFonts w:eastAsia="黑体"/>
+        </w:rPr>
         <w:t xml:space="preserve"> TVS </w:t>
       </w:r>
       <w:r>
         <w:rPr>
-          <w:rFonts w:hint="eastAsia"/>
+          <w:rFonts w:hint="eastAsia" w:eastAsia="黑体"/>
         </w:rPr>
         <w:t xml:space="preserve">更合适。</w:t>
       </w:r>
@@ -1932,7 +2139,7 @@
       </w:pPr>
       <w:r>
         <w:rPr>
-          <w:rFonts w:hint="eastAsia"/>
+          <w:rFonts w:hint="eastAsia" w:eastAsia="黑体"/>
         </w:rPr>
         <w:t xml:space="preserve">参考资料</w:t>
       </w:r>
@@ -1946,6 +2153,9 @@
         </w:numPr>
       </w:pPr>
       <w:r>
+        <w:rPr>
+          <w:rFonts w:eastAsia="黑体"/>
+        </w:rPr>
         <w:t xml:space="preserve">Wikipedia: Zener diode。</w:t>
       </w:r>
     </w:p>
@@ -1959,7 +2169,7 @@
       </w:pPr>
       <w:r>
         <w:rPr>
-          <w:rFonts w:hint="eastAsia"/>
+          <w:rFonts w:hint="eastAsia" w:eastAsia="黑体"/>
         </w:rPr>
         <w:t xml:space="preserve">《模拟电子技术基础》（稳压管章节）。</w:t>
       </w:r>
@@ -1973,11 +2183,14 @@
         </w:numPr>
       </w:pPr>
       <w:r>
+        <w:rPr>
+          <w:rFonts w:eastAsia="黑体"/>
+        </w:rPr>
         <w:t xml:space="preserve">Vishay </w:t>
       </w:r>
       <w:r>
         <w:rPr>
-          <w:rFonts w:hint="eastAsia"/>
+          <w:rFonts w:hint="eastAsia" w:eastAsia="黑体"/>
         </w:rPr>
         <w:t xml:space="preserve">齐纳二极管数据手册。</w:t>
       </w:r>
@@ -1991,11 +2204,11 @@
       </w:pPr>
       <w:r>
         <w:rPr>
-          <w:rFonts w:ascii="Times New Roman" w:hAnsi="Times New Roman"/>
+          <w:rFonts w:ascii="Times New Roman" w:hAnsi="Times New Roman" w:eastAsia="黑体"/>
           <w:color w:val="555555"/>
           <w:sz w:val="21"/>
         </w:rPr>
-        <w:t>材料收集者：杜文杰</w:t>
+        <w:t>材料收集者：杜文杰，WX手机：19519196569，QQ:3478827729</w:t>
       </w:r>
     </w:p>
     <w:sectPr>
@@ -2015,7 +2228,7 @@
 </file>
 
 <file path=word/footer1.xml><?xml version="1.0" encoding="utf-8"?>
-<w:ftr xmlns:m="http://schemas.openxmlformats.org/officeDocument/2006/math" xmlns:mc="http://schemas.openxmlformats.org/markup-compatibility/2006" xmlns:mo="http://schemas.microsoft.com/office/mac/office/2008/main" xmlns:mv="urn:schemas-microsoft-com:mac:vml" xmlns:o="urn:schemas-microsoft-com:office:office" xmlns:r="http://schemas.openxmlformats.org/officeDocument/2006/relationships" xmlns:v="urn:schemas-microsoft-com:vml" xmlns:w10="urn:schemas-microsoft-com:office:word" xmlns:w14="http://schemas.microsoft.com/office/word/2010/wordml" xmlns:w="http://schemas.openxmlformats.org/wordprocessingml/2006/main" xmlns:wne="http://schemas.microsoft.com/office/word/2006/wordml" xmlns:wp14="http://schemas.microsoft.com/office/word/2010/wordprocessingDrawing" xmlns:wp="http://schemas.openxmlformats.org/drawingml/2006/wordprocessingDrawing" xmlns:wpc="http://schemas.microsoft.com/office/word/2010/wordprocessingCanvas" xmlns:wpg="http://schemas.microsoft.com/office/word/2010/wordprocessingGroup" xmlns:wpi="http://schemas.microsoft.com/office/word/2010/wordprocessingInk" xmlns:wps="http://schemas.microsoft.com/office/word/2010/wordprocessingShape" mc:Ignorable="w14 wp14">
+<w:ftr xmlns:mc="http://schemas.openxmlformats.org/markup-compatibility/2006" xmlns:w="http://schemas.openxmlformats.org/wordprocessingml/2006/main" xmlns:m="http://schemas.openxmlformats.org/officeDocument/2006/math" xmlns:mo="http://schemas.microsoft.com/office/mac/office/2008/main" xmlns:mv="urn:schemas-microsoft-com:mac:vml" xmlns:o="urn:schemas-microsoft-com:office:office" xmlns:r="http://schemas.openxmlformats.org/officeDocument/2006/relationships" xmlns:v="urn:schemas-microsoft-com:vml" xmlns:w10="urn:schemas-microsoft-com:office:word" xmlns:w14="http://schemas.microsoft.com/office/word/2010/wordml" xmlns:wne="http://schemas.microsoft.com/office/word/2006/wordml" xmlns:wp14="http://schemas.microsoft.com/office/word/2010/wordprocessingDrawing" xmlns:wp="http://schemas.openxmlformats.org/drawingml/2006/wordprocessingDrawing" xmlns:wpc="http://schemas.microsoft.com/office/word/2010/wordprocessingCanvas" xmlns:wpg="http://schemas.microsoft.com/office/word/2010/wordprocessingGroup" xmlns:wpi="http://schemas.microsoft.com/office/word/2010/wordprocessingInk" xmlns:wps="http://schemas.microsoft.com/office/word/2010/wordprocessingShape" mc:Ignorable="w14 wp14">
   <w:p>
     <w:pPr>
       <w:pStyle w:val="Footer"/>
@@ -2023,12 +2236,14 @@
     </w:pPr>
     <w:r>
       <w:rPr>
+        <w:rFonts w:eastAsia="黑体"/>
         <w:sz w:val="18"/>
       </w:rPr>
       <w:t xml:space="preserve">第 </w:t>
     </w:r>
     <w:r>
       <w:rPr>
+        <w:rFonts w:eastAsia="黑体"/>
         <w:sz w:val="18"/>
       </w:rPr>
       <w:fldChar w:fldCharType="begin"/>
@@ -2037,6 +2252,7 @@
     </w:r>
     <w:r>
       <w:rPr>
+        <w:rFonts w:eastAsia="黑体"/>
         <w:sz w:val="18"/>
       </w:rPr>
       <w:t xml:space="preserve"> 页</w:t>
@@ -2050,6 +2266,9 @@
   <w:footnote w:type="continuationSeparator" w:id="0">
     <w:p>
       <w:r>
+        <w:rPr>
+          <w:rFonts w:eastAsia="黑体"/>
+        </w:rPr>
         <w:continuationSeparator/>
       </w:r>
     </w:p>
@@ -2057,6 +2276,9 @@
   <w:footnote w:type="separator" w:id="-1">
     <w:p>
       <w:r>
+        <w:rPr>
+          <w:rFonts w:eastAsia="黑体"/>
+        </w:rPr>
         <w:separator/>
       </w:r>
     </w:p>
@@ -2065,7 +2287,7 @@
 </file>
 
 <file path=word/header1.xml><?xml version="1.0" encoding="utf-8"?>
-<w:hdr xmlns:m="http://schemas.openxmlformats.org/officeDocument/2006/math" xmlns:mc="http://schemas.openxmlformats.org/markup-compatibility/2006" xmlns:mo="http://schemas.microsoft.com/office/mac/office/2008/main" xmlns:mv="urn:schemas-microsoft-com:mac:vml" xmlns:o="urn:schemas-microsoft-com:office:office" xmlns:r="http://schemas.openxmlformats.org/officeDocument/2006/relationships" xmlns:v="urn:schemas-microsoft-com:vml" xmlns:w10="urn:schemas-microsoft-com:office:word" xmlns:w14="http://schemas.microsoft.com/office/word/2010/wordml" xmlns:w="http://schemas.openxmlformats.org/wordprocessingml/2006/main" xmlns:wne="http://schemas.microsoft.com/office/word/2006/wordml" xmlns:wp14="http://schemas.microsoft.com/office/word/2010/wordprocessingDrawing" xmlns:wp="http://schemas.openxmlformats.org/drawingml/2006/wordprocessingDrawing" xmlns:wpc="http://schemas.microsoft.com/office/word/2010/wordprocessingCanvas" xmlns:wpg="http://schemas.microsoft.com/office/word/2010/wordprocessingGroup" xmlns:wpi="http://schemas.microsoft.com/office/word/2010/wordprocessingInk" xmlns:wps="http://schemas.microsoft.com/office/word/2010/wordprocessingShape" mc:Ignorable="w14 wp14">
+<w:hdr xmlns:mc="http://schemas.openxmlformats.org/markup-compatibility/2006" xmlns:w="http://schemas.openxmlformats.org/wordprocessingml/2006/main" xmlns:m="http://schemas.openxmlformats.org/officeDocument/2006/math" xmlns:mo="http://schemas.microsoft.com/office/mac/office/2008/main" xmlns:mv="urn:schemas-microsoft-com:mac:vml" xmlns:o="urn:schemas-microsoft-com:office:office" xmlns:r="http://schemas.openxmlformats.org/officeDocument/2006/relationships" xmlns:v="urn:schemas-microsoft-com:vml" xmlns:w10="urn:schemas-microsoft-com:office:word" xmlns:w14="http://schemas.microsoft.com/office/word/2010/wordml" xmlns:wne="http://schemas.microsoft.com/office/word/2006/wordml" xmlns:wp14="http://schemas.microsoft.com/office/word/2010/wordprocessingDrawing" xmlns:wp="http://schemas.openxmlformats.org/drawingml/2006/wordprocessingDrawing" xmlns:wpc="http://schemas.microsoft.com/office/word/2010/wordprocessingCanvas" xmlns:wpg="http://schemas.microsoft.com/office/word/2010/wordprocessingGroup" xmlns:wpi="http://schemas.microsoft.com/office/word/2010/wordprocessingInk" xmlns:wps="http://schemas.microsoft.com/office/word/2010/wordprocessingShape" mc:Ignorable="w14 wp14">
   <w:p>
     <w:pPr>
       <w:pStyle w:val="Header"/>
@@ -2073,7 +2295,7 @@
     </w:pPr>
     <w:r>
       <w:rPr>
-        <w:rFonts w:ascii="Times New Roman" w:hAnsi="Times New Roman"/>
+        <w:rFonts w:ascii="Times New Roman" w:hAnsi="Times New Roman" w:eastAsia="黑体"/>
         <w:sz w:val="18"/>
         <w:rFonts w:eastAsia="黑体"/>
         <w:rFonts w:eastAsia="黑体"/>
@@ -2085,7 +2307,7 @@
 </file>
 
 <file path=word/numbering.xml><?xml version="1.0" encoding="utf-8"?>
-<w:numbering xmlns:m="http://schemas.openxmlformats.org/officeDocument/2006/math" xmlns:mc="http://schemas.openxmlformats.org/markup-compatibility/2006" xmlns:mo="http://schemas.microsoft.com/office/mac/office/2008/main" xmlns:mv="urn:schemas-microsoft-com:mac:vml" xmlns:o="urn:schemas-microsoft-com:office:office" xmlns:r="http://schemas.openxmlformats.org/officeDocument/2006/relationships" xmlns:v="urn:schemas-microsoft-com:vml" xmlns:w="http://schemas.openxmlformats.org/wordprocessingml/2006/main" xmlns:w10="urn:schemas-microsoft-com:office:word" xmlns:w14="http://schemas.microsoft.com/office/word/2010/wordml" xmlns:wne="http://schemas.microsoft.com/office/word/2006/wordml" xmlns:wp="http://schemas.openxmlformats.org/drawingml/2006/wordprocessingDrawing" xmlns:wp14="http://schemas.microsoft.com/office/word/2010/wordprocessingDrawing" xmlns:wpc="http://schemas.microsoft.com/office/word/2010/wordprocessingCanvas" xmlns:wpg="http://schemas.microsoft.com/office/word/2010/wordprocessingGroup" xmlns:wpi="http://schemas.microsoft.com/office/word/2010/wordprocessingInk" xmlns:wps="http://schemas.microsoft.com/office/word/2010/wordprocessingShape" mc:Ignorable="w14 wp14">
+<w:numbering xmlns:mc="http://schemas.openxmlformats.org/markup-compatibility/2006" xmlns:w="http://schemas.openxmlformats.org/wordprocessingml/2006/main" xmlns:m="http://schemas.openxmlformats.org/officeDocument/2006/math" xmlns:mo="http://schemas.microsoft.com/office/mac/office/2008/main" xmlns:mv="urn:schemas-microsoft-com:mac:vml" xmlns:o="urn:schemas-microsoft-com:office:office" xmlns:r="http://schemas.openxmlformats.org/officeDocument/2006/relationships" xmlns:v="urn:schemas-microsoft-com:vml" xmlns:w10="urn:schemas-microsoft-com:office:word" xmlns:w14="http://schemas.microsoft.com/office/word/2010/wordml" xmlns:wne="http://schemas.microsoft.com/office/word/2006/wordml" xmlns:wp="http://schemas.openxmlformats.org/drawingml/2006/wordprocessingDrawing" xmlns:wp14="http://schemas.microsoft.com/office/word/2010/wordprocessingDrawing" xmlns:wpc="http://schemas.microsoft.com/office/word/2010/wordprocessingCanvas" xmlns:wpg="http://schemas.microsoft.com/office/word/2010/wordprocessingGroup" xmlns:wpi="http://schemas.microsoft.com/office/word/2010/wordprocessingInk" xmlns:wps="http://schemas.microsoft.com/office/word/2010/wordprocessingShape" mc:Ignorable="w14 wp14">
   <w:abstractNum w:abstractNumId="0">
     <w:nsid w:val="FFFFFF7C"/>
     <w:multiLevelType w:val="singleLevel"/>
@@ -2172,7 +2394,7 @@
         <w:ind w:hanging="360" w:left="1440"/>
       </w:pPr>
       <w:rPr>
-        <w:rFonts w:ascii="Symbol" w:hAnsi="Symbol" w:hint="default"/>
+        <w:rFonts w:ascii="Symbol" w:hAnsi="Symbol" w:hint="default" w:eastAsia="黑体"/>
       </w:rPr>
     </w:lvl>
   </w:abstractNum>
@@ -2193,7 +2415,7 @@
         <w:ind w:hanging="360" w:left="1080"/>
       </w:pPr>
       <w:rPr>
-        <w:rFonts w:ascii="Symbol" w:hAnsi="Symbol" w:hint="default"/>
+        <w:rFonts w:ascii="Symbol" w:hAnsi="Symbol" w:hint="default" w:eastAsia="黑体"/>
       </w:rPr>
     </w:lvl>
   </w:abstractNum>
@@ -2214,7 +2436,7 @@
         <w:ind w:hanging="360" w:left="720"/>
       </w:pPr>
       <w:rPr>
-        <w:rFonts w:ascii="Symbol" w:hAnsi="Symbol" w:hint="default"/>
+        <w:rFonts w:ascii="Symbol" w:hAnsi="Symbol" w:hint="default" w:eastAsia="黑体"/>
       </w:rPr>
     </w:lvl>
   </w:abstractNum>
@@ -2253,7 +2475,7 @@
         <w:ind w:hanging="360" w:left="360"/>
       </w:pPr>
       <w:rPr>
-        <w:rFonts w:ascii="Symbol" w:hAnsi="Symbol" w:hint="default"/>
+        <w:rFonts w:ascii="Symbol" w:hAnsi="Symbol" w:hint="default" w:eastAsia="黑体"/>
       </w:rPr>
     </w:lvl>
   </w:abstractNum>
@@ -2344,7 +2566,7 @@
         <w:ind w:left="720" w:hanging="360"/>
       </w:pPr>
       <w:rPr>
-        <w:rFonts w:ascii="Symbol" w:hAnsi="Symbol" w:cs="Symbol" w:hint="default"/>
+        <w:rFonts w:ascii="Symbol" w:hAnsi="Symbol" w:cs="Symbol" w:hint="default" w:eastAsia="黑体"/>
       </w:rPr>
     </w:lvl>
     <w:lvl w:ilvl="1">
@@ -2355,7 +2577,7 @@
         <w:ind w:left="1440" w:hanging="360"/>
       </w:pPr>
       <w:rPr>
-        <w:rFonts w:ascii="Courier New" w:hAnsi="Courier New" w:cs="Courier New" w:hint="default"/>
+        <w:rFonts w:ascii="Courier New" w:hAnsi="Courier New" w:cs="Courier New" w:hint="default" w:eastAsia="黑体"/>
       </w:rPr>
     </w:lvl>
     <w:lvl w:ilvl="2">
@@ -2366,7 +2588,7 @@
         <w:ind w:left="2160" w:hanging="360"/>
       </w:pPr>
       <w:rPr>
-        <w:rFonts w:ascii="Wingdings" w:hAnsi="Wingdings" w:cs="Wingdings" w:hint="default"/>
+        <w:rFonts w:ascii="Wingdings" w:hAnsi="Wingdings" w:cs="Wingdings" w:hint="default" w:eastAsia="黑体"/>
       </w:rPr>
     </w:lvl>
     <w:lvl w:ilvl="3">
@@ -2377,7 +2599,7 @@
         <w:ind w:left="2880" w:hanging="360"/>
       </w:pPr>
       <w:rPr>
-        <w:rFonts w:ascii="Symbol" w:hAnsi="Symbol" w:cs="Symbol" w:hint="default"/>
+        <w:rFonts w:ascii="Symbol" w:hAnsi="Symbol" w:cs="Symbol" w:hint="default" w:eastAsia="黑体"/>
       </w:rPr>
     </w:lvl>
     <w:lvl w:ilvl="4">
@@ -2388,7 +2610,7 @@
         <w:ind w:left="3600" w:hanging="360"/>
       </w:pPr>
       <w:rPr>
-        <w:rFonts w:ascii="Courier New" w:hAnsi="Courier New" w:cs="Courier New" w:hint="default"/>
+        <w:rFonts w:ascii="Courier New" w:hAnsi="Courier New" w:cs="Courier New" w:hint="default" w:eastAsia="黑体"/>
       </w:rPr>
     </w:lvl>
     <w:lvl w:ilvl="5">
@@ -2399,7 +2621,7 @@
         <w:ind w:left="4320" w:hanging="360"/>
       </w:pPr>
       <w:rPr>
-        <w:rFonts w:ascii="Wingdings" w:hAnsi="Wingdings" w:cs="Wingdings" w:hint="default"/>
+        <w:rFonts w:ascii="Wingdings" w:hAnsi="Wingdings" w:cs="Wingdings" w:hint="default" w:eastAsia="黑体"/>
       </w:rPr>
     </w:lvl>
     <w:lvl w:ilvl="6">
@@ -2410,7 +2632,7 @@
         <w:ind w:left="5040" w:hanging="360"/>
       </w:pPr>
       <w:rPr>
-        <w:rFonts w:ascii="Symbol" w:hAnsi="Symbol" w:cs="Symbol" w:hint="default"/>
+        <w:rFonts w:ascii="Symbol" w:hAnsi="Symbol" w:cs="Symbol" w:hint="default" w:eastAsia="黑体"/>
       </w:rPr>
     </w:lvl>
     <w:lvl w:ilvl="7">
@@ -2421,7 +2643,7 @@
         <w:ind w:left="5760" w:hanging="360"/>
       </w:pPr>
       <w:rPr>
-        <w:rFonts w:ascii="Courier New" w:hAnsi="Courier New" w:cs="Courier New" w:hint="default"/>
+        <w:rFonts w:ascii="Courier New" w:hAnsi="Courier New" w:cs="Courier New" w:hint="default" w:eastAsia="黑体"/>
       </w:rPr>
     </w:lvl>
     <w:lvl w:ilvl="8">
@@ -2432,7 +2654,7 @@
         <w:ind w:left="6480" w:hanging="360"/>
       </w:pPr>
       <w:rPr>
-        <w:rFonts w:ascii="Wingdings" w:hAnsi="Wingdings" w:cs="Wingdings" w:hint="default"/>
+        <w:rFonts w:ascii="Wingdings" w:hAnsi="Wingdings" w:cs="Wingdings" w:hint="default" w:eastAsia="黑体"/>
       </w:rPr>
     </w:lvl>
   </w:abstractNum>
@@ -2488,11 +2710,11 @@
 </file>
 
 <file path=word/styles.xml><?xml version="1.0" encoding="utf-8"?>
-<w:styles xmlns:mc="http://schemas.openxmlformats.org/markup-compatibility/2006" xmlns:r="http://schemas.openxmlformats.org/officeDocument/2006/relationships" xmlns:w="http://schemas.openxmlformats.org/wordprocessingml/2006/main" xmlns:w14="http://schemas.microsoft.com/office/word/2010/wordml" mc:Ignorable="w14">
+<w:styles xmlns:mc="http://schemas.openxmlformats.org/markup-compatibility/2006" xmlns:w="http://schemas.openxmlformats.org/wordprocessingml/2006/main" xmlns:r="http://schemas.openxmlformats.org/officeDocument/2006/relationships" xmlns:w14="http://schemas.microsoft.com/office/word/2010/wordml" mc:Ignorable="w14">
   <w:docDefaults>
     <w:rPrDefault>
       <w:rPr>
-        <w:rFonts w:asciiTheme="minorHAnsi" w:cstheme="minorBidi" w:eastAsiaTheme="minorEastAsia" w:hAnsiTheme="minorHAnsi"/>
+        <w:rFonts w:asciiTheme="minorHAnsi" w:cstheme="minorBidi" w:hAnsiTheme="minorHAnsi" w:eastAsia="黑体"/>
         <w:sz w:val="22"/>
         <w:szCs w:val="22"/>
         <w:lang w:bidi="ar-SA" w:eastAsia="en-US" w:val="en-US"/>
@@ -2714,7 +2936,7 @@
       <w:outlineLvl w:val="0"/>
     </w:pPr>
     <w:rPr>
-      <w:rFonts w:ascii="Times New Roman" w:asciiTheme="majorHAnsi" w:cstheme="majorBidi" w:eastAsia="黑体" w:eastAsiaTheme="majorEastAsia" w:hAnsi="Times New Roman" w:hAnsiTheme="majorHAnsi"/>
+      <w:rFonts w:ascii="Times New Roman" w:asciiTheme="majorHAnsi" w:cstheme="majorBidi" w:eastAsia="黑体" w:hAnsi="Times New Roman" w:hAnsiTheme="majorHAnsi"/>
       <w:b/>
       <w:bCs/>
       <w:color w:val="1F3864"/>
@@ -2738,7 +2960,7 @@
       <w:outlineLvl w:val="1"/>
     </w:pPr>
     <w:rPr>
-      <w:rFonts w:ascii="Times New Roman" w:asciiTheme="majorHAnsi" w:cstheme="majorBidi" w:eastAsia="黑体" w:eastAsiaTheme="majorEastAsia" w:hAnsi="Times New Roman" w:hAnsiTheme="majorHAnsi"/>
+      <w:rFonts w:ascii="Times New Roman" w:asciiTheme="majorHAnsi" w:cstheme="majorBidi" w:eastAsia="黑体" w:hAnsi="Times New Roman" w:hAnsiTheme="majorHAnsi"/>
       <w:b/>
       <w:bCs/>
       <w:color w:val="2E4E7E"/>
@@ -2762,7 +2984,7 @@
       <w:outlineLvl w:val="2"/>
     </w:pPr>
     <w:rPr>
-      <w:rFonts w:ascii="Times New Roman" w:asciiTheme="majorHAnsi" w:cstheme="majorBidi" w:eastAsia="黑体" w:eastAsiaTheme="majorEastAsia" w:hAnsi="Times New Roman" w:hAnsiTheme="majorHAnsi"/>
+      <w:rFonts w:ascii="Times New Roman" w:asciiTheme="majorHAnsi" w:cstheme="majorBidi" w:eastAsia="黑体" w:hAnsi="Times New Roman" w:hAnsiTheme="majorHAnsi"/>
       <w:b/>
       <w:bCs/>
       <w:color w:val="2E4E7E"/>
@@ -2786,7 +3008,7 @@
       <w:outlineLvl w:val="3"/>
     </w:pPr>
     <w:rPr>
-      <w:rFonts w:ascii="Times New Roman" w:asciiTheme="majorHAnsi" w:cstheme="majorBidi" w:eastAsia="黑体" w:eastAsiaTheme="majorEastAsia" w:hAnsi="Times New Roman" w:hAnsiTheme="majorHAnsi"/>
+      <w:rFonts w:ascii="Times New Roman" w:asciiTheme="majorHAnsi" w:cstheme="majorBidi" w:eastAsia="黑体" w:hAnsi="Times New Roman" w:hAnsiTheme="majorHAnsi"/>
       <w:b/>
       <w:bCs/>
       <w:i/>
@@ -2812,7 +3034,7 @@
       <w:outlineLvl w:val="4"/>
     </w:pPr>
     <w:rPr>
-      <w:rFonts w:ascii="Times New Roman" w:asciiTheme="majorHAnsi" w:cstheme="majorBidi" w:eastAsia="黑体" w:eastAsiaTheme="majorEastAsia" w:hAnsi="Times New Roman" w:hAnsiTheme="majorHAnsi"/>
+      <w:rFonts w:ascii="Times New Roman" w:asciiTheme="majorHAnsi" w:cstheme="majorBidi" w:eastAsia="黑体" w:hAnsi="Times New Roman" w:hAnsiTheme="majorHAnsi"/>
       <w:b/>
       <w:color w:val="333333"/>
       <w:sz w:val="22"/>
@@ -2835,7 +3057,7 @@
       <w:outlineLvl w:val="5"/>
     </w:pPr>
     <w:rPr>
-      <w:rFonts w:asciiTheme="majorHAnsi" w:cstheme="majorBidi" w:eastAsiaTheme="majorEastAsia" w:hAnsiTheme="majorHAnsi"/>
+      <w:rFonts w:asciiTheme="majorHAnsi" w:cstheme="majorBidi" w:hAnsiTheme="majorHAnsi" w:eastAsia="黑体"/>
       <w:i/>
       <w:iCs/>
       <w:color w:themeColor="accent1" w:themeShade="7F" w:val="243F60"/>
@@ -2858,7 +3080,7 @@
       <w:outlineLvl w:val="6"/>
     </w:pPr>
     <w:rPr>
-      <w:rFonts w:asciiTheme="majorHAnsi" w:cstheme="majorBidi" w:eastAsiaTheme="majorEastAsia" w:hAnsiTheme="majorHAnsi"/>
+      <w:rFonts w:asciiTheme="majorHAnsi" w:cstheme="majorBidi" w:hAnsiTheme="majorHAnsi" w:eastAsia="黑体"/>
       <w:i/>
       <w:iCs/>
       <w:color w:themeColor="text1" w:themeTint="BF" w:val="404040"/>
@@ -2881,7 +3103,7 @@
       <w:outlineLvl w:val="7"/>
     </w:pPr>
     <w:rPr>
-      <w:rFonts w:asciiTheme="majorHAnsi" w:cstheme="majorBidi" w:eastAsiaTheme="majorEastAsia" w:hAnsiTheme="majorHAnsi"/>
+      <w:rFonts w:asciiTheme="majorHAnsi" w:cstheme="majorBidi" w:hAnsiTheme="majorHAnsi" w:eastAsia="黑体"/>
       <w:color w:themeColor="accent1" w:val="4F81BD"/>
       <w:sz w:val="20"/>
       <w:szCs w:val="20"/>
@@ -2904,7 +3126,7 @@
       <w:outlineLvl w:val="8"/>
     </w:pPr>
     <w:rPr>
-      <w:rFonts w:asciiTheme="majorHAnsi" w:cstheme="majorBidi" w:eastAsiaTheme="majorEastAsia" w:hAnsiTheme="majorHAnsi"/>
+      <w:rFonts w:asciiTheme="majorHAnsi" w:cstheme="majorBidi" w:hAnsiTheme="majorHAnsi" w:eastAsia="黑体"/>
       <w:i/>
       <w:iCs/>
       <w:color w:themeColor="text1" w:themeTint="BF" w:val="404040"/>
@@ -2955,7 +3177,7 @@
     <w:uiPriority w:val="9"/>
     <w:rsid w:val="00FC693F"/>
     <w:rPr>
-      <w:rFonts w:asciiTheme="majorHAnsi" w:cstheme="majorBidi" w:eastAsiaTheme="majorEastAsia" w:hAnsiTheme="majorHAnsi"/>
+      <w:rFonts w:asciiTheme="majorHAnsi" w:cstheme="majorBidi" w:hAnsiTheme="majorHAnsi" w:eastAsia="黑体"/>
       <w:b/>
       <w:bCs/>
       <w:color w:themeColor="accent1" w:themeShade="BF" w:val="365F91"/>
@@ -2970,7 +3192,7 @@
     <w:uiPriority w:val="9"/>
     <w:rsid w:val="00FC693F"/>
     <w:rPr>
-      <w:rFonts w:asciiTheme="majorHAnsi" w:cstheme="majorBidi" w:eastAsiaTheme="majorEastAsia" w:hAnsiTheme="majorHAnsi"/>
+      <w:rFonts w:asciiTheme="majorHAnsi" w:cstheme="majorBidi" w:hAnsiTheme="majorHAnsi" w:eastAsia="黑体"/>
       <w:b/>
       <w:bCs/>
       <w:color w:themeColor="accent1" w:val="4F81BD"/>
@@ -2985,7 +3207,7 @@
     <w:uiPriority w:val="9"/>
     <w:rsid w:val="00FC693F"/>
     <w:rPr>
-      <w:rFonts w:asciiTheme="majorHAnsi" w:cstheme="majorBidi" w:eastAsiaTheme="majorEastAsia" w:hAnsiTheme="majorHAnsi"/>
+      <w:rFonts w:asciiTheme="majorHAnsi" w:cstheme="majorBidi" w:hAnsiTheme="majorHAnsi" w:eastAsia="黑体"/>
       <w:b/>
       <w:bCs/>
       <w:color w:themeColor="accent1" w:val="4F81BD"/>
@@ -3008,7 +3230,7 @@
       <w:contextualSpacing/>
     </w:pPr>
     <w:rPr>
-      <w:rFonts w:ascii="Times New Roman" w:asciiTheme="majorHAnsi" w:cstheme="majorBidi" w:eastAsia="黑体" w:eastAsiaTheme="majorEastAsia" w:hAnsi="Times New Roman" w:hAnsiTheme="majorHAnsi"/>
+      <w:rFonts w:ascii="Times New Roman" w:asciiTheme="majorHAnsi" w:cstheme="majorBidi" w:eastAsia="黑体" w:hAnsi="Times New Roman" w:hAnsiTheme="majorHAnsi"/>
       <w:b/>
       <w:color w:val="1F3864"/>
       <w:spacing w:val="5"/>
@@ -3024,7 +3246,7 @@
     <w:uiPriority w:val="10"/>
     <w:rsid w:val="00FC693F"/>
     <w:rPr>
-      <w:rFonts w:asciiTheme="majorHAnsi" w:cstheme="majorBidi" w:eastAsiaTheme="majorEastAsia" w:hAnsiTheme="majorHAnsi"/>
+      <w:rFonts w:asciiTheme="majorHAnsi" w:cstheme="majorBidi" w:hAnsiTheme="majorHAnsi" w:eastAsia="黑体"/>
       <w:color w:themeColor="text2" w:themeShade="BF" w:val="17365D"/>
       <w:spacing w:val="5"/>
       <w:kern w:val="28"/>
@@ -3046,7 +3268,7 @@
       </w:numPr>
     </w:pPr>
     <w:rPr>
-      <w:rFonts w:asciiTheme="majorHAnsi" w:cstheme="majorBidi" w:eastAsiaTheme="majorEastAsia" w:hAnsiTheme="majorHAnsi"/>
+      <w:rFonts w:asciiTheme="majorHAnsi" w:cstheme="majorBidi" w:hAnsiTheme="majorHAnsi" w:eastAsia="黑体"/>
       <w:i/>
       <w:iCs/>
       <w:color w:themeColor="accent1" w:val="4F81BD"/>
@@ -3062,7 +3284,7 @@
     <w:uiPriority w:val="11"/>
     <w:rsid w:val="00FC693F"/>
     <w:rPr>
-      <w:rFonts w:asciiTheme="majorHAnsi" w:cstheme="majorBidi" w:eastAsiaTheme="majorEastAsia" w:hAnsiTheme="majorHAnsi"/>
+      <w:rFonts w:asciiTheme="majorHAnsi" w:cstheme="majorBidi" w:hAnsiTheme="majorHAnsi" w:eastAsia="黑体"/>
       <w:i/>
       <w:iCs/>
       <w:color w:themeColor="accent1" w:val="4F81BD"/>
@@ -3129,6 +3351,7 @@
       <w:spacing w:after="120"/>
     </w:pPr>
     <w:rPr>
+      <w:rFonts w:eastAsia="黑体"/>
       <w:sz w:val="16"/>
       <w:szCs w:val="16"/>
     </w:rPr>
@@ -3140,6 +3363,7 @@
     <w:uiPriority w:val="99"/>
     <w:rsid w:val="00AA1D8D"/>
     <w:rPr>
+      <w:rFonts w:eastAsia="黑体"/>
       <w:sz w:val="16"/>
       <w:szCs w:val="16"/>
     </w:rPr>
@@ -3309,7 +3533,7 @@
       </w:tabs>
     </w:pPr>
     <w:rPr>
-      <w:rFonts w:ascii="Courier" w:hAnsi="Courier"/>
+      <w:rFonts w:ascii="Courier" w:hAnsi="Courier" w:eastAsia="黑体"/>
       <w:sz w:val="20"/>
       <w:szCs w:val="20"/>
     </w:rPr>
@@ -3321,7 +3545,7 @@
     <w:uiPriority w:val="99"/>
     <w:rsid w:val="0029639D"/>
     <w:rPr>
-      <w:rFonts w:ascii="Courier" w:hAnsi="Courier"/>
+      <w:rFonts w:ascii="Courier" w:hAnsi="Courier" w:eastAsia="黑体"/>
       <w:sz w:val="20"/>
       <w:szCs w:val="20"/>
     </w:rPr>
@@ -3357,6 +3581,7 @@
     <w:uiPriority w:val="29"/>
     <w:rsid w:val="00FC693F"/>
     <w:rPr>
+      <w:rFonts w:eastAsia="黑体"/>
       <w:i/>
       <w:iCs/>
       <w:color w:themeColor="text1" w:val="000000"/>
@@ -3370,7 +3595,7 @@
     <w:semiHidden/>
     <w:rsid w:val="00FC693F"/>
     <w:rPr>
-      <w:rFonts w:asciiTheme="majorHAnsi" w:cstheme="majorBidi" w:eastAsiaTheme="majorEastAsia" w:hAnsiTheme="majorHAnsi"/>
+      <w:rFonts w:asciiTheme="majorHAnsi" w:cstheme="majorBidi" w:hAnsiTheme="majorHAnsi" w:eastAsia="黑体"/>
       <w:b/>
       <w:bCs/>
       <w:i/>
@@ -3386,7 +3611,7 @@
     <w:semiHidden/>
     <w:rsid w:val="00FC693F"/>
     <w:rPr>
-      <w:rFonts w:asciiTheme="majorHAnsi" w:cstheme="majorBidi" w:eastAsiaTheme="majorEastAsia" w:hAnsiTheme="majorHAnsi"/>
+      <w:rFonts w:asciiTheme="majorHAnsi" w:cstheme="majorBidi" w:hAnsiTheme="majorHAnsi" w:eastAsia="黑体"/>
       <w:color w:themeColor="accent1" w:themeShade="7F" w:val="243F60"/>
     </w:rPr>
   </w:style>
@@ -3398,7 +3623,7 @@
     <w:semiHidden/>
     <w:rsid w:val="00FC693F"/>
     <w:rPr>
-      <w:rFonts w:asciiTheme="majorHAnsi" w:cstheme="majorBidi" w:eastAsiaTheme="majorEastAsia" w:hAnsiTheme="majorHAnsi"/>
+      <w:rFonts w:asciiTheme="majorHAnsi" w:cstheme="majorBidi" w:hAnsiTheme="majorHAnsi" w:eastAsia="黑体"/>
       <w:i/>
       <w:iCs/>
       <w:color w:themeColor="accent1" w:themeShade="7F" w:val="243F60"/>
@@ -3412,7 +3637,7 @@
     <w:semiHidden/>
     <w:rsid w:val="00FC693F"/>
     <w:rPr>
-      <w:rFonts w:asciiTheme="majorHAnsi" w:cstheme="majorBidi" w:eastAsiaTheme="majorEastAsia" w:hAnsiTheme="majorHAnsi"/>
+      <w:rFonts w:asciiTheme="majorHAnsi" w:cstheme="majorBidi" w:hAnsiTheme="majorHAnsi" w:eastAsia="黑体"/>
       <w:i/>
       <w:iCs/>
       <w:color w:themeColor="text1" w:themeTint="BF" w:val="404040"/>
@@ -3426,7 +3651,7 @@
     <w:semiHidden/>
     <w:rsid w:val="00FC693F"/>
     <w:rPr>
-      <w:rFonts w:asciiTheme="majorHAnsi" w:cstheme="majorBidi" w:eastAsiaTheme="majorEastAsia" w:hAnsiTheme="majorHAnsi"/>
+      <w:rFonts w:asciiTheme="majorHAnsi" w:cstheme="majorBidi" w:hAnsiTheme="majorHAnsi" w:eastAsia="黑体"/>
       <w:color w:themeColor="accent1" w:val="4F81BD"/>
       <w:sz w:val="20"/>
       <w:szCs w:val="20"/>
@@ -3440,7 +3665,7 @@
     <w:semiHidden/>
     <w:rsid w:val="00FC693F"/>
     <w:rPr>
-      <w:rFonts w:asciiTheme="majorHAnsi" w:cstheme="majorBidi" w:eastAsiaTheme="majorEastAsia" w:hAnsiTheme="majorHAnsi"/>
+      <w:rFonts w:asciiTheme="majorHAnsi" w:cstheme="majorBidi" w:hAnsiTheme="majorHAnsi" w:eastAsia="黑体"/>
       <w:i/>
       <w:iCs/>
       <w:color w:themeColor="text1" w:themeTint="BF" w:val="404040"/>
@@ -3461,6 +3686,7 @@
       <w:spacing w:line="240" w:lineRule="auto"/>
     </w:pPr>
     <w:rPr>
+      <w:rFonts w:eastAsia="黑体"/>
       <w:b/>
       <w:bCs/>
       <w:color w:themeColor="accent1" w:val="4F81BD"/>
@@ -3475,6 +3701,7 @@
     <w:qFormat/>
     <w:rsid w:val="00FC693F"/>
     <w:rPr>
+      <w:rFonts w:eastAsia="黑体"/>
       <w:b/>
       <w:bCs/>
     </w:rPr>
@@ -3486,6 +3713,7 @@
     <w:qFormat/>
     <w:rsid w:val="00FC693F"/>
     <w:rPr>
+      <w:rFonts w:eastAsia="黑体"/>
       <w:i/>
       <w:iCs/>
     </w:rPr>
@@ -3506,6 +3734,7 @@
       <w:ind w:left="936" w:right="936"/>
     </w:pPr>
     <w:rPr>
+      <w:rFonts w:eastAsia="黑体"/>
       <w:b/>
       <w:bCs/>
       <w:i/>
@@ -3520,6 +3749,7 @@
     <w:uiPriority w:val="30"/>
     <w:rsid w:val="00FC693F"/>
     <w:rPr>
+      <w:rFonts w:eastAsia="黑体"/>
       <w:b/>
       <w:bCs/>
       <w:i/>
@@ -3534,6 +3764,7 @@
     <w:qFormat/>
     <w:rsid w:val="00FC693F"/>
     <w:rPr>
+      <w:rFonts w:eastAsia="黑体"/>
       <w:i/>
       <w:iCs/>
       <w:color w:themeColor="text1" w:themeTint="7F" w:val="808080"/>
@@ -3546,6 +3777,7 @@
     <w:qFormat/>
     <w:rsid w:val="00FC693F"/>
     <w:rPr>
+      <w:rFonts w:eastAsia="黑体"/>
       <w:b/>
       <w:bCs/>
       <w:i/>
@@ -3560,6 +3792,7 @@
     <w:qFormat/>
     <w:rsid w:val="00FC693F"/>
     <w:rPr>
+      <w:rFonts w:eastAsia="黑体"/>
       <w:smallCaps/>
       <w:color w:themeColor="accent2" w:val="C0504D"/>
       <w:u w:val="single"/>
@@ -3572,6 +3805,7 @@
     <w:qFormat/>
     <w:rsid w:val="00FC693F"/>
     <w:rPr>
+      <w:rFonts w:eastAsia="黑体"/>
       <w:b/>
       <w:bCs/>
       <w:smallCaps/>
@@ -3587,6 +3821,7 @@
     <w:qFormat/>
     <w:rsid w:val="00FC693F"/>
     <w:rPr>
+      <w:rFonts w:eastAsia="黑体"/>
       <w:b/>
       <w:bCs/>
       <w:smallCaps/>
@@ -3641,6 +3876,7 @@
       <w:spacing w:after="0" w:line="240" w:lineRule="auto"/>
     </w:pPr>
     <w:rPr>
+      <w:rFonts w:eastAsia="黑体"/>
       <w:color w:themeColor="text1" w:themeShade="BF" w:val="000000"/>
     </w:rPr>
     <w:tblPr>
@@ -3663,6 +3899,7 @@
         <w:spacing w:after="0" w:before="0" w:line="240" w:lineRule="auto"/>
       </w:pPr>
       <w:rPr>
+        <w:rFonts w:eastAsia="黑体"/>
         <w:b/>
         <w:bCs/>
       </w:rPr>
@@ -3683,6 +3920,7 @@
         <w:spacing w:after="0" w:before="0" w:line="240" w:lineRule="auto"/>
       </w:pPr>
       <w:rPr>
+        <w:rFonts w:eastAsia="黑体"/>
         <w:b/>
         <w:bCs/>
       </w:rPr>
@@ -3700,12 +3938,14 @@
     </w:tblStylePr>
     <w:tblStylePr w:type="firstCol">
       <w:rPr>
+        <w:rFonts w:eastAsia="黑体"/>
         <w:b/>
         <w:bCs/>
       </w:rPr>
     </w:tblStylePr>
     <w:tblStylePr w:type="lastCol">
       <w:rPr>
+        <w:rFonts w:eastAsia="黑体"/>
         <w:b/>
         <w:bCs/>
       </w:rPr>
@@ -3744,6 +3984,7 @@
       <w:spacing w:after="0" w:line="240" w:lineRule="auto"/>
     </w:pPr>
     <w:rPr>
+      <w:rFonts w:eastAsia="黑体"/>
       <w:color w:themeColor="accent1" w:themeShade="BF" w:val="365F91"/>
     </w:rPr>
     <w:tblPr>
@@ -3766,6 +4007,7 @@
         <w:spacing w:after="0" w:before="0" w:line="240" w:lineRule="auto"/>
       </w:pPr>
       <w:rPr>
+        <w:rFonts w:eastAsia="黑体"/>
         <w:b/>
         <w:bCs/>
       </w:rPr>
@@ -3786,6 +4028,7 @@
         <w:spacing w:after="0" w:before="0" w:line="240" w:lineRule="auto"/>
       </w:pPr>
       <w:rPr>
+        <w:rFonts w:eastAsia="黑体"/>
         <w:b/>
         <w:bCs/>
       </w:rPr>
@@ -3803,12 +4046,14 @@
     </w:tblStylePr>
     <w:tblStylePr w:type="firstCol">
       <w:rPr>
+        <w:rFonts w:eastAsia="黑体"/>
         <w:b/>
         <w:bCs/>
       </w:rPr>
     </w:tblStylePr>
     <w:tblStylePr w:type="lastCol">
       <w:rPr>
+        <w:rFonts w:eastAsia="黑体"/>
         <w:b/>
         <w:bCs/>
       </w:rPr>
@@ -3847,6 +4092,7 @@
       <w:spacing w:after="0" w:line="240" w:lineRule="auto"/>
     </w:pPr>
     <w:rPr>
+      <w:rFonts w:eastAsia="黑体"/>
       <w:color w:themeColor="accent2" w:themeShade="BF" w:val="943634"/>
     </w:rPr>
     <w:tblPr>
@@ -3869,6 +4115,7 @@
         <w:spacing w:after="0" w:before="0" w:line="240" w:lineRule="auto"/>
       </w:pPr>
       <w:rPr>
+        <w:rFonts w:eastAsia="黑体"/>
         <w:b/>
         <w:bCs/>
       </w:rPr>
@@ -3889,6 +4136,7 @@
         <w:spacing w:after="0" w:before="0" w:line="240" w:lineRule="auto"/>
       </w:pPr>
       <w:rPr>
+        <w:rFonts w:eastAsia="黑体"/>
         <w:b/>
         <w:bCs/>
       </w:rPr>
@@ -3906,12 +4154,14 @@
     </w:tblStylePr>
     <w:tblStylePr w:type="firstCol">
       <w:rPr>
+        <w:rFonts w:eastAsia="黑体"/>
         <w:b/>
         <w:bCs/>
       </w:rPr>
     </w:tblStylePr>
     <w:tblStylePr w:type="lastCol">
       <w:rPr>
+        <w:rFonts w:eastAsia="黑体"/>
         <w:b/>
         <w:bCs/>
       </w:rPr>
@@ -3950,6 +4200,7 @@
       <w:spacing w:after="0" w:line="240" w:lineRule="auto"/>
     </w:pPr>
     <w:rPr>
+      <w:rFonts w:eastAsia="黑体"/>
       <w:color w:themeColor="accent3" w:themeShade="BF" w:val="76923C"/>
     </w:rPr>
     <w:tblPr>
@@ -3972,6 +4223,7 @@
         <w:spacing w:after="0" w:before="0" w:line="240" w:lineRule="auto"/>
       </w:pPr>
       <w:rPr>
+        <w:rFonts w:eastAsia="黑体"/>
         <w:b/>
         <w:bCs/>
       </w:rPr>
@@ -3992,6 +4244,7 @@
         <w:spacing w:after="0" w:before="0" w:line="240" w:lineRule="auto"/>
       </w:pPr>
       <w:rPr>
+        <w:rFonts w:eastAsia="黑体"/>
         <w:b/>
         <w:bCs/>
       </w:rPr>
@@ -4009,12 +4262,14 @@
     </w:tblStylePr>
     <w:tblStylePr w:type="firstCol">
       <w:rPr>
+        <w:rFonts w:eastAsia="黑体"/>
         <w:b/>
         <w:bCs/>
       </w:rPr>
     </w:tblStylePr>
     <w:tblStylePr w:type="lastCol">
       <w:rPr>
+        <w:rFonts w:eastAsia="黑体"/>
         <w:b/>
         <w:bCs/>
       </w:rPr>
@@ -4053,6 +4308,7 @@
       <w:spacing w:after="0" w:line="240" w:lineRule="auto"/>
     </w:pPr>
     <w:rPr>
+      <w:rFonts w:eastAsia="黑体"/>
       <w:color w:themeColor="accent4" w:themeShade="BF" w:val="5F497A"/>
     </w:rPr>
     <w:tblPr>
@@ -4075,6 +4331,7 @@
         <w:spacing w:after="0" w:before="0" w:line="240" w:lineRule="auto"/>
       </w:pPr>
       <w:rPr>
+        <w:rFonts w:eastAsia="黑体"/>
         <w:b/>
         <w:bCs/>
       </w:rPr>
@@ -4095,6 +4352,7 @@
         <w:spacing w:after="0" w:before="0" w:line="240" w:lineRule="auto"/>
       </w:pPr>
       <w:rPr>
+        <w:rFonts w:eastAsia="黑体"/>
         <w:b/>
         <w:bCs/>
       </w:rPr>
@@ -4112,12 +4370,14 @@
     </w:tblStylePr>
     <w:tblStylePr w:type="firstCol">
       <w:rPr>
+        <w:rFonts w:eastAsia="黑体"/>
         <w:b/>
         <w:bCs/>
       </w:rPr>
     </w:tblStylePr>
     <w:tblStylePr w:type="lastCol">
       <w:rPr>
+        <w:rFonts w:eastAsia="黑体"/>
         <w:b/>
         <w:bCs/>
       </w:rPr>
@@ -4156,6 +4416,7 @@
       <w:spacing w:after="0" w:line="240" w:lineRule="auto"/>
     </w:pPr>
     <w:rPr>
+      <w:rFonts w:eastAsia="黑体"/>
       <w:color w:themeColor="accent5" w:themeShade="BF" w:val="31849B"/>
     </w:rPr>
     <w:tblPr>
@@ -4178,6 +4439,7 @@
         <w:spacing w:after="0" w:before="0" w:line="240" w:lineRule="auto"/>
       </w:pPr>
       <w:rPr>
+        <w:rFonts w:eastAsia="黑体"/>
         <w:b/>
         <w:bCs/>
       </w:rPr>
@@ -4198,6 +4460,7 @@
         <w:spacing w:after="0" w:before="0" w:line="240" w:lineRule="auto"/>
       </w:pPr>
       <w:rPr>
+        <w:rFonts w:eastAsia="黑体"/>
         <w:b/>
         <w:bCs/>
       </w:rPr>
@@ -4215,12 +4478,14 @@
     </w:tblStylePr>
     <w:tblStylePr w:type="firstCol">
       <w:rPr>
+        <w:rFonts w:eastAsia="黑体"/>
         <w:b/>
         <w:bCs/>
       </w:rPr>
     </w:tblStylePr>
     <w:tblStylePr w:type="lastCol">
       <w:rPr>
+        <w:rFonts w:eastAsia="黑体"/>
         <w:b/>
         <w:bCs/>
       </w:rPr>
@@ -4259,6 +4524,7 @@
       <w:spacing w:after="0" w:line="240" w:lineRule="auto"/>
     </w:pPr>
     <w:rPr>
+      <w:rFonts w:eastAsia="黑体"/>
       <w:color w:themeColor="accent6" w:themeShade="BF" w:val="E36C0A"/>
     </w:rPr>
     <w:tblPr>
@@ -4281,6 +4547,7 @@
         <w:spacing w:after="0" w:before="0" w:line="240" w:lineRule="auto"/>
       </w:pPr>
       <w:rPr>
+        <w:rFonts w:eastAsia="黑体"/>
         <w:b/>
         <w:bCs/>
       </w:rPr>
@@ -4301,6 +4568,7 @@
         <w:spacing w:after="0" w:before="0" w:line="240" w:lineRule="auto"/>
       </w:pPr>
       <w:rPr>
+        <w:rFonts w:eastAsia="黑体"/>
         <w:b/>
         <w:bCs/>
       </w:rPr>
@@ -4318,12 +4586,14 @@
     </w:tblStylePr>
     <w:tblStylePr w:type="firstCol">
       <w:rPr>
+        <w:rFonts w:eastAsia="黑体"/>
         <w:b/>
         <w:bCs/>
       </w:rPr>
     </w:tblStylePr>
     <w:tblStylePr w:type="lastCol">
       <w:rPr>
+        <w:rFonts w:eastAsia="黑体"/>
         <w:b/>
         <w:bCs/>
       </w:rPr>
@@ -4383,6 +4653,7 @@
         <w:spacing w:after="0" w:before="0" w:line="240" w:lineRule="auto"/>
       </w:pPr>
       <w:rPr>
+        <w:rFonts w:eastAsia="黑体"/>
         <w:b/>
         <w:bCs/>
         <w:color w:themeColor="background1" w:val="FFFFFF"/>
@@ -4397,6 +4668,7 @@
         <w:spacing w:after="0" w:before="0" w:line="240" w:lineRule="auto"/>
       </w:pPr>
       <w:rPr>
+        <w:rFonts w:eastAsia="黑体"/>
         <w:b/>
         <w:bCs/>
       </w:rPr>
@@ -4412,12 +4684,14 @@
     </w:tblStylePr>
     <w:tblStylePr w:type="firstCol">
       <w:rPr>
+        <w:rFonts w:eastAsia="黑体"/>
         <w:b/>
         <w:bCs/>
       </w:rPr>
     </w:tblStylePr>
     <w:tblStylePr w:type="lastCol">
       <w:rPr>
+        <w:rFonts w:eastAsia="黑体"/>
         <w:b/>
         <w:bCs/>
       </w:rPr>
@@ -4475,6 +4749,7 @@
         <w:spacing w:after="0" w:before="0" w:line="240" w:lineRule="auto"/>
       </w:pPr>
       <w:rPr>
+        <w:rFonts w:eastAsia="黑体"/>
         <w:b/>
         <w:bCs/>
         <w:color w:themeColor="background1" w:val="FFFFFF"/>
@@ -4489,6 +4764,7 @@
         <w:spacing w:after="0" w:before="0" w:line="240" w:lineRule="auto"/>
       </w:pPr>
       <w:rPr>
+        <w:rFonts w:eastAsia="黑体"/>
         <w:b/>
         <w:bCs/>
       </w:rPr>
@@ -4504,12 +4780,14 @@
     </w:tblStylePr>
     <w:tblStylePr w:type="firstCol">
       <w:rPr>
+        <w:rFonts w:eastAsia="黑体"/>
         <w:b/>
         <w:bCs/>
       </w:rPr>
     </w:tblStylePr>
     <w:tblStylePr w:type="lastCol">
       <w:rPr>
+        <w:rFonts w:eastAsia="黑体"/>
         <w:b/>
         <w:bCs/>
       </w:rPr>
@@ -4567,6 +4845,7 @@
         <w:spacing w:after="0" w:before="0" w:line="240" w:lineRule="auto"/>
       </w:pPr>
       <w:rPr>
+        <w:rFonts w:eastAsia="黑体"/>
         <w:b/>
         <w:bCs/>
         <w:color w:themeColor="background1" w:val="FFFFFF"/>
@@ -4581,6 +4860,7 @@
         <w:spacing w:after="0" w:before="0" w:line="240" w:lineRule="auto"/>
       </w:pPr>
       <w:rPr>
+        <w:rFonts w:eastAsia="黑体"/>
         <w:b/>
         <w:bCs/>
       </w:rPr>
@@ -4596,12 +4876,14 @@
     </w:tblStylePr>
     <w:tblStylePr w:type="firstCol">
       <w:rPr>
+        <w:rFonts w:eastAsia="黑体"/>
         <w:b/>
         <w:bCs/>
       </w:rPr>
     </w:tblStylePr>
     <w:tblStylePr w:type="lastCol">
       <w:rPr>
+        <w:rFonts w:eastAsia="黑体"/>
         <w:b/>
         <w:bCs/>
       </w:rPr>
@@ -4659,6 +4941,7 @@
         <w:spacing w:after="0" w:before="0" w:line="240" w:lineRule="auto"/>
       </w:pPr>
       <w:rPr>
+        <w:rFonts w:eastAsia="黑体"/>
         <w:b/>
         <w:bCs/>
         <w:color w:themeColor="background1" w:val="FFFFFF"/>
@@ -4673,6 +4956,7 @@
         <w:spacing w:after="0" w:before="0" w:line="240" w:lineRule="auto"/>
       </w:pPr>
       <w:rPr>
+        <w:rFonts w:eastAsia="黑体"/>
         <w:b/>
         <w:bCs/>
       </w:rPr>
@@ -4688,12 +4972,14 @@
     </w:tblStylePr>
     <w:tblStylePr w:type="firstCol">
       <w:rPr>
+        <w:rFonts w:eastAsia="黑体"/>
         <w:b/>
         <w:bCs/>
       </w:rPr>
     </w:tblStylePr>
     <w:tblStylePr w:type="lastCol">
       <w:rPr>
+        <w:rFonts w:eastAsia="黑体"/>
         <w:b/>
         <w:bCs/>
       </w:rPr>
@@ -4751,6 +5037,7 @@
         <w:spacing w:after="0" w:before="0" w:line="240" w:lineRule="auto"/>
       </w:pPr>
       <w:rPr>
+        <w:rFonts w:eastAsia="黑体"/>
         <w:b/>
         <w:bCs/>
         <w:color w:themeColor="background1" w:val="FFFFFF"/>
@@ -4765,6 +5052,7 @@
         <w:spacing w:after="0" w:before="0" w:line="240" w:lineRule="auto"/>
       </w:pPr>
       <w:rPr>
+        <w:rFonts w:eastAsia="黑体"/>
         <w:b/>
         <w:bCs/>
       </w:rPr>
@@ -4780,12 +5068,14 @@
     </w:tblStylePr>
     <w:tblStylePr w:type="firstCol">
       <w:rPr>
+        <w:rFonts w:eastAsia="黑体"/>
         <w:b/>
         <w:bCs/>
       </w:rPr>
     </w:tblStylePr>
     <w:tblStylePr w:type="lastCol">
       <w:rPr>
+        <w:rFonts w:eastAsia="黑体"/>
         <w:b/>
         <w:bCs/>
       </w:rPr>
@@ -4843,6 +5133,7 @@
         <w:spacing w:after="0" w:before="0" w:line="240" w:lineRule="auto"/>
       </w:pPr>
       <w:rPr>
+        <w:rFonts w:eastAsia="黑体"/>
         <w:b/>
         <w:bCs/>
         <w:color w:themeColor="background1" w:val="FFFFFF"/>
@@ -4857,6 +5148,7 @@
         <w:spacing w:after="0" w:before="0" w:line="240" w:lineRule="auto"/>
       </w:pPr>
       <w:rPr>
+        <w:rFonts w:eastAsia="黑体"/>
         <w:b/>
         <w:bCs/>
       </w:rPr>
@@ -4872,12 +5164,14 @@
     </w:tblStylePr>
     <w:tblStylePr w:type="firstCol">
       <w:rPr>
+        <w:rFonts w:eastAsia="黑体"/>
         <w:b/>
         <w:bCs/>
       </w:rPr>
     </w:tblStylePr>
     <w:tblStylePr w:type="lastCol">
       <w:rPr>
+        <w:rFonts w:eastAsia="黑体"/>
         <w:b/>
         <w:bCs/>
       </w:rPr>
@@ -4935,6 +5229,7 @@
         <w:spacing w:after="0" w:before="0" w:line="240" w:lineRule="auto"/>
       </w:pPr>
       <w:rPr>
+        <w:rFonts w:eastAsia="黑体"/>
         <w:b/>
         <w:bCs/>
         <w:color w:themeColor="background1" w:val="FFFFFF"/>
@@ -4949,6 +5244,7 @@
         <w:spacing w:after="0" w:before="0" w:line="240" w:lineRule="auto"/>
       </w:pPr>
       <w:rPr>
+        <w:rFonts w:eastAsia="黑体"/>
         <w:b/>
         <w:bCs/>
       </w:rPr>
@@ -4964,12 +5260,14 @@
     </w:tblStylePr>
     <w:tblStylePr w:type="firstCol">
       <w:rPr>
+        <w:rFonts w:eastAsia="黑体"/>
         <w:b/>
         <w:bCs/>
       </w:rPr>
     </w:tblStylePr>
     <w:tblStylePr w:type="lastCol">
       <w:rPr>
+        <w:rFonts w:eastAsia="黑体"/>
         <w:b/>
         <w:bCs/>
       </w:rPr>
@@ -5029,7 +5327,7 @@
         <w:spacing w:after="0" w:before="0" w:line="240" w:lineRule="auto"/>
       </w:pPr>
       <w:rPr>
-        <w:rFonts w:asciiTheme="majorHAnsi" w:cstheme="majorBidi" w:eastAsiaTheme="majorEastAsia" w:hAnsiTheme="majorHAnsi"/>
+        <w:rFonts w:asciiTheme="majorHAnsi" w:cstheme="majorBidi" w:hAnsiTheme="majorHAnsi" w:eastAsia="黑体"/>
         <w:b/>
         <w:bCs/>
       </w:rPr>
@@ -5050,7 +5348,7 @@
         <w:spacing w:after="0" w:before="0" w:line="240" w:lineRule="auto"/>
       </w:pPr>
       <w:rPr>
-        <w:rFonts w:asciiTheme="majorHAnsi" w:cstheme="majorBidi" w:eastAsiaTheme="majorEastAsia" w:hAnsiTheme="majorHAnsi"/>
+        <w:rFonts w:asciiTheme="majorHAnsi" w:cstheme="majorBidi" w:hAnsiTheme="majorHAnsi" w:eastAsia="黑体"/>
         <w:b/>
         <w:bCs/>
       </w:rPr>
@@ -5068,14 +5366,14 @@
     </w:tblStylePr>
     <w:tblStylePr w:type="firstCol">
       <w:rPr>
-        <w:rFonts w:asciiTheme="majorHAnsi" w:cstheme="majorBidi" w:eastAsiaTheme="majorEastAsia" w:hAnsiTheme="majorHAnsi"/>
+        <w:rFonts w:asciiTheme="majorHAnsi" w:cstheme="majorBidi" w:hAnsiTheme="majorHAnsi" w:eastAsia="黑体"/>
         <w:b/>
         <w:bCs/>
       </w:rPr>
     </w:tblStylePr>
     <w:tblStylePr w:type="lastCol">
       <w:rPr>
-        <w:rFonts w:asciiTheme="majorHAnsi" w:cstheme="majorBidi" w:eastAsiaTheme="majorEastAsia" w:hAnsiTheme="majorHAnsi"/>
+        <w:rFonts w:asciiTheme="majorHAnsi" w:cstheme="majorBidi" w:hAnsiTheme="majorHAnsi" w:eastAsia="黑体"/>
         <w:b/>
         <w:bCs/>
       </w:rPr>
@@ -5159,7 +5457,7 @@
         <w:spacing w:after="0" w:before="0" w:line="240" w:lineRule="auto"/>
       </w:pPr>
       <w:rPr>
-        <w:rFonts w:asciiTheme="majorHAnsi" w:cstheme="majorBidi" w:eastAsiaTheme="majorEastAsia" w:hAnsiTheme="majorHAnsi"/>
+        <w:rFonts w:asciiTheme="majorHAnsi" w:cstheme="majorBidi" w:hAnsiTheme="majorHAnsi" w:eastAsia="黑体"/>
         <w:b/>
         <w:bCs/>
       </w:rPr>
@@ -5180,7 +5478,7 @@
         <w:spacing w:after="0" w:before="0" w:line="240" w:lineRule="auto"/>
       </w:pPr>
       <w:rPr>
-        <w:rFonts w:asciiTheme="majorHAnsi" w:cstheme="majorBidi" w:eastAsiaTheme="majorEastAsia" w:hAnsiTheme="majorHAnsi"/>
+        <w:rFonts w:asciiTheme="majorHAnsi" w:cstheme="majorBidi" w:hAnsiTheme="majorHAnsi" w:eastAsia="黑体"/>
         <w:b/>
         <w:bCs/>
       </w:rPr>
@@ -5198,14 +5496,14 @@
     </w:tblStylePr>
     <w:tblStylePr w:type="firstCol">
       <w:rPr>
-        <w:rFonts w:asciiTheme="majorHAnsi" w:cstheme="majorBidi" w:eastAsiaTheme="majorEastAsia" w:hAnsiTheme="majorHAnsi"/>
+        <w:rFonts w:asciiTheme="majorHAnsi" w:cstheme="majorBidi" w:hAnsiTheme="majorHAnsi" w:eastAsia="黑体"/>
         <w:b/>
         <w:bCs/>
       </w:rPr>
     </w:tblStylePr>
     <w:tblStylePr w:type="lastCol">
       <w:rPr>
-        <w:rFonts w:asciiTheme="majorHAnsi" w:cstheme="majorBidi" w:eastAsiaTheme="majorEastAsia" w:hAnsiTheme="majorHAnsi"/>
+        <w:rFonts w:asciiTheme="majorHAnsi" w:cstheme="majorBidi" w:hAnsiTheme="majorHAnsi" w:eastAsia="黑体"/>
         <w:b/>
         <w:bCs/>
       </w:rPr>
@@ -5289,7 +5587,7 @@
         <w:spacing w:after="0" w:before="0" w:line="240" w:lineRule="auto"/>
       </w:pPr>
       <w:rPr>
-        <w:rFonts w:asciiTheme="majorHAnsi" w:cstheme="majorBidi" w:eastAsiaTheme="majorEastAsia" w:hAnsiTheme="majorHAnsi"/>
+        <w:rFonts w:asciiTheme="majorHAnsi" w:cstheme="majorBidi" w:hAnsiTheme="majorHAnsi" w:eastAsia="黑体"/>
         <w:b/>
         <w:bCs/>
       </w:rPr>
@@ -5310,7 +5608,7 @@
         <w:spacing w:after="0" w:before="0" w:line="240" w:lineRule="auto"/>
       </w:pPr>
       <w:rPr>
-        <w:rFonts w:asciiTheme="majorHAnsi" w:cstheme="majorBidi" w:eastAsiaTheme="majorEastAsia" w:hAnsiTheme="majorHAnsi"/>
+        <w:rFonts w:asciiTheme="majorHAnsi" w:cstheme="majorBidi" w:hAnsiTheme="majorHAnsi" w:eastAsia="黑体"/>
         <w:b/>
         <w:bCs/>
       </w:rPr>
@@ -5328,14 +5626,14 @@
     </w:tblStylePr>
     <w:tblStylePr w:type="firstCol">
       <w:rPr>
-        <w:rFonts w:asciiTheme="majorHAnsi" w:cstheme="majorBidi" w:eastAsiaTheme="majorEastAsia" w:hAnsiTheme="majorHAnsi"/>
+        <w:rFonts w:asciiTheme="majorHAnsi" w:cstheme="majorBidi" w:hAnsiTheme="majorHAnsi" w:eastAsia="黑体"/>
         <w:b/>
         <w:bCs/>
       </w:rPr>
     </w:tblStylePr>
     <w:tblStylePr w:type="lastCol">
       <w:rPr>
-        <w:rFonts w:asciiTheme="majorHAnsi" w:cstheme="majorBidi" w:eastAsiaTheme="majorEastAsia" w:hAnsiTheme="majorHAnsi"/>
+        <w:rFonts w:asciiTheme="majorHAnsi" w:cstheme="majorBidi" w:hAnsiTheme="majorHAnsi" w:eastAsia="黑体"/>
         <w:b/>
         <w:bCs/>
       </w:rPr>
@@ -5419,7 +5717,7 @@
         <w:spacing w:after="0" w:before="0" w:line="240" w:lineRule="auto"/>
       </w:pPr>
       <w:rPr>
-        <w:rFonts w:asciiTheme="majorHAnsi" w:cstheme="majorBidi" w:eastAsiaTheme="majorEastAsia" w:hAnsiTheme="majorHAnsi"/>
+        <w:rFonts w:asciiTheme="majorHAnsi" w:cstheme="majorBidi" w:hAnsiTheme="majorHAnsi" w:eastAsia="黑体"/>
         <w:b/>
         <w:bCs/>
       </w:rPr>
@@ -5440,7 +5738,7 @@
         <w:spacing w:after="0" w:before="0" w:line="240" w:lineRule="auto"/>
       </w:pPr>
       <w:rPr>
-        <w:rFonts w:asciiTheme="majorHAnsi" w:cstheme="majorBidi" w:eastAsiaTheme="majorEastAsia" w:hAnsiTheme="majorHAnsi"/>
+        <w:rFonts w:asciiTheme="majorHAnsi" w:cstheme="majorBidi" w:hAnsiTheme="majorHAnsi" w:eastAsia="黑体"/>
         <w:b/>
         <w:bCs/>
       </w:rPr>
@@ -5458,14 +5756,14 @@
     </w:tblStylePr>
     <w:tblStylePr w:type="firstCol">
       <w:rPr>
-        <w:rFonts w:asciiTheme="majorHAnsi" w:cstheme="majorBidi" w:eastAsiaTheme="majorEastAsia" w:hAnsiTheme="majorHAnsi"/>
+        <w:rFonts w:asciiTheme="majorHAnsi" w:cstheme="majorBidi" w:hAnsiTheme="majorHAnsi" w:eastAsia="黑体"/>
         <w:b/>
         <w:bCs/>
       </w:rPr>
     </w:tblStylePr>
     <w:tblStylePr w:type="lastCol">
       <w:rPr>
-        <w:rFonts w:asciiTheme="majorHAnsi" w:cstheme="majorBidi" w:eastAsiaTheme="majorEastAsia" w:hAnsiTheme="majorHAnsi"/>
+        <w:rFonts w:asciiTheme="majorHAnsi" w:cstheme="majorBidi" w:hAnsiTheme="majorHAnsi" w:eastAsia="黑体"/>
         <w:b/>
         <w:bCs/>
       </w:rPr>
@@ -5549,7 +5847,7 @@
         <w:spacing w:after="0" w:before="0" w:line="240" w:lineRule="auto"/>
       </w:pPr>
       <w:rPr>
-        <w:rFonts w:asciiTheme="majorHAnsi" w:cstheme="majorBidi" w:eastAsiaTheme="majorEastAsia" w:hAnsiTheme="majorHAnsi"/>
+        <w:rFonts w:asciiTheme="majorHAnsi" w:cstheme="majorBidi" w:hAnsiTheme="majorHAnsi" w:eastAsia="黑体"/>
         <w:b/>
         <w:bCs/>
       </w:rPr>
@@ -5570,7 +5868,7 @@
         <w:spacing w:after="0" w:before="0" w:line="240" w:lineRule="auto"/>
       </w:pPr>
       <w:rPr>
-        <w:rFonts w:asciiTheme="majorHAnsi" w:cstheme="majorBidi" w:eastAsiaTheme="majorEastAsia" w:hAnsiTheme="majorHAnsi"/>
+        <w:rFonts w:asciiTheme="majorHAnsi" w:cstheme="majorBidi" w:hAnsiTheme="majorHAnsi" w:eastAsia="黑体"/>
         <w:b/>
         <w:bCs/>
       </w:rPr>
@@ -5588,14 +5886,14 @@
     </w:tblStylePr>
     <w:tblStylePr w:type="firstCol">
       <w:rPr>
-        <w:rFonts w:asciiTheme="majorHAnsi" w:cstheme="majorBidi" w:eastAsiaTheme="majorEastAsia" w:hAnsiTheme="majorHAnsi"/>
+        <w:rFonts w:asciiTheme="majorHAnsi" w:cstheme="majorBidi" w:hAnsiTheme="majorHAnsi" w:eastAsia="黑体"/>
         <w:b/>
         <w:bCs/>
       </w:rPr>
     </w:tblStylePr>
     <w:tblStylePr w:type="lastCol">
       <w:rPr>
-        <w:rFonts w:asciiTheme="majorHAnsi" w:cstheme="majorBidi" w:eastAsiaTheme="majorEastAsia" w:hAnsiTheme="majorHAnsi"/>
+        <w:rFonts w:asciiTheme="majorHAnsi" w:cstheme="majorBidi" w:hAnsiTheme="majorHAnsi" w:eastAsia="黑体"/>
         <w:b/>
         <w:bCs/>
       </w:rPr>
@@ -5679,7 +5977,7 @@
         <w:spacing w:after="0" w:before="0" w:line="240" w:lineRule="auto"/>
       </w:pPr>
       <w:rPr>
-        <w:rFonts w:asciiTheme="majorHAnsi" w:cstheme="majorBidi" w:eastAsiaTheme="majorEastAsia" w:hAnsiTheme="majorHAnsi"/>
+        <w:rFonts w:asciiTheme="majorHAnsi" w:cstheme="majorBidi" w:hAnsiTheme="majorHAnsi" w:eastAsia="黑体"/>
         <w:b/>
         <w:bCs/>
       </w:rPr>
@@ -5700,7 +5998,7 @@
         <w:spacing w:after="0" w:before="0" w:line="240" w:lineRule="auto"/>
       </w:pPr>
       <w:rPr>
-        <w:rFonts w:asciiTheme="majorHAnsi" w:cstheme="majorBidi" w:eastAsiaTheme="majorEastAsia" w:hAnsiTheme="majorHAnsi"/>
+        <w:rFonts w:asciiTheme="majorHAnsi" w:cstheme="majorBidi" w:hAnsiTheme="majorHAnsi" w:eastAsia="黑体"/>
         <w:b/>
         <w:bCs/>
       </w:rPr>
@@ -5718,14 +6016,14 @@
     </w:tblStylePr>
     <w:tblStylePr w:type="firstCol">
       <w:rPr>
-        <w:rFonts w:asciiTheme="majorHAnsi" w:cstheme="majorBidi" w:eastAsiaTheme="majorEastAsia" w:hAnsiTheme="majorHAnsi"/>
+        <w:rFonts w:asciiTheme="majorHAnsi" w:cstheme="majorBidi" w:hAnsiTheme="majorHAnsi" w:eastAsia="黑体"/>
         <w:b/>
         <w:bCs/>
       </w:rPr>
     </w:tblStylePr>
     <w:tblStylePr w:type="lastCol">
       <w:rPr>
-        <w:rFonts w:asciiTheme="majorHAnsi" w:cstheme="majorBidi" w:eastAsiaTheme="majorEastAsia" w:hAnsiTheme="majorHAnsi"/>
+        <w:rFonts w:asciiTheme="majorHAnsi" w:cstheme="majorBidi" w:hAnsiTheme="majorHAnsi" w:eastAsia="黑体"/>
         <w:b/>
         <w:bCs/>
       </w:rPr>
@@ -5809,7 +6107,7 @@
         <w:spacing w:after="0" w:before="0" w:line="240" w:lineRule="auto"/>
       </w:pPr>
       <w:rPr>
-        <w:rFonts w:asciiTheme="majorHAnsi" w:cstheme="majorBidi" w:eastAsiaTheme="majorEastAsia" w:hAnsiTheme="majorHAnsi"/>
+        <w:rFonts w:asciiTheme="majorHAnsi" w:cstheme="majorBidi" w:hAnsiTheme="majorHAnsi" w:eastAsia="黑体"/>
         <w:b/>
         <w:bCs/>
       </w:rPr>
@@ -5830,7 +6128,7 @@
         <w:spacing w:after="0" w:before="0" w:line="240" w:lineRule="auto"/>
       </w:pPr>
       <w:rPr>
-        <w:rFonts w:asciiTheme="majorHAnsi" w:cstheme="majorBidi" w:eastAsiaTheme="majorEastAsia" w:hAnsiTheme="majorHAnsi"/>
+        <w:rFonts w:asciiTheme="majorHAnsi" w:cstheme="majorBidi" w:hAnsiTheme="majorHAnsi" w:eastAsia="黑体"/>
         <w:b/>
         <w:bCs/>
       </w:rPr>
@@ -5848,14 +6146,14 @@
     </w:tblStylePr>
     <w:tblStylePr w:type="firstCol">
       <w:rPr>
-        <w:rFonts w:asciiTheme="majorHAnsi" w:cstheme="majorBidi" w:eastAsiaTheme="majorEastAsia" w:hAnsiTheme="majorHAnsi"/>
+        <w:rFonts w:asciiTheme="majorHAnsi" w:cstheme="majorBidi" w:hAnsiTheme="majorHAnsi" w:eastAsia="黑体"/>
         <w:b/>
         <w:bCs/>
       </w:rPr>
     </w:tblStylePr>
     <w:tblStylePr w:type="lastCol">
       <w:rPr>
-        <w:rFonts w:asciiTheme="majorHAnsi" w:cstheme="majorBidi" w:eastAsiaTheme="majorEastAsia" w:hAnsiTheme="majorHAnsi"/>
+        <w:rFonts w:asciiTheme="majorHAnsi" w:cstheme="majorBidi" w:hAnsiTheme="majorHAnsi" w:eastAsia="黑体"/>
         <w:b/>
         <w:bCs/>
       </w:rPr>
@@ -5938,6 +6236,7 @@
         <w:spacing w:after="0" w:before="0" w:line="240" w:lineRule="auto"/>
       </w:pPr>
       <w:rPr>
+        <w:rFonts w:eastAsia="黑体"/>
         <w:b/>
         <w:bCs/>
         <w:color w:themeColor="background1" w:val="FFFFFF"/>
@@ -5960,6 +6259,7 @@
         <w:spacing w:after="0" w:before="0" w:line="240" w:lineRule="auto"/>
       </w:pPr>
       <w:rPr>
+        <w:rFonts w:eastAsia="黑体"/>
         <w:b/>
         <w:bCs/>
       </w:rPr>
@@ -5977,12 +6277,14 @@
     </w:tblStylePr>
     <w:tblStylePr w:type="firstCol">
       <w:rPr>
+        <w:rFonts w:eastAsia="黑体"/>
         <w:b/>
         <w:bCs/>
       </w:rPr>
     </w:tblStylePr>
     <w:tblStylePr w:type="lastCol">
       <w:rPr>
+        <w:rFonts w:eastAsia="黑体"/>
         <w:b/>
         <w:bCs/>
       </w:rPr>
@@ -6044,6 +6346,7 @@
         <w:spacing w:after="0" w:before="0" w:line="240" w:lineRule="auto"/>
       </w:pPr>
       <w:rPr>
+        <w:rFonts w:eastAsia="黑体"/>
         <w:b/>
         <w:bCs/>
         <w:color w:themeColor="background1" w:val="FFFFFF"/>
@@ -6066,6 +6369,7 @@
         <w:spacing w:after="0" w:before="0" w:line="240" w:lineRule="auto"/>
       </w:pPr>
       <w:rPr>
+        <w:rFonts w:eastAsia="黑体"/>
         <w:b/>
         <w:bCs/>
       </w:rPr>
@@ -6083,12 +6387,14 @@
     </w:tblStylePr>
     <w:tblStylePr w:type="firstCol">
       <w:rPr>
+        <w:rFonts w:eastAsia="黑体"/>
         <w:b/>
         <w:bCs/>
       </w:rPr>
     </w:tblStylePr>
     <w:tblStylePr w:type="lastCol">
       <w:rPr>
+        <w:rFonts w:eastAsia="黑体"/>
         <w:b/>
         <w:bCs/>
       </w:rPr>
@@ -6150,6 +6456,7 @@
         <w:spacing w:after="0" w:before="0" w:line="240" w:lineRule="auto"/>
       </w:pPr>
       <w:rPr>
+        <w:rFonts w:eastAsia="黑体"/>
         <w:b/>
         <w:bCs/>
         <w:color w:themeColor="background1" w:val="FFFFFF"/>
@@ -6172,6 +6479,7 @@
         <w:spacing w:after="0" w:before="0" w:line="240" w:lineRule="auto"/>
       </w:pPr>
       <w:rPr>
+        <w:rFonts w:eastAsia="黑体"/>
         <w:b/>
         <w:bCs/>
       </w:rPr>
@@ -6189,12 +6497,14 @@
     </w:tblStylePr>
     <w:tblStylePr w:type="firstCol">
       <w:rPr>
+        <w:rFonts w:eastAsia="黑体"/>
         <w:b/>
         <w:bCs/>
       </w:rPr>
     </w:tblStylePr>
     <w:tblStylePr w:type="lastCol">
       <w:rPr>
+        <w:rFonts w:eastAsia="黑体"/>
         <w:b/>
         <w:bCs/>
       </w:rPr>
@@ -6256,6 +6566,7 @@
         <w:spacing w:after="0" w:before="0" w:line="240" w:lineRule="auto"/>
       </w:pPr>
       <w:rPr>
+        <w:rFonts w:eastAsia="黑体"/>
         <w:b/>
         <w:bCs/>
         <w:color w:themeColor="background1" w:val="FFFFFF"/>
@@ -6278,6 +6589,7 @@
         <w:spacing w:after="0" w:before="0" w:line="240" w:lineRule="auto"/>
       </w:pPr>
       <w:rPr>
+        <w:rFonts w:eastAsia="黑体"/>
         <w:b/>
         <w:bCs/>
       </w:rPr>
@@ -6295,12 +6607,14 @@
     </w:tblStylePr>
     <w:tblStylePr w:type="firstCol">
       <w:rPr>
+        <w:rFonts w:eastAsia="黑体"/>
         <w:b/>
         <w:bCs/>
       </w:rPr>
     </w:tblStylePr>
     <w:tblStylePr w:type="lastCol">
       <w:rPr>
+        <w:rFonts w:eastAsia="黑体"/>
         <w:b/>
         <w:bCs/>
       </w:rPr>
@@ -6362,6 +6676,7 @@
         <w:spacing w:after="0" w:before="0" w:line="240" w:lineRule="auto"/>
       </w:pPr>
       <w:rPr>
+        <w:rFonts w:eastAsia="黑体"/>
         <w:b/>
         <w:bCs/>
         <w:color w:themeColor="background1" w:val="FFFFFF"/>
@@ -6384,6 +6699,7 @@
         <w:spacing w:after="0" w:before="0" w:line="240" w:lineRule="auto"/>
       </w:pPr>
       <w:rPr>
+        <w:rFonts w:eastAsia="黑体"/>
         <w:b/>
         <w:bCs/>
       </w:rPr>
@@ -6401,12 +6717,14 @@
     </w:tblStylePr>
     <w:tblStylePr w:type="firstCol">
       <w:rPr>
+        <w:rFonts w:eastAsia="黑体"/>
         <w:b/>
         <w:bCs/>
       </w:rPr>
     </w:tblStylePr>
     <w:tblStylePr w:type="lastCol">
       <w:rPr>
+        <w:rFonts w:eastAsia="黑体"/>
         <w:b/>
         <w:bCs/>
       </w:rPr>
@@ -6468,6 +6786,7 @@
         <w:spacing w:after="0" w:before="0" w:line="240" w:lineRule="auto"/>
       </w:pPr>
       <w:rPr>
+        <w:rFonts w:eastAsia="黑体"/>
         <w:b/>
         <w:bCs/>
         <w:color w:themeColor="background1" w:val="FFFFFF"/>
@@ -6490,6 +6809,7 @@
         <w:spacing w:after="0" w:before="0" w:line="240" w:lineRule="auto"/>
       </w:pPr>
       <w:rPr>
+        <w:rFonts w:eastAsia="黑体"/>
         <w:b/>
         <w:bCs/>
       </w:rPr>
@@ -6507,12 +6827,14 @@
     </w:tblStylePr>
     <w:tblStylePr w:type="firstCol">
       <w:rPr>
+        <w:rFonts w:eastAsia="黑体"/>
         <w:b/>
         <w:bCs/>
       </w:rPr>
     </w:tblStylePr>
     <w:tblStylePr w:type="lastCol">
       <w:rPr>
+        <w:rFonts w:eastAsia="黑体"/>
         <w:b/>
         <w:bCs/>
       </w:rPr>
@@ -6574,6 +6896,7 @@
         <w:spacing w:after="0" w:before="0" w:line="240" w:lineRule="auto"/>
       </w:pPr>
       <w:rPr>
+        <w:rFonts w:eastAsia="黑体"/>
         <w:b/>
         <w:bCs/>
         <w:color w:themeColor="background1" w:val="FFFFFF"/>
@@ -6596,6 +6919,7 @@
         <w:spacing w:after="0" w:before="0" w:line="240" w:lineRule="auto"/>
       </w:pPr>
       <w:rPr>
+        <w:rFonts w:eastAsia="黑体"/>
         <w:b/>
         <w:bCs/>
       </w:rPr>
@@ -6613,12 +6937,14 @@
     </w:tblStylePr>
     <w:tblStylePr w:type="firstCol">
       <w:rPr>
+        <w:rFonts w:eastAsia="黑体"/>
         <w:b/>
         <w:bCs/>
       </w:rPr>
     </w:tblStylePr>
     <w:tblStylePr w:type="lastCol">
       <w:rPr>
+        <w:rFonts w:eastAsia="黑体"/>
         <w:b/>
         <w:bCs/>
       </w:rPr>
@@ -6677,6 +7003,7 @@
         <w:spacing w:after="0" w:before="0" w:line="240" w:lineRule="auto"/>
       </w:pPr>
       <w:rPr>
+        <w:rFonts w:eastAsia="黑体"/>
         <w:b/>
         <w:bCs/>
         <w:color w:themeColor="background1" w:val="FFFFFF"/>
@@ -6699,6 +7026,7 @@
         <w:spacing w:after="0" w:before="0" w:line="240" w:lineRule="auto"/>
       </w:pPr>
       <w:rPr>
+        <w:rFonts w:eastAsia="黑体"/>
         <w:color w:val="auto"/>
       </w:rPr>
       <w:tblPr/>
@@ -6716,6 +7044,7 @@
     </w:tblStylePr>
     <w:tblStylePr w:type="firstCol">
       <w:rPr>
+        <w:rFonts w:eastAsia="黑体"/>
         <w:b/>
         <w:bCs/>
         <w:color w:themeColor="background1" w:val="FFFFFF"/>
@@ -6735,6 +7064,7 @@
     </w:tblStylePr>
     <w:tblStylePr w:type="lastCol">
       <w:rPr>
+        <w:rFonts w:eastAsia="黑体"/>
         <w:b/>
         <w:bCs/>
         <w:color w:themeColor="background1" w:val="FFFFFF"/>
@@ -6783,6 +7113,7 @@
     </w:tblStylePr>
     <w:tblStylePr w:type="nwCell">
       <w:rPr>
+        <w:rFonts w:eastAsia="黑体"/>
         <w:color w:themeColor="background1" w:val="FFFFFF"/>
       </w:rPr>
       <w:tblPr/>
@@ -6826,6 +7157,7 @@
         <w:spacing w:after="0" w:before="0" w:line="240" w:lineRule="auto"/>
       </w:pPr>
       <w:rPr>
+        <w:rFonts w:eastAsia="黑体"/>
         <w:b/>
         <w:bCs/>
         <w:color w:themeColor="background1" w:val="FFFFFF"/>
@@ -6848,6 +7180,7 @@
         <w:spacing w:after="0" w:before="0" w:line="240" w:lineRule="auto"/>
       </w:pPr>
       <w:rPr>
+        <w:rFonts w:eastAsia="黑体"/>
         <w:color w:val="auto"/>
       </w:rPr>
       <w:tblPr/>
@@ -6865,6 +7198,7 @@
     </w:tblStylePr>
     <w:tblStylePr w:type="firstCol">
       <w:rPr>
+        <w:rFonts w:eastAsia="黑体"/>
         <w:b/>
         <w:bCs/>
         <w:color w:themeColor="background1" w:val="FFFFFF"/>
@@ -6884,6 +7218,7 @@
     </w:tblStylePr>
     <w:tblStylePr w:type="lastCol">
       <w:rPr>
+        <w:rFonts w:eastAsia="黑体"/>
         <w:b/>
         <w:bCs/>
         <w:color w:themeColor="background1" w:val="FFFFFF"/>
@@ -6932,6 +7267,7 @@
     </w:tblStylePr>
     <w:tblStylePr w:type="nwCell">
       <w:rPr>
+        <w:rFonts w:eastAsia="黑体"/>
         <w:color w:themeColor="background1" w:val="FFFFFF"/>
       </w:rPr>
       <w:tblPr/>
@@ -6975,6 +7311,7 @@
         <w:spacing w:after="0" w:before="0" w:line="240" w:lineRule="auto"/>
       </w:pPr>
       <w:rPr>
+        <w:rFonts w:eastAsia="黑体"/>
         <w:b/>
         <w:bCs/>
         <w:color w:themeColor="background1" w:val="FFFFFF"/>
@@ -6997,6 +7334,7 @@
         <w:spacing w:after="0" w:before="0" w:line="240" w:lineRule="auto"/>
       </w:pPr>
       <w:rPr>
+        <w:rFonts w:eastAsia="黑体"/>
         <w:color w:val="auto"/>
       </w:rPr>
       <w:tblPr/>
@@ -7014,6 +7352,7 @@
     </w:tblStylePr>
     <w:tblStylePr w:type="firstCol">
       <w:rPr>
+        <w:rFonts w:eastAsia="黑体"/>
         <w:b/>
         <w:bCs/>
         <w:color w:themeColor="background1" w:val="FFFFFF"/>
@@ -7033,6 +7372,7 @@
     </w:tblStylePr>
     <w:tblStylePr w:type="lastCol">
       <w:rPr>
+        <w:rFonts w:eastAsia="黑体"/>
         <w:b/>
         <w:bCs/>
         <w:color w:themeColor="background1" w:val="FFFFFF"/>
@@ -7081,6 +7421,7 @@
     </w:tblStylePr>
     <w:tblStylePr w:type="nwCell">
       <w:rPr>
+        <w:rFonts w:eastAsia="黑体"/>
         <w:color w:themeColor="background1" w:val="FFFFFF"/>
       </w:rPr>
       <w:tblPr/>
@@ -7124,6 +7465,7 @@
         <w:spacing w:after="0" w:before="0" w:line="240" w:lineRule="auto"/>
       </w:pPr>
       <w:rPr>
+        <w:rFonts w:eastAsia="黑体"/>
         <w:b/>
         <w:bCs/>
         <w:color w:themeColor="background1" w:val="FFFFFF"/>
@@ -7146,6 +7488,7 @@
         <w:spacing w:after="0" w:before="0" w:line="240" w:lineRule="auto"/>
       </w:pPr>
       <w:rPr>
+        <w:rFonts w:eastAsia="黑体"/>
         <w:color w:val="auto"/>
       </w:rPr>
       <w:tblPr/>
@@ -7163,6 +7506,7 @@
     </w:tblStylePr>
     <w:tblStylePr w:type="firstCol">
       <w:rPr>
+        <w:rFonts w:eastAsia="黑体"/>
         <w:b/>
         <w:bCs/>
         <w:color w:themeColor="background1" w:val="FFFFFF"/>
@@ -7182,6 +7526,7 @@
     </w:tblStylePr>
     <w:tblStylePr w:type="lastCol">
       <w:rPr>
+        <w:rFonts w:eastAsia="黑体"/>
         <w:b/>
         <w:bCs/>
         <w:color w:themeColor="background1" w:val="FFFFFF"/>
@@ -7230,6 +7575,7 @@
     </w:tblStylePr>
     <w:tblStylePr w:type="nwCell">
       <w:rPr>
+        <w:rFonts w:eastAsia="黑体"/>
         <w:color w:themeColor="background1" w:val="FFFFFF"/>
       </w:rPr>
       <w:tblPr/>
@@ -7273,6 +7619,7 @@
         <w:spacing w:after="0" w:before="0" w:line="240" w:lineRule="auto"/>
       </w:pPr>
       <w:rPr>
+        <w:rFonts w:eastAsia="黑体"/>
         <w:b/>
         <w:bCs/>
         <w:color w:themeColor="background1" w:val="FFFFFF"/>
@@ -7295,6 +7642,7 @@
         <w:spacing w:after="0" w:before="0" w:line="240" w:lineRule="auto"/>
       </w:pPr>
       <w:rPr>
+        <w:rFonts w:eastAsia="黑体"/>
         <w:color w:val="auto"/>
       </w:rPr>
       <w:tblPr/>
@@ -7312,6 +7660,7 @@
     </w:tblStylePr>
     <w:tblStylePr w:type="firstCol">
       <w:rPr>
+        <w:rFonts w:eastAsia="黑体"/>
         <w:b/>
         <w:bCs/>
         <w:color w:themeColor="background1" w:val="FFFFFF"/>
@@ -7331,6 +7680,7 @@
     </w:tblStylePr>
     <w:tblStylePr w:type="lastCol">
       <w:rPr>
+        <w:rFonts w:eastAsia="黑体"/>
         <w:b/>
         <w:bCs/>
         <w:color w:themeColor="background1" w:val="FFFFFF"/>
@@ -7379,6 +7729,7 @@
     </w:tblStylePr>
     <w:tblStylePr w:type="nwCell">
       <w:rPr>
+        <w:rFonts w:eastAsia="黑体"/>
         <w:color w:themeColor="background1" w:val="FFFFFF"/>
       </w:rPr>
       <w:tblPr/>
@@ -7422,6 +7773,7 @@
         <w:spacing w:after="0" w:before="0" w:line="240" w:lineRule="auto"/>
       </w:pPr>
       <w:rPr>
+        <w:rFonts w:eastAsia="黑体"/>
         <w:b/>
         <w:bCs/>
         <w:color w:themeColor="background1" w:val="FFFFFF"/>
@@ -7444,6 +7796,7 @@
         <w:spacing w:after="0" w:before="0" w:line="240" w:lineRule="auto"/>
       </w:pPr>
       <w:rPr>
+        <w:rFonts w:eastAsia="黑体"/>
         <w:color w:val="auto"/>
       </w:rPr>
       <w:tblPr/>
@@ -7461,6 +7814,7 @@
     </w:tblStylePr>
     <w:tblStylePr w:type="firstCol">
       <w:rPr>
+        <w:rFonts w:eastAsia="黑体"/>
         <w:b/>
         <w:bCs/>
         <w:color w:themeColor="background1" w:val="FFFFFF"/>
@@ -7480,6 +7834,7 @@
     </w:tblStylePr>
     <w:tblStylePr w:type="lastCol">
       <w:rPr>
+        <w:rFonts w:eastAsia="黑体"/>
         <w:b/>
         <w:bCs/>
         <w:color w:themeColor="background1" w:val="FFFFFF"/>
@@ -7528,6 +7883,7 @@
     </w:tblStylePr>
     <w:tblStylePr w:type="nwCell">
       <w:rPr>
+        <w:rFonts w:eastAsia="黑体"/>
         <w:color w:themeColor="background1" w:val="FFFFFF"/>
       </w:rPr>
       <w:tblPr/>
@@ -7571,6 +7927,7 @@
         <w:spacing w:after="0" w:before="0" w:line="240" w:lineRule="auto"/>
       </w:pPr>
       <w:rPr>
+        <w:rFonts w:eastAsia="黑体"/>
         <w:b/>
         <w:bCs/>
         <w:color w:themeColor="background1" w:val="FFFFFF"/>
@@ -7593,6 +7950,7 @@
         <w:spacing w:after="0" w:before="0" w:line="240" w:lineRule="auto"/>
       </w:pPr>
       <w:rPr>
+        <w:rFonts w:eastAsia="黑体"/>
         <w:color w:val="auto"/>
       </w:rPr>
       <w:tblPr/>
@@ -7610,6 +7968,7 @@
     </w:tblStylePr>
     <w:tblStylePr w:type="firstCol">
       <w:rPr>
+        <w:rFonts w:eastAsia="黑体"/>
         <w:b/>
         <w:bCs/>
         <w:color w:themeColor="background1" w:val="FFFFFF"/>
@@ -7629,6 +7988,7 @@
     </w:tblStylePr>
     <w:tblStylePr w:type="lastCol">
       <w:rPr>
+        <w:rFonts w:eastAsia="黑体"/>
         <w:b/>
         <w:bCs/>
         <w:color w:themeColor="background1" w:val="FFFFFF"/>
@@ -7677,6 +8037,7 @@
     </w:tblStylePr>
     <w:tblStylePr w:type="nwCell">
       <w:rPr>
+        <w:rFonts w:eastAsia="黑体"/>
         <w:color w:themeColor="background1" w:val="FFFFFF"/>
       </w:rPr>
       <w:tblPr/>
@@ -7701,6 +8062,7 @@
       <w:spacing w:after="0" w:line="240" w:lineRule="auto"/>
     </w:pPr>
     <w:rPr>
+      <w:rFonts w:eastAsia="黑体"/>
       <w:color w:themeColor="text1" w:val="000000"/>
     </w:rPr>
     <w:tblPr>
@@ -7720,7 +8082,7 @@
     </w:tblPr>
     <w:tblStylePr w:type="firstRow">
       <w:rPr>
-        <w:rFonts w:asciiTheme="majorHAnsi" w:cstheme="majorBidi" w:eastAsiaTheme="majorEastAsia" w:hAnsiTheme="majorHAnsi"/>
+        <w:rFonts w:asciiTheme="majorHAnsi" w:cstheme="majorBidi" w:hAnsiTheme="majorHAnsi" w:eastAsia="黑体"/>
       </w:rPr>
       <w:tblPr/>
       <w:tcPr>
@@ -7732,6 +8094,7 @@
     </w:tblStylePr>
     <w:tblStylePr w:type="lastRow">
       <w:rPr>
+        <w:rFonts w:eastAsia="黑体"/>
         <w:b/>
         <w:bCs/>
         <w:color w:themeColor="text2" w:val="1F497D"/>
@@ -7746,12 +8109,14 @@
     </w:tblStylePr>
     <w:tblStylePr w:type="firstCol">
       <w:rPr>
+        <w:rFonts w:eastAsia="黑体"/>
         <w:b/>
         <w:bCs/>
       </w:rPr>
     </w:tblStylePr>
     <w:tblStylePr w:type="lastCol">
       <w:rPr>
+        <w:rFonts w:eastAsia="黑体"/>
         <w:b/>
         <w:bCs/>
       </w:rPr>
@@ -7785,6 +8150,7 @@
       <w:spacing w:after="0" w:line="240" w:lineRule="auto"/>
     </w:pPr>
     <w:rPr>
+      <w:rFonts w:eastAsia="黑体"/>
       <w:color w:themeColor="text1" w:val="000000"/>
     </w:rPr>
     <w:tblPr>
@@ -7804,7 +8170,7 @@
     </w:tblPr>
     <w:tblStylePr w:type="firstRow">
       <w:rPr>
-        <w:rFonts w:asciiTheme="majorHAnsi" w:cstheme="majorBidi" w:eastAsiaTheme="majorEastAsia" w:hAnsiTheme="majorHAnsi"/>
+        <w:rFonts w:asciiTheme="majorHAnsi" w:cstheme="majorBidi" w:hAnsiTheme="majorHAnsi" w:eastAsia="黑体"/>
       </w:rPr>
       <w:tblPr/>
       <w:tcPr>
@@ -7816,6 +8182,7 @@
     </w:tblStylePr>
     <w:tblStylePr w:type="lastRow">
       <w:rPr>
+        <w:rFonts w:eastAsia="黑体"/>
         <w:b/>
         <w:bCs/>
         <w:color w:themeColor="text2" w:val="1F497D"/>
@@ -7830,12 +8197,14 @@
     </w:tblStylePr>
     <w:tblStylePr w:type="firstCol">
       <w:rPr>
+        <w:rFonts w:eastAsia="黑体"/>
         <w:b/>
         <w:bCs/>
       </w:rPr>
     </w:tblStylePr>
     <w:tblStylePr w:type="lastCol">
       <w:rPr>
+        <w:rFonts w:eastAsia="黑体"/>
         <w:b/>
         <w:bCs/>
       </w:rPr>
@@ -7869,6 +8238,7 @@
       <w:spacing w:after="0" w:line="240" w:lineRule="auto"/>
     </w:pPr>
     <w:rPr>
+      <w:rFonts w:eastAsia="黑体"/>
       <w:color w:themeColor="text1" w:val="000000"/>
     </w:rPr>
     <w:tblPr>
@@ -7888,7 +8258,7 @@
     </w:tblPr>
     <w:tblStylePr w:type="firstRow">
       <w:rPr>
-        <w:rFonts w:asciiTheme="majorHAnsi" w:cstheme="majorBidi" w:eastAsiaTheme="majorEastAsia" w:hAnsiTheme="majorHAnsi"/>
+        <w:rFonts w:asciiTheme="majorHAnsi" w:cstheme="majorBidi" w:hAnsiTheme="majorHAnsi" w:eastAsia="黑体"/>
       </w:rPr>
       <w:tblPr/>
       <w:tcPr>
@@ -7900,6 +8270,7 @@
     </w:tblStylePr>
     <w:tblStylePr w:type="lastRow">
       <w:rPr>
+        <w:rFonts w:eastAsia="黑体"/>
         <w:b/>
         <w:bCs/>
         <w:color w:themeColor="text2" w:val="1F497D"/>
@@ -7914,12 +8285,14 @@
     </w:tblStylePr>
     <w:tblStylePr w:type="firstCol">
       <w:rPr>
+        <w:rFonts w:eastAsia="黑体"/>
         <w:b/>
         <w:bCs/>
       </w:rPr>
     </w:tblStylePr>
     <w:tblStylePr w:type="lastCol">
       <w:rPr>
+        <w:rFonts w:eastAsia="黑体"/>
         <w:b/>
         <w:bCs/>
       </w:rPr>
@@ -7953,6 +8326,7 @@
       <w:spacing w:after="0" w:line="240" w:lineRule="auto"/>
     </w:pPr>
     <w:rPr>
+      <w:rFonts w:eastAsia="黑体"/>
       <w:color w:themeColor="text1" w:val="000000"/>
     </w:rPr>
     <w:tblPr>
@@ -7972,7 +8346,7 @@
     </w:tblPr>
     <w:tblStylePr w:type="firstRow">
       <w:rPr>
-        <w:rFonts w:asciiTheme="majorHAnsi" w:cstheme="majorBidi" w:eastAsiaTheme="majorEastAsia" w:hAnsiTheme="majorHAnsi"/>
+        <w:rFonts w:asciiTheme="majorHAnsi" w:cstheme="majorBidi" w:hAnsiTheme="majorHAnsi" w:eastAsia="黑体"/>
       </w:rPr>
       <w:tblPr/>
       <w:tcPr>
@@ -7984,6 +8358,7 @@
     </w:tblStylePr>
     <w:tblStylePr w:type="lastRow">
       <w:rPr>
+        <w:rFonts w:eastAsia="黑体"/>
         <w:b/>
         <w:bCs/>
         <w:color w:themeColor="text2" w:val="1F497D"/>
@@ -7998,12 +8373,14 @@
     </w:tblStylePr>
     <w:tblStylePr w:type="firstCol">
       <w:rPr>
+        <w:rFonts w:eastAsia="黑体"/>
         <w:b/>
         <w:bCs/>
       </w:rPr>
     </w:tblStylePr>
     <w:tblStylePr w:type="lastCol">
       <w:rPr>
+        <w:rFonts w:eastAsia="黑体"/>
         <w:b/>
         <w:bCs/>
       </w:rPr>
@@ -8037,6 +8414,7 @@
       <w:spacing w:after="0" w:line="240" w:lineRule="auto"/>
     </w:pPr>
     <w:rPr>
+      <w:rFonts w:eastAsia="黑体"/>
       <w:color w:themeColor="text1" w:val="000000"/>
     </w:rPr>
     <w:tblPr>
@@ -8056,7 +8434,7 @@
     </w:tblPr>
     <w:tblStylePr w:type="firstRow">
       <w:rPr>
-        <w:rFonts w:asciiTheme="majorHAnsi" w:cstheme="majorBidi" w:eastAsiaTheme="majorEastAsia" w:hAnsiTheme="majorHAnsi"/>
+        <w:rFonts w:asciiTheme="majorHAnsi" w:cstheme="majorBidi" w:hAnsiTheme="majorHAnsi" w:eastAsia="黑体"/>
       </w:rPr>
       <w:tblPr/>
       <w:tcPr>
@@ -8068,6 +8446,7 @@
     </w:tblStylePr>
     <w:tblStylePr w:type="lastRow">
       <w:rPr>
+        <w:rFonts w:eastAsia="黑体"/>
         <w:b/>
         <w:bCs/>
         <w:color w:themeColor="text2" w:val="1F497D"/>
@@ -8082,12 +8461,14 @@
     </w:tblStylePr>
     <w:tblStylePr w:type="firstCol">
       <w:rPr>
+        <w:rFonts w:eastAsia="黑体"/>
         <w:b/>
         <w:bCs/>
       </w:rPr>
     </w:tblStylePr>
     <w:tblStylePr w:type="lastCol">
       <w:rPr>
+        <w:rFonts w:eastAsia="黑体"/>
         <w:b/>
         <w:bCs/>
       </w:rPr>
@@ -8121,6 +8502,7 @@
       <w:spacing w:after="0" w:line="240" w:lineRule="auto"/>
     </w:pPr>
     <w:rPr>
+      <w:rFonts w:eastAsia="黑体"/>
       <w:color w:themeColor="text1" w:val="000000"/>
     </w:rPr>
     <w:tblPr>
@@ -8140,7 +8522,7 @@
     </w:tblPr>
     <w:tblStylePr w:type="firstRow">
       <w:rPr>
-        <w:rFonts w:asciiTheme="majorHAnsi" w:cstheme="majorBidi" w:eastAsiaTheme="majorEastAsia" w:hAnsiTheme="majorHAnsi"/>
+        <w:rFonts w:asciiTheme="majorHAnsi" w:cstheme="majorBidi" w:hAnsiTheme="majorHAnsi" w:eastAsia="黑体"/>
       </w:rPr>
       <w:tblPr/>
       <w:tcPr>
@@ -8152,6 +8534,7 @@
     </w:tblStylePr>
     <w:tblStylePr w:type="lastRow">
       <w:rPr>
+        <w:rFonts w:eastAsia="黑体"/>
         <w:b/>
         <w:bCs/>
         <w:color w:themeColor="text2" w:val="1F497D"/>
@@ -8166,12 +8549,14 @@
     </w:tblStylePr>
     <w:tblStylePr w:type="firstCol">
       <w:rPr>
+        <w:rFonts w:eastAsia="黑体"/>
         <w:b/>
         <w:bCs/>
       </w:rPr>
     </w:tblStylePr>
     <w:tblStylePr w:type="lastCol">
       <w:rPr>
+        <w:rFonts w:eastAsia="黑体"/>
         <w:b/>
         <w:bCs/>
       </w:rPr>
@@ -8205,6 +8590,7 @@
       <w:spacing w:after="0" w:line="240" w:lineRule="auto"/>
     </w:pPr>
     <w:rPr>
+      <w:rFonts w:eastAsia="黑体"/>
       <w:color w:themeColor="text1" w:val="000000"/>
     </w:rPr>
     <w:tblPr>
@@ -8224,7 +8610,7 @@
     </w:tblPr>
     <w:tblStylePr w:type="firstRow">
       <w:rPr>
-        <w:rFonts w:asciiTheme="majorHAnsi" w:cstheme="majorBidi" w:eastAsiaTheme="majorEastAsia" w:hAnsiTheme="majorHAnsi"/>
+        <w:rFonts w:asciiTheme="majorHAnsi" w:cstheme="majorBidi" w:hAnsiTheme="majorHAnsi" w:eastAsia="黑体"/>
       </w:rPr>
       <w:tblPr/>
       <w:tcPr>
@@ -8236,6 +8622,7 @@
     </w:tblStylePr>
     <w:tblStylePr w:type="lastRow">
       <w:rPr>
+        <w:rFonts w:eastAsia="黑体"/>
         <w:b/>
         <w:bCs/>
         <w:color w:themeColor="text2" w:val="1F497D"/>
@@ -8250,12 +8637,14 @@
     </w:tblStylePr>
     <w:tblStylePr w:type="firstCol">
       <w:rPr>
+        <w:rFonts w:eastAsia="黑体"/>
         <w:b/>
         <w:bCs/>
       </w:rPr>
     </w:tblStylePr>
     <w:tblStylePr w:type="lastCol">
       <w:rPr>
+        <w:rFonts w:eastAsia="黑体"/>
         <w:b/>
         <w:bCs/>
       </w:rPr>
@@ -8289,7 +8678,7 @@
       <w:spacing w:after="0" w:line="240" w:lineRule="auto"/>
     </w:pPr>
     <w:rPr>
-      <w:rFonts w:asciiTheme="majorHAnsi" w:cstheme="majorBidi" w:eastAsiaTheme="majorEastAsia" w:hAnsiTheme="majorHAnsi"/>
+      <w:rFonts w:asciiTheme="majorHAnsi" w:cstheme="majorBidi" w:hAnsiTheme="majorHAnsi" w:eastAsia="黑体"/>
       <w:color w:themeColor="text1" w:val="000000"/>
     </w:rPr>
     <w:tblPr>
@@ -8311,6 +8700,7 @@
     </w:tblPr>
     <w:tblStylePr w:type="firstRow">
       <w:rPr>
+        <w:rFonts w:eastAsia="黑体"/>
         <w:sz w:val="24"/>
         <w:szCs w:val="24"/>
       </w:rPr>
@@ -8417,7 +8807,7 @@
       <w:spacing w:after="0" w:line="240" w:lineRule="auto"/>
     </w:pPr>
     <w:rPr>
-      <w:rFonts w:asciiTheme="majorHAnsi" w:cstheme="majorBidi" w:eastAsiaTheme="majorEastAsia" w:hAnsiTheme="majorHAnsi"/>
+      <w:rFonts w:asciiTheme="majorHAnsi" w:cstheme="majorBidi" w:hAnsiTheme="majorHAnsi" w:eastAsia="黑体"/>
       <w:color w:themeColor="text1" w:val="000000"/>
     </w:rPr>
     <w:tblPr>
@@ -8439,6 +8829,7 @@
     </w:tblPr>
     <w:tblStylePr w:type="firstRow">
       <w:rPr>
+        <w:rFonts w:eastAsia="黑体"/>
         <w:sz w:val="24"/>
         <w:szCs w:val="24"/>
       </w:rPr>
@@ -8545,7 +8936,7 @@
       <w:spacing w:after="0" w:line="240" w:lineRule="auto"/>
     </w:pPr>
     <w:rPr>
-      <w:rFonts w:asciiTheme="majorHAnsi" w:cstheme="majorBidi" w:eastAsiaTheme="majorEastAsia" w:hAnsiTheme="majorHAnsi"/>
+      <w:rFonts w:asciiTheme="majorHAnsi" w:cstheme="majorBidi" w:hAnsiTheme="majorHAnsi" w:eastAsia="黑体"/>
       <w:color w:themeColor="text1" w:val="000000"/>
     </w:rPr>
     <w:tblPr>
@@ -8567,6 +8958,7 @@
     </w:tblPr>
     <w:tblStylePr w:type="firstRow">
       <w:rPr>
+        <w:rFonts w:eastAsia="黑体"/>
         <w:sz w:val="24"/>
         <w:szCs w:val="24"/>
       </w:rPr>
@@ -8673,7 +9065,7 @@
       <w:spacing w:after="0" w:line="240" w:lineRule="auto"/>
     </w:pPr>
     <w:rPr>
-      <w:rFonts w:asciiTheme="majorHAnsi" w:cstheme="majorBidi" w:eastAsiaTheme="majorEastAsia" w:hAnsiTheme="majorHAnsi"/>
+      <w:rFonts w:asciiTheme="majorHAnsi" w:cstheme="majorBidi" w:hAnsiTheme="majorHAnsi" w:eastAsia="黑体"/>
       <w:color w:themeColor="text1" w:val="000000"/>
     </w:rPr>
     <w:tblPr>
@@ -8695,6 +9087,7 @@
     </w:tblPr>
     <w:tblStylePr w:type="firstRow">
       <w:rPr>
+        <w:rFonts w:eastAsia="黑体"/>
         <w:sz w:val="24"/>
         <w:szCs w:val="24"/>
       </w:rPr>
@@ -8801,7 +9194,7 @@
       <w:spacing w:after="0" w:line="240" w:lineRule="auto"/>
     </w:pPr>
     <w:rPr>
-      <w:rFonts w:asciiTheme="majorHAnsi" w:cstheme="majorBidi" w:eastAsiaTheme="majorEastAsia" w:hAnsiTheme="majorHAnsi"/>
+      <w:rFonts w:asciiTheme="majorHAnsi" w:cstheme="majorBidi" w:hAnsiTheme="majorHAnsi" w:eastAsia="黑体"/>
       <w:color w:themeColor="text1" w:val="000000"/>
     </w:rPr>
     <w:tblPr>
@@ -8823,6 +9216,7 @@
     </w:tblPr>
     <w:tblStylePr w:type="firstRow">
       <w:rPr>
+        <w:rFonts w:eastAsia="黑体"/>
         <w:sz w:val="24"/>
         <w:szCs w:val="24"/>
       </w:rPr>
@@ -8929,7 +9323,7 @@
       <w:spacing w:after="0" w:line="240" w:lineRule="auto"/>
     </w:pPr>
     <w:rPr>
-      <w:rFonts w:asciiTheme="majorHAnsi" w:cstheme="majorBidi" w:eastAsiaTheme="majorEastAsia" w:hAnsiTheme="majorHAnsi"/>
+      <w:rFonts w:asciiTheme="majorHAnsi" w:cstheme="majorBidi" w:hAnsiTheme="majorHAnsi" w:eastAsia="黑体"/>
       <w:color w:themeColor="text1" w:val="000000"/>
     </w:rPr>
     <w:tblPr>
@@ -8951,6 +9345,7 @@
     </w:tblPr>
     <w:tblStylePr w:type="firstRow">
       <w:rPr>
+        <w:rFonts w:eastAsia="黑体"/>
         <w:sz w:val="24"/>
         <w:szCs w:val="24"/>
       </w:rPr>
@@ -9057,7 +9452,7 @@
       <w:spacing w:after="0" w:line="240" w:lineRule="auto"/>
     </w:pPr>
     <w:rPr>
-      <w:rFonts w:asciiTheme="majorHAnsi" w:cstheme="majorBidi" w:eastAsiaTheme="majorEastAsia" w:hAnsiTheme="majorHAnsi"/>
+      <w:rFonts w:asciiTheme="majorHAnsi" w:cstheme="majorBidi" w:hAnsiTheme="majorHAnsi" w:eastAsia="黑体"/>
       <w:color w:themeColor="text1" w:val="000000"/>
     </w:rPr>
     <w:tblPr>
@@ -9079,6 +9474,7 @@
     </w:tblPr>
     <w:tblStylePr w:type="firstRow">
       <w:rPr>
+        <w:rFonts w:eastAsia="黑体"/>
         <w:sz w:val="24"/>
         <w:szCs w:val="24"/>
       </w:rPr>
@@ -9208,12 +9604,14 @@
     </w:tcPr>
     <w:tblStylePr w:type="firstRow">
       <w:rPr>
+        <w:rFonts w:eastAsia="黑体"/>
         <w:b/>
         <w:bCs/>
       </w:rPr>
     </w:tblStylePr>
     <w:tblStylePr w:type="lastRow">
       <w:rPr>
+        <w:rFonts w:eastAsia="黑体"/>
         <w:b/>
         <w:bCs/>
       </w:rPr>
@@ -9226,12 +9624,14 @@
     </w:tblStylePr>
     <w:tblStylePr w:type="firstCol">
       <w:rPr>
+        <w:rFonts w:eastAsia="黑体"/>
         <w:b/>
         <w:bCs/>
       </w:rPr>
     </w:tblStylePr>
     <w:tblStylePr w:type="lastCol">
       <w:rPr>
+        <w:rFonts w:eastAsia="黑体"/>
         <w:b/>
         <w:bCs/>
       </w:rPr>
@@ -9281,12 +9681,14 @@
     </w:tcPr>
     <w:tblStylePr w:type="firstRow">
       <w:rPr>
+        <w:rFonts w:eastAsia="黑体"/>
         <w:b/>
         <w:bCs/>
       </w:rPr>
     </w:tblStylePr>
     <w:tblStylePr w:type="lastRow">
       <w:rPr>
+        <w:rFonts w:eastAsia="黑体"/>
         <w:b/>
         <w:bCs/>
       </w:rPr>
@@ -9299,12 +9701,14 @@
     </w:tblStylePr>
     <w:tblStylePr w:type="firstCol">
       <w:rPr>
+        <w:rFonts w:eastAsia="黑体"/>
         <w:b/>
         <w:bCs/>
       </w:rPr>
     </w:tblStylePr>
     <w:tblStylePr w:type="lastCol">
       <w:rPr>
+        <w:rFonts w:eastAsia="黑体"/>
         <w:b/>
         <w:bCs/>
       </w:rPr>
@@ -9354,12 +9758,14 @@
     </w:tcPr>
     <w:tblStylePr w:type="firstRow">
       <w:rPr>
+        <w:rFonts w:eastAsia="黑体"/>
         <w:b/>
         <w:bCs/>
       </w:rPr>
     </w:tblStylePr>
     <w:tblStylePr w:type="lastRow">
       <w:rPr>
+        <w:rFonts w:eastAsia="黑体"/>
         <w:b/>
         <w:bCs/>
       </w:rPr>
@@ -9372,12 +9778,14 @@
     </w:tblStylePr>
     <w:tblStylePr w:type="firstCol">
       <w:rPr>
+        <w:rFonts w:eastAsia="黑体"/>
         <w:b/>
         <w:bCs/>
       </w:rPr>
     </w:tblStylePr>
     <w:tblStylePr w:type="lastCol">
       <w:rPr>
+        <w:rFonts w:eastAsia="黑体"/>
         <w:b/>
         <w:bCs/>
       </w:rPr>
@@ -9427,12 +9835,14 @@
     </w:tcPr>
     <w:tblStylePr w:type="firstRow">
       <w:rPr>
+        <w:rFonts w:eastAsia="黑体"/>
         <w:b/>
         <w:bCs/>
       </w:rPr>
     </w:tblStylePr>
     <w:tblStylePr w:type="lastRow">
       <w:rPr>
+        <w:rFonts w:eastAsia="黑体"/>
         <w:b/>
         <w:bCs/>
       </w:rPr>
@@ -9445,12 +9855,14 @@
     </w:tblStylePr>
     <w:tblStylePr w:type="firstCol">
       <w:rPr>
+        <w:rFonts w:eastAsia="黑体"/>
         <w:b/>
         <w:bCs/>
       </w:rPr>
     </w:tblStylePr>
     <w:tblStylePr w:type="lastCol">
       <w:rPr>
+        <w:rFonts w:eastAsia="黑体"/>
         <w:b/>
         <w:bCs/>
       </w:rPr>
@@ -9500,12 +9912,14 @@
     </w:tcPr>
     <w:tblStylePr w:type="firstRow">
       <w:rPr>
+        <w:rFonts w:eastAsia="黑体"/>
         <w:b/>
         <w:bCs/>
       </w:rPr>
     </w:tblStylePr>
     <w:tblStylePr w:type="lastRow">
       <w:rPr>
+        <w:rFonts w:eastAsia="黑体"/>
         <w:b/>
         <w:bCs/>
       </w:rPr>
@@ -9518,12 +9932,14 @@
     </w:tblStylePr>
     <w:tblStylePr w:type="firstCol">
       <w:rPr>
+        <w:rFonts w:eastAsia="黑体"/>
         <w:b/>
         <w:bCs/>
       </w:rPr>
     </w:tblStylePr>
     <w:tblStylePr w:type="lastCol">
       <w:rPr>
+        <w:rFonts w:eastAsia="黑体"/>
         <w:b/>
         <w:bCs/>
       </w:rPr>
@@ -9573,12 +9989,14 @@
     </w:tcPr>
     <w:tblStylePr w:type="firstRow">
       <w:rPr>
+        <w:rFonts w:eastAsia="黑体"/>
         <w:b/>
         <w:bCs/>
       </w:rPr>
     </w:tblStylePr>
     <w:tblStylePr w:type="lastRow">
       <w:rPr>
+        <w:rFonts w:eastAsia="黑体"/>
         <w:b/>
         <w:bCs/>
       </w:rPr>
@@ -9591,12 +10009,14 @@
     </w:tblStylePr>
     <w:tblStylePr w:type="firstCol">
       <w:rPr>
+        <w:rFonts w:eastAsia="黑体"/>
         <w:b/>
         <w:bCs/>
       </w:rPr>
     </w:tblStylePr>
     <w:tblStylePr w:type="lastCol">
       <w:rPr>
+        <w:rFonts w:eastAsia="黑体"/>
         <w:b/>
         <w:bCs/>
       </w:rPr>
@@ -9646,12 +10066,14 @@
     </w:tcPr>
     <w:tblStylePr w:type="firstRow">
       <w:rPr>
+        <w:rFonts w:eastAsia="黑体"/>
         <w:b/>
         <w:bCs/>
       </w:rPr>
     </w:tblStylePr>
     <w:tblStylePr w:type="lastRow">
       <w:rPr>
+        <w:rFonts w:eastAsia="黑体"/>
         <w:b/>
         <w:bCs/>
       </w:rPr>
@@ -9664,12 +10086,14 @@
     </w:tblStylePr>
     <w:tblStylePr w:type="firstCol">
       <w:rPr>
+        <w:rFonts w:eastAsia="黑体"/>
         <w:b/>
         <w:bCs/>
       </w:rPr>
     </w:tblStylePr>
     <w:tblStylePr w:type="lastCol">
       <w:rPr>
+        <w:rFonts w:eastAsia="黑体"/>
         <w:b/>
         <w:bCs/>
       </w:rPr>
@@ -9696,7 +10120,7 @@
       <w:spacing w:after="0" w:line="240" w:lineRule="auto"/>
     </w:pPr>
     <w:rPr>
-      <w:rFonts w:asciiTheme="majorHAnsi" w:cstheme="majorBidi" w:eastAsiaTheme="majorEastAsia" w:hAnsiTheme="majorHAnsi"/>
+      <w:rFonts w:asciiTheme="majorHAnsi" w:cstheme="majorBidi" w:hAnsiTheme="majorHAnsi" w:eastAsia="黑体"/>
       <w:color w:themeColor="text1" w:val="000000"/>
     </w:rPr>
     <w:tblPr>
@@ -9723,6 +10147,7 @@
     </w:tcPr>
     <w:tblStylePr w:type="firstRow">
       <w:rPr>
+        <w:rFonts w:eastAsia="黑体"/>
         <w:b/>
         <w:bCs/>
         <w:color w:themeColor="text1" w:val="000000"/>
@@ -9734,6 +10159,7 @@
     </w:tblStylePr>
     <w:tblStylePr w:type="lastRow">
       <w:rPr>
+        <w:rFonts w:eastAsia="黑体"/>
         <w:b/>
         <w:bCs/>
         <w:color w:themeColor="text1" w:val="000000"/>
@@ -9753,6 +10179,7 @@
     </w:tblStylePr>
     <w:tblStylePr w:type="firstCol">
       <w:rPr>
+        <w:rFonts w:eastAsia="黑体"/>
         <w:b/>
         <w:bCs/>
         <w:color w:themeColor="text1" w:val="000000"/>
@@ -9772,6 +10199,7 @@
     </w:tblStylePr>
     <w:tblStylePr w:type="lastCol">
       <w:rPr>
+        <w:rFonts w:eastAsia="黑体"/>
         <w:b w:val="0"/>
         <w:bCs w:val="0"/>
         <w:color w:themeColor="text1" w:val="000000"/>
@@ -9821,7 +10249,7 @@
       <w:spacing w:after="0" w:line="240" w:lineRule="auto"/>
     </w:pPr>
     <w:rPr>
-      <w:rFonts w:asciiTheme="majorHAnsi" w:cstheme="majorBidi" w:eastAsiaTheme="majorEastAsia" w:hAnsiTheme="majorHAnsi"/>
+      <w:rFonts w:asciiTheme="majorHAnsi" w:cstheme="majorBidi" w:hAnsiTheme="majorHAnsi" w:eastAsia="黑体"/>
       <w:color w:themeColor="text1" w:val="000000"/>
     </w:rPr>
     <w:tblPr>
@@ -9848,6 +10276,7 @@
     </w:tcPr>
     <w:tblStylePr w:type="firstRow">
       <w:rPr>
+        <w:rFonts w:eastAsia="黑体"/>
         <w:b/>
         <w:bCs/>
         <w:color w:themeColor="text1" w:val="000000"/>
@@ -9859,6 +10288,7 @@
     </w:tblStylePr>
     <w:tblStylePr w:type="lastRow">
       <w:rPr>
+        <w:rFonts w:eastAsia="黑体"/>
         <w:b/>
         <w:bCs/>
         <w:color w:themeColor="text1" w:val="000000"/>
@@ -9878,6 +10308,7 @@
     </w:tblStylePr>
     <w:tblStylePr w:type="firstCol">
       <w:rPr>
+        <w:rFonts w:eastAsia="黑体"/>
         <w:b/>
         <w:bCs/>
         <w:color w:themeColor="text1" w:val="000000"/>
@@ -9897,6 +10328,7 @@
     </w:tblStylePr>
     <w:tblStylePr w:type="lastCol">
       <w:rPr>
+        <w:rFonts w:eastAsia="黑体"/>
         <w:b w:val="0"/>
         <w:bCs w:val="0"/>
         <w:color w:themeColor="text1" w:val="000000"/>
@@ -9946,7 +10378,7 @@
       <w:spacing w:after="0" w:line="240" w:lineRule="auto"/>
     </w:pPr>
     <w:rPr>
-      <w:rFonts w:asciiTheme="majorHAnsi" w:cstheme="majorBidi" w:eastAsiaTheme="majorEastAsia" w:hAnsiTheme="majorHAnsi"/>
+      <w:rFonts w:asciiTheme="majorHAnsi" w:cstheme="majorBidi" w:hAnsiTheme="majorHAnsi" w:eastAsia="黑体"/>
       <w:color w:themeColor="text1" w:val="000000"/>
     </w:rPr>
     <w:tblPr>
@@ -9973,6 +10405,7 @@
     </w:tcPr>
     <w:tblStylePr w:type="firstRow">
       <w:rPr>
+        <w:rFonts w:eastAsia="黑体"/>
         <w:b/>
         <w:bCs/>
         <w:color w:themeColor="text1" w:val="000000"/>
@@ -9984,6 +10417,7 @@
     </w:tblStylePr>
     <w:tblStylePr w:type="lastRow">
       <w:rPr>
+        <w:rFonts w:eastAsia="黑体"/>
         <w:b/>
         <w:bCs/>
         <w:color w:themeColor="text1" w:val="000000"/>
@@ -10003,6 +10437,7 @@
     </w:tblStylePr>
     <w:tblStylePr w:type="firstCol">
       <w:rPr>
+        <w:rFonts w:eastAsia="黑体"/>
         <w:b/>
         <w:bCs/>
         <w:color w:themeColor="text1" w:val="000000"/>
@@ -10022,6 +10457,7 @@
     </w:tblStylePr>
     <w:tblStylePr w:type="lastCol">
       <w:rPr>
+        <w:rFonts w:eastAsia="黑体"/>
         <w:b w:val="0"/>
         <w:bCs w:val="0"/>
         <w:color w:themeColor="text1" w:val="000000"/>
@@ -10071,7 +10507,7 @@
       <w:spacing w:after="0" w:line="240" w:lineRule="auto"/>
     </w:pPr>
     <w:rPr>
-      <w:rFonts w:asciiTheme="majorHAnsi" w:cstheme="majorBidi" w:eastAsiaTheme="majorEastAsia" w:hAnsiTheme="majorHAnsi"/>
+      <w:rFonts w:asciiTheme="majorHAnsi" w:cstheme="majorBidi" w:hAnsiTheme="majorHAnsi" w:eastAsia="黑体"/>
       <w:color w:themeColor="text1" w:val="000000"/>
     </w:rPr>
     <w:tblPr>
@@ -10098,6 +10534,7 @@
     </w:tcPr>
     <w:tblStylePr w:type="firstRow">
       <w:rPr>
+        <w:rFonts w:eastAsia="黑体"/>
         <w:b/>
         <w:bCs/>
         <w:color w:themeColor="text1" w:val="000000"/>
@@ -10109,6 +10546,7 @@
     </w:tblStylePr>
     <w:tblStylePr w:type="lastRow">
       <w:rPr>
+        <w:rFonts w:eastAsia="黑体"/>
         <w:b/>
         <w:bCs/>
         <w:color w:themeColor="text1" w:val="000000"/>
@@ -10128,6 +10566,7 @@
     </w:tblStylePr>
     <w:tblStylePr w:type="firstCol">
       <w:rPr>
+        <w:rFonts w:eastAsia="黑体"/>
         <w:b/>
         <w:bCs/>
         <w:color w:themeColor="text1" w:val="000000"/>
@@ -10147,6 +10586,7 @@
     </w:tblStylePr>
     <w:tblStylePr w:type="lastCol">
       <w:rPr>
+        <w:rFonts w:eastAsia="黑体"/>
         <w:b w:val="0"/>
         <w:bCs w:val="0"/>
         <w:color w:themeColor="text1" w:val="000000"/>
@@ -10196,7 +10636,7 @@
       <w:spacing w:after="0" w:line="240" w:lineRule="auto"/>
     </w:pPr>
     <w:rPr>
-      <w:rFonts w:asciiTheme="majorHAnsi" w:cstheme="majorBidi" w:eastAsiaTheme="majorEastAsia" w:hAnsiTheme="majorHAnsi"/>
+      <w:rFonts w:asciiTheme="majorHAnsi" w:cstheme="majorBidi" w:hAnsiTheme="majorHAnsi" w:eastAsia="黑体"/>
       <w:color w:themeColor="text1" w:val="000000"/>
     </w:rPr>
     <w:tblPr>
@@ -10223,6 +10663,7 @@
     </w:tcPr>
     <w:tblStylePr w:type="firstRow">
       <w:rPr>
+        <w:rFonts w:eastAsia="黑体"/>
         <w:b/>
         <w:bCs/>
         <w:color w:themeColor="text1" w:val="000000"/>
@@ -10234,6 +10675,7 @@
     </w:tblStylePr>
     <w:tblStylePr w:type="lastRow">
       <w:rPr>
+        <w:rFonts w:eastAsia="黑体"/>
         <w:b/>
         <w:bCs/>
         <w:color w:themeColor="text1" w:val="000000"/>
@@ -10253,6 +10695,7 @@
     </w:tblStylePr>
     <w:tblStylePr w:type="firstCol">
       <w:rPr>
+        <w:rFonts w:eastAsia="黑体"/>
         <w:b/>
         <w:bCs/>
         <w:color w:themeColor="text1" w:val="000000"/>
@@ -10272,6 +10715,7 @@
     </w:tblStylePr>
     <w:tblStylePr w:type="lastCol">
       <w:rPr>
+        <w:rFonts w:eastAsia="黑体"/>
         <w:b w:val="0"/>
         <w:bCs w:val="0"/>
         <w:color w:themeColor="text1" w:val="000000"/>
@@ -10321,7 +10765,7 @@
       <w:spacing w:after="0" w:line="240" w:lineRule="auto"/>
     </w:pPr>
     <w:rPr>
-      <w:rFonts w:asciiTheme="majorHAnsi" w:cstheme="majorBidi" w:eastAsiaTheme="majorEastAsia" w:hAnsiTheme="majorHAnsi"/>
+      <w:rFonts w:asciiTheme="majorHAnsi" w:cstheme="majorBidi" w:hAnsiTheme="majorHAnsi" w:eastAsia="黑体"/>
       <w:color w:themeColor="text1" w:val="000000"/>
     </w:rPr>
     <w:tblPr>
@@ -10348,6 +10792,7 @@
     </w:tcPr>
     <w:tblStylePr w:type="firstRow">
       <w:rPr>
+        <w:rFonts w:eastAsia="黑体"/>
         <w:b/>
         <w:bCs/>
         <w:color w:themeColor="text1" w:val="000000"/>
@@ -10359,6 +10804,7 @@
     </w:tblStylePr>
     <w:tblStylePr w:type="lastRow">
       <w:rPr>
+        <w:rFonts w:eastAsia="黑体"/>
         <w:b/>
         <w:bCs/>
         <w:color w:themeColor="text1" w:val="000000"/>
@@ -10378,6 +10824,7 @@
     </w:tblStylePr>
     <w:tblStylePr w:type="firstCol">
       <w:rPr>
+        <w:rFonts w:eastAsia="黑体"/>
         <w:b/>
         <w:bCs/>
         <w:color w:themeColor="text1" w:val="000000"/>
@@ -10397,6 +10844,7 @@
     </w:tblStylePr>
     <w:tblStylePr w:type="lastCol">
       <w:rPr>
+        <w:rFonts w:eastAsia="黑体"/>
         <w:b w:val="0"/>
         <w:bCs w:val="0"/>
         <w:color w:themeColor="text1" w:val="000000"/>
@@ -10446,7 +10894,7 @@
       <w:spacing w:after="0" w:line="240" w:lineRule="auto"/>
     </w:pPr>
     <w:rPr>
-      <w:rFonts w:asciiTheme="majorHAnsi" w:cstheme="majorBidi" w:eastAsiaTheme="majorEastAsia" w:hAnsiTheme="majorHAnsi"/>
+      <w:rFonts w:asciiTheme="majorHAnsi" w:cstheme="majorBidi" w:hAnsiTheme="majorHAnsi" w:eastAsia="黑体"/>
       <w:color w:themeColor="text1" w:val="000000"/>
     </w:rPr>
     <w:tblPr>
@@ -10473,6 +10921,7 @@
     </w:tcPr>
     <w:tblStylePr w:type="firstRow">
       <w:rPr>
+        <w:rFonts w:eastAsia="黑体"/>
         <w:b/>
         <w:bCs/>
         <w:color w:themeColor="text1" w:val="000000"/>
@@ -10484,6 +10933,7 @@
     </w:tblStylePr>
     <w:tblStylePr w:type="lastRow">
       <w:rPr>
+        <w:rFonts w:eastAsia="黑体"/>
         <w:b/>
         <w:bCs/>
         <w:color w:themeColor="text1" w:val="000000"/>
@@ -10503,6 +10953,7 @@
     </w:tblStylePr>
     <w:tblStylePr w:type="firstCol">
       <w:rPr>
+        <w:rFonts w:eastAsia="黑体"/>
         <w:b/>
         <w:bCs/>
         <w:color w:themeColor="text1" w:val="000000"/>
@@ -10522,6 +10973,7 @@
     </w:tblStylePr>
     <w:tblStylePr w:type="lastCol">
       <w:rPr>
+        <w:rFonts w:eastAsia="黑体"/>
         <w:b w:val="0"/>
         <w:bCs w:val="0"/>
         <w:color w:themeColor="text1" w:val="000000"/>
@@ -10594,6 +11046,7 @@
     </w:tcPr>
     <w:tblStylePr w:type="firstRow">
       <w:rPr>
+        <w:rFonts w:eastAsia="黑体"/>
         <w:b/>
         <w:bCs/>
         <w:i w:val="0"/>
@@ -10615,6 +11068,7 @@
     </w:tblStylePr>
     <w:tblStylePr w:type="lastRow">
       <w:rPr>
+        <w:rFonts w:eastAsia="黑体"/>
         <w:b/>
         <w:bCs/>
         <w:i w:val="0"/>
@@ -10636,6 +11090,7 @@
     </w:tblStylePr>
     <w:tblStylePr w:type="firstCol">
       <w:rPr>
+        <w:rFonts w:eastAsia="黑体"/>
         <w:b/>
         <w:bCs/>
         <w:i w:val="0"/>
@@ -10655,6 +11110,7 @@
     </w:tblStylePr>
     <w:tblStylePr w:type="lastCol">
       <w:rPr>
+        <w:rFonts w:eastAsia="黑体"/>
         <w:b/>
         <w:bCs/>
         <w:i w:val="0"/>
@@ -10735,6 +11191,7 @@
     </w:tcPr>
     <w:tblStylePr w:type="firstRow">
       <w:rPr>
+        <w:rFonts w:eastAsia="黑体"/>
         <w:b/>
         <w:bCs/>
         <w:i w:val="0"/>
@@ -10756,6 +11213,7 @@
     </w:tblStylePr>
     <w:tblStylePr w:type="lastRow">
       <w:rPr>
+        <w:rFonts w:eastAsia="黑体"/>
         <w:b/>
         <w:bCs/>
         <w:i w:val="0"/>
@@ -10777,6 +11235,7 @@
     </w:tblStylePr>
     <w:tblStylePr w:type="firstCol">
       <w:rPr>
+        <w:rFonts w:eastAsia="黑体"/>
         <w:b/>
         <w:bCs/>
         <w:i w:val="0"/>
@@ -10796,6 +11255,7 @@
     </w:tblStylePr>
     <w:tblStylePr w:type="lastCol">
       <w:rPr>
+        <w:rFonts w:eastAsia="黑体"/>
         <w:b/>
         <w:bCs/>
         <w:i w:val="0"/>
@@ -10876,6 +11336,7 @@
     </w:tcPr>
     <w:tblStylePr w:type="firstRow">
       <w:rPr>
+        <w:rFonts w:eastAsia="黑体"/>
         <w:b/>
         <w:bCs/>
         <w:i w:val="0"/>
@@ -10897,6 +11358,7 @@
     </w:tblStylePr>
     <w:tblStylePr w:type="lastRow">
       <w:rPr>
+        <w:rFonts w:eastAsia="黑体"/>
         <w:b/>
         <w:bCs/>
         <w:i w:val="0"/>
@@ -10918,6 +11380,7 @@
     </w:tblStylePr>
     <w:tblStylePr w:type="firstCol">
       <w:rPr>
+        <w:rFonts w:eastAsia="黑体"/>
         <w:b/>
         <w:bCs/>
         <w:i w:val="0"/>
@@ -10937,6 +11400,7 @@
     </w:tblStylePr>
     <w:tblStylePr w:type="lastCol">
       <w:rPr>
+        <w:rFonts w:eastAsia="黑体"/>
         <w:b/>
         <w:bCs/>
         <w:i w:val="0"/>
@@ -11017,6 +11481,7 @@
     </w:tcPr>
     <w:tblStylePr w:type="firstRow">
       <w:rPr>
+        <w:rFonts w:eastAsia="黑体"/>
         <w:b/>
         <w:bCs/>
         <w:i w:val="0"/>
@@ -11038,6 +11503,7 @@
     </w:tblStylePr>
     <w:tblStylePr w:type="lastRow">
       <w:rPr>
+        <w:rFonts w:eastAsia="黑体"/>
         <w:b/>
         <w:bCs/>
         <w:i w:val="0"/>
@@ -11059,6 +11525,7 @@
     </w:tblStylePr>
     <w:tblStylePr w:type="firstCol">
       <w:rPr>
+        <w:rFonts w:eastAsia="黑体"/>
         <w:b/>
         <w:bCs/>
         <w:i w:val="0"/>
@@ -11078,6 +11545,7 @@
     </w:tblStylePr>
     <w:tblStylePr w:type="lastCol">
       <w:rPr>
+        <w:rFonts w:eastAsia="黑体"/>
         <w:b/>
         <w:bCs/>
         <w:i w:val="0"/>
@@ -11158,6 +11626,7 @@
     </w:tcPr>
     <w:tblStylePr w:type="firstRow">
       <w:rPr>
+        <w:rFonts w:eastAsia="黑体"/>
         <w:b/>
         <w:bCs/>
         <w:i w:val="0"/>
@@ -11179,6 +11648,7 @@
     </w:tblStylePr>
     <w:tblStylePr w:type="lastRow">
       <w:rPr>
+        <w:rFonts w:eastAsia="黑体"/>
         <w:b/>
         <w:bCs/>
         <w:i w:val="0"/>
@@ -11200,6 +11670,7 @@
     </w:tblStylePr>
     <w:tblStylePr w:type="firstCol">
       <w:rPr>
+        <w:rFonts w:eastAsia="黑体"/>
         <w:b/>
         <w:bCs/>
         <w:i w:val="0"/>
@@ -11219,6 +11690,7 @@
     </w:tblStylePr>
     <w:tblStylePr w:type="lastCol">
       <w:rPr>
+        <w:rFonts w:eastAsia="黑体"/>
         <w:b/>
         <w:bCs/>
         <w:i w:val="0"/>
@@ -11299,6 +11771,7 @@
     </w:tcPr>
     <w:tblStylePr w:type="firstRow">
       <w:rPr>
+        <w:rFonts w:eastAsia="黑体"/>
         <w:b/>
         <w:bCs/>
         <w:i w:val="0"/>
@@ -11320,6 +11793,7 @@
     </w:tblStylePr>
     <w:tblStylePr w:type="lastRow">
       <w:rPr>
+        <w:rFonts w:eastAsia="黑体"/>
         <w:b/>
         <w:bCs/>
         <w:i w:val="0"/>
@@ -11341,6 +11815,7 @@
     </w:tblStylePr>
     <w:tblStylePr w:type="firstCol">
       <w:rPr>
+        <w:rFonts w:eastAsia="黑体"/>
         <w:b/>
         <w:bCs/>
         <w:i w:val="0"/>
@@ -11360,6 +11835,7 @@
     </w:tblStylePr>
     <w:tblStylePr w:type="lastCol">
       <w:rPr>
+        <w:rFonts w:eastAsia="黑体"/>
         <w:b/>
         <w:bCs/>
         <w:i w:val="0"/>
@@ -11440,6 +11916,7 @@
     </w:tcPr>
     <w:tblStylePr w:type="firstRow">
       <w:rPr>
+        <w:rFonts w:eastAsia="黑体"/>
         <w:b/>
         <w:bCs/>
         <w:i w:val="0"/>
@@ -11461,6 +11938,7 @@
     </w:tblStylePr>
     <w:tblStylePr w:type="lastRow">
       <w:rPr>
+        <w:rFonts w:eastAsia="黑体"/>
         <w:b/>
         <w:bCs/>
         <w:i w:val="0"/>
@@ -11482,6 +11960,7 @@
     </w:tblStylePr>
     <w:tblStylePr w:type="firstCol">
       <w:rPr>
+        <w:rFonts w:eastAsia="黑体"/>
         <w:b/>
         <w:bCs/>
         <w:i w:val="0"/>
@@ -11501,6 +11980,7 @@
     </w:tblStylePr>
     <w:tblStylePr w:type="lastCol">
       <w:rPr>
+        <w:rFonts w:eastAsia="黑体"/>
         <w:b/>
         <w:bCs/>
         <w:i w:val="0"/>
@@ -11558,6 +12038,7 @@
       <w:spacing w:after="0" w:line="240" w:lineRule="auto"/>
     </w:pPr>
     <w:rPr>
+      <w:rFonts w:eastAsia="黑体"/>
       <w:color w:themeColor="background1" w:val="FFFFFF"/>
     </w:rPr>
     <w:tblPr>
@@ -11576,6 +12057,7 @@
     </w:tcPr>
     <w:tblStylePr w:type="firstRow">
       <w:rPr>
+        <w:rFonts w:eastAsia="黑体"/>
         <w:b/>
         <w:bCs/>
       </w:rPr>
@@ -11672,6 +12154,7 @@
       <w:spacing w:after="0" w:line="240" w:lineRule="auto"/>
     </w:pPr>
     <w:rPr>
+      <w:rFonts w:eastAsia="黑体"/>
       <w:color w:themeColor="background1" w:val="FFFFFF"/>
     </w:rPr>
     <w:tblPr>
@@ -11690,6 +12173,7 @@
     </w:tcPr>
     <w:tblStylePr w:type="firstRow">
       <w:rPr>
+        <w:rFonts w:eastAsia="黑体"/>
         <w:b/>
         <w:bCs/>
       </w:rPr>
@@ -11786,6 +12270,7 @@
       <w:spacing w:after="0" w:line="240" w:lineRule="auto"/>
     </w:pPr>
     <w:rPr>
+      <w:rFonts w:eastAsia="黑体"/>
       <w:color w:themeColor="background1" w:val="FFFFFF"/>
     </w:rPr>
     <w:tblPr>
@@ -11804,6 +12289,7 @@
     </w:tcPr>
     <w:tblStylePr w:type="firstRow">
       <w:rPr>
+        <w:rFonts w:eastAsia="黑体"/>
         <w:b/>
         <w:bCs/>
       </w:rPr>
@@ -11900,6 +12386,7 @@
       <w:spacing w:after="0" w:line="240" w:lineRule="auto"/>
     </w:pPr>
     <w:rPr>
+      <w:rFonts w:eastAsia="黑体"/>
       <w:color w:themeColor="background1" w:val="FFFFFF"/>
     </w:rPr>
     <w:tblPr>
@@ -11918,6 +12405,7 @@
     </w:tcPr>
     <w:tblStylePr w:type="firstRow">
       <w:rPr>
+        <w:rFonts w:eastAsia="黑体"/>
         <w:b/>
         <w:bCs/>
       </w:rPr>
@@ -12014,6 +12502,7 @@
       <w:spacing w:after="0" w:line="240" w:lineRule="auto"/>
     </w:pPr>
     <w:rPr>
+      <w:rFonts w:eastAsia="黑体"/>
       <w:color w:themeColor="background1" w:val="FFFFFF"/>
     </w:rPr>
     <w:tblPr>
@@ -12032,6 +12521,7 @@
     </w:tcPr>
     <w:tblStylePr w:type="firstRow">
       <w:rPr>
+        <w:rFonts w:eastAsia="黑体"/>
         <w:b/>
         <w:bCs/>
       </w:rPr>
@@ -12128,6 +12618,7 @@
       <w:spacing w:after="0" w:line="240" w:lineRule="auto"/>
     </w:pPr>
     <w:rPr>
+      <w:rFonts w:eastAsia="黑体"/>
       <w:color w:themeColor="background1" w:val="FFFFFF"/>
     </w:rPr>
     <w:tblPr>
@@ -12146,6 +12637,7 @@
     </w:tcPr>
     <w:tblStylePr w:type="firstRow">
       <w:rPr>
+        <w:rFonts w:eastAsia="黑体"/>
         <w:b/>
         <w:bCs/>
       </w:rPr>
@@ -12242,6 +12734,7 @@
       <w:spacing w:after="0" w:line="240" w:lineRule="auto"/>
     </w:pPr>
     <w:rPr>
+      <w:rFonts w:eastAsia="黑体"/>
       <w:color w:themeColor="background1" w:val="FFFFFF"/>
     </w:rPr>
     <w:tblPr>
@@ -12260,6 +12753,7 @@
     </w:tcPr>
     <w:tblStylePr w:type="firstRow">
       <w:rPr>
+        <w:rFonts w:eastAsia="黑体"/>
         <w:b/>
         <w:bCs/>
       </w:rPr>
@@ -12356,6 +12850,7 @@
       <w:spacing w:after="0" w:line="240" w:lineRule="auto"/>
     </w:pPr>
     <w:rPr>
+      <w:rFonts w:eastAsia="黑体"/>
       <w:color w:themeColor="text1" w:val="000000"/>
     </w:rPr>
     <w:tblPr>
@@ -12382,6 +12877,7 @@
     </w:tcPr>
     <w:tblStylePr w:type="firstRow">
       <w:rPr>
+        <w:rFonts w:eastAsia="黑体"/>
         <w:b/>
         <w:bCs/>
       </w:rPr>
@@ -12400,6 +12896,7 @@
     </w:tblStylePr>
     <w:tblStylePr w:type="lastRow">
       <w:rPr>
+        <w:rFonts w:eastAsia="黑体"/>
         <w:b/>
         <w:bCs/>
         <w:color w:themeColor="background1" w:val="FFFFFF"/>
@@ -12414,6 +12911,7 @@
     </w:tblStylePr>
     <w:tblStylePr w:type="firstCol">
       <w:rPr>
+        <w:rFonts w:eastAsia="黑体"/>
         <w:color w:themeColor="background1" w:val="FFFFFF"/>
       </w:rPr>
       <w:tblPr/>
@@ -12431,6 +12929,7 @@
     </w:tblStylePr>
     <w:tblStylePr w:type="lastCol">
       <w:rPr>
+        <w:rFonts w:eastAsia="黑体"/>
         <w:color w:themeColor="background1" w:val="FFFFFF"/>
       </w:rPr>
       <w:tblPr/>
@@ -12460,11 +12959,13 @@
     </w:tblStylePr>
     <w:tblStylePr w:type="neCell">
       <w:rPr>
+        <w:rFonts w:eastAsia="黑体"/>
         <w:color w:themeColor="text1" w:val="000000"/>
       </w:rPr>
     </w:tblStylePr>
     <w:tblStylePr w:type="nwCell">
       <w:rPr>
+        <w:rFonts w:eastAsia="黑体"/>
         <w:color w:themeColor="text1" w:val="000000"/>
       </w:rPr>
     </w:tblStylePr>
@@ -12478,6 +12979,7 @@
       <w:spacing w:after="0" w:line="240" w:lineRule="auto"/>
     </w:pPr>
     <w:rPr>
+      <w:rFonts w:eastAsia="黑体"/>
       <w:color w:themeColor="text1" w:val="000000"/>
     </w:rPr>
     <w:tblPr>
@@ -12504,6 +13006,7 @@
     </w:tcPr>
     <w:tblStylePr w:type="firstRow">
       <w:rPr>
+        <w:rFonts w:eastAsia="黑体"/>
         <w:b/>
         <w:bCs/>
       </w:rPr>
@@ -12522,6 +13025,7 @@
     </w:tblStylePr>
     <w:tblStylePr w:type="lastRow">
       <w:rPr>
+        <w:rFonts w:eastAsia="黑体"/>
         <w:b/>
         <w:bCs/>
         <w:color w:themeColor="background1" w:val="FFFFFF"/>
@@ -12536,6 +13040,7 @@
     </w:tblStylePr>
     <w:tblStylePr w:type="firstCol">
       <w:rPr>
+        <w:rFonts w:eastAsia="黑体"/>
         <w:color w:themeColor="background1" w:val="FFFFFF"/>
       </w:rPr>
       <w:tblPr/>
@@ -12553,6 +13058,7 @@
     </w:tblStylePr>
     <w:tblStylePr w:type="lastCol">
       <w:rPr>
+        <w:rFonts w:eastAsia="黑体"/>
         <w:color w:themeColor="background1" w:val="FFFFFF"/>
       </w:rPr>
       <w:tblPr/>
@@ -12582,11 +13088,13 @@
     </w:tblStylePr>
     <w:tblStylePr w:type="neCell">
       <w:rPr>
+        <w:rFonts w:eastAsia="黑体"/>
         <w:color w:themeColor="text1" w:val="000000"/>
       </w:rPr>
     </w:tblStylePr>
     <w:tblStylePr w:type="nwCell">
       <w:rPr>
+        <w:rFonts w:eastAsia="黑体"/>
         <w:color w:themeColor="text1" w:val="000000"/>
       </w:rPr>
     </w:tblStylePr>
@@ -12600,6 +13108,7 @@
       <w:spacing w:after="0" w:line="240" w:lineRule="auto"/>
     </w:pPr>
     <w:rPr>
+      <w:rFonts w:eastAsia="黑体"/>
       <w:color w:themeColor="text1" w:val="000000"/>
     </w:rPr>
     <w:tblPr>
@@ -12626,6 +13135,7 @@
     </w:tcPr>
     <w:tblStylePr w:type="firstRow">
       <w:rPr>
+        <w:rFonts w:eastAsia="黑体"/>
         <w:b/>
         <w:bCs/>
       </w:rPr>
@@ -12644,6 +13154,7 @@
     </w:tblStylePr>
     <w:tblStylePr w:type="lastRow">
       <w:rPr>
+        <w:rFonts w:eastAsia="黑体"/>
         <w:b/>
         <w:bCs/>
         <w:color w:themeColor="background1" w:val="FFFFFF"/>
@@ -12658,6 +13169,7 @@
     </w:tblStylePr>
     <w:tblStylePr w:type="firstCol">
       <w:rPr>
+        <w:rFonts w:eastAsia="黑体"/>
         <w:color w:themeColor="background1" w:val="FFFFFF"/>
       </w:rPr>
       <w:tblPr/>
@@ -12675,6 +13187,7 @@
     </w:tblStylePr>
     <w:tblStylePr w:type="lastCol">
       <w:rPr>
+        <w:rFonts w:eastAsia="黑体"/>
         <w:color w:themeColor="background1" w:val="FFFFFF"/>
       </w:rPr>
       <w:tblPr/>
@@ -12704,11 +13217,13 @@
     </w:tblStylePr>
     <w:tblStylePr w:type="neCell">
       <w:rPr>
+        <w:rFonts w:eastAsia="黑体"/>
         <w:color w:themeColor="text1" w:val="000000"/>
       </w:rPr>
     </w:tblStylePr>
     <w:tblStylePr w:type="nwCell">
       <w:rPr>
+        <w:rFonts w:eastAsia="黑体"/>
         <w:color w:themeColor="text1" w:val="000000"/>
       </w:rPr>
     </w:tblStylePr>
@@ -12722,6 +13237,7 @@
       <w:spacing w:after="0" w:line="240" w:lineRule="auto"/>
     </w:pPr>
     <w:rPr>
+      <w:rFonts w:eastAsia="黑体"/>
       <w:color w:themeColor="text1" w:val="000000"/>
     </w:rPr>
     <w:tblPr>
@@ -12748,6 +13264,7 @@
     </w:tcPr>
     <w:tblStylePr w:type="firstRow">
       <w:rPr>
+        <w:rFonts w:eastAsia="黑体"/>
         <w:b/>
         <w:bCs/>
       </w:rPr>
@@ -12766,6 +13283,7 @@
     </w:tblStylePr>
     <w:tblStylePr w:type="lastRow">
       <w:rPr>
+        <w:rFonts w:eastAsia="黑体"/>
         <w:b/>
         <w:bCs/>
         <w:color w:themeColor="background1" w:val="FFFFFF"/>
@@ -12780,6 +13298,7 @@
     </w:tblStylePr>
     <w:tblStylePr w:type="firstCol">
       <w:rPr>
+        <w:rFonts w:eastAsia="黑体"/>
         <w:color w:themeColor="background1" w:val="FFFFFF"/>
       </w:rPr>
       <w:tblPr/>
@@ -12797,6 +13316,7 @@
     </w:tblStylePr>
     <w:tblStylePr w:type="lastCol">
       <w:rPr>
+        <w:rFonts w:eastAsia="黑体"/>
         <w:color w:themeColor="background1" w:val="FFFFFF"/>
       </w:rPr>
       <w:tblPr/>
@@ -12834,6 +13354,7 @@
       <w:spacing w:after="0" w:line="240" w:lineRule="auto"/>
     </w:pPr>
     <w:rPr>
+      <w:rFonts w:eastAsia="黑体"/>
       <w:color w:themeColor="text1" w:val="000000"/>
     </w:rPr>
     <w:tblPr>
@@ -12860,6 +13381,7 @@
     </w:tcPr>
     <w:tblStylePr w:type="firstRow">
       <w:rPr>
+        <w:rFonts w:eastAsia="黑体"/>
         <w:b/>
         <w:bCs/>
       </w:rPr>
@@ -12878,6 +13400,7 @@
     </w:tblStylePr>
     <w:tblStylePr w:type="lastRow">
       <w:rPr>
+        <w:rFonts w:eastAsia="黑体"/>
         <w:b/>
         <w:bCs/>
         <w:color w:themeColor="background1" w:val="FFFFFF"/>
@@ -12892,6 +13415,7 @@
     </w:tblStylePr>
     <w:tblStylePr w:type="firstCol">
       <w:rPr>
+        <w:rFonts w:eastAsia="黑体"/>
         <w:color w:themeColor="background1" w:val="FFFFFF"/>
       </w:rPr>
       <w:tblPr/>
@@ -12909,6 +13433,7 @@
     </w:tblStylePr>
     <w:tblStylePr w:type="lastCol">
       <w:rPr>
+        <w:rFonts w:eastAsia="黑体"/>
         <w:color w:themeColor="background1" w:val="FFFFFF"/>
       </w:rPr>
       <w:tblPr/>
@@ -12938,11 +13463,13 @@
     </w:tblStylePr>
     <w:tblStylePr w:type="neCell">
       <w:rPr>
+        <w:rFonts w:eastAsia="黑体"/>
         <w:color w:themeColor="text1" w:val="000000"/>
       </w:rPr>
     </w:tblStylePr>
     <w:tblStylePr w:type="nwCell">
       <w:rPr>
+        <w:rFonts w:eastAsia="黑体"/>
         <w:color w:themeColor="text1" w:val="000000"/>
       </w:rPr>
     </w:tblStylePr>
@@ -12956,6 +13483,7 @@
       <w:spacing w:after="0" w:line="240" w:lineRule="auto"/>
     </w:pPr>
     <w:rPr>
+      <w:rFonts w:eastAsia="黑体"/>
       <w:color w:themeColor="text1" w:val="000000"/>
     </w:rPr>
     <w:tblPr>
@@ -12982,6 +13510,7 @@
     </w:tcPr>
     <w:tblStylePr w:type="firstRow">
       <w:rPr>
+        <w:rFonts w:eastAsia="黑体"/>
         <w:b/>
         <w:bCs/>
       </w:rPr>
@@ -13000,6 +13529,7 @@
     </w:tblStylePr>
     <w:tblStylePr w:type="lastRow">
       <w:rPr>
+        <w:rFonts w:eastAsia="黑体"/>
         <w:b/>
         <w:bCs/>
         <w:color w:themeColor="background1" w:val="FFFFFF"/>
@@ -13014,6 +13544,7 @@
     </w:tblStylePr>
     <w:tblStylePr w:type="firstCol">
       <w:rPr>
+        <w:rFonts w:eastAsia="黑体"/>
         <w:color w:themeColor="background1" w:val="FFFFFF"/>
       </w:rPr>
       <w:tblPr/>
@@ -13031,6 +13562,7 @@
     </w:tblStylePr>
     <w:tblStylePr w:type="lastCol">
       <w:rPr>
+        <w:rFonts w:eastAsia="黑体"/>
         <w:color w:themeColor="background1" w:val="FFFFFF"/>
       </w:rPr>
       <w:tblPr/>
@@ -13060,11 +13592,13 @@
     </w:tblStylePr>
     <w:tblStylePr w:type="neCell">
       <w:rPr>
+        <w:rFonts w:eastAsia="黑体"/>
         <w:color w:themeColor="text1" w:val="000000"/>
       </w:rPr>
     </w:tblStylePr>
     <w:tblStylePr w:type="nwCell">
       <w:rPr>
+        <w:rFonts w:eastAsia="黑体"/>
         <w:color w:themeColor="text1" w:val="000000"/>
       </w:rPr>
     </w:tblStylePr>
@@ -13078,6 +13612,7 @@
       <w:spacing w:after="0" w:line="240" w:lineRule="auto"/>
     </w:pPr>
     <w:rPr>
+      <w:rFonts w:eastAsia="黑体"/>
       <w:color w:themeColor="text1" w:val="000000"/>
     </w:rPr>
     <w:tblPr>
@@ -13104,6 +13639,7 @@
     </w:tcPr>
     <w:tblStylePr w:type="firstRow">
       <w:rPr>
+        <w:rFonts w:eastAsia="黑体"/>
         <w:b/>
         <w:bCs/>
       </w:rPr>
@@ -13122,6 +13658,7 @@
     </w:tblStylePr>
     <w:tblStylePr w:type="lastRow">
       <w:rPr>
+        <w:rFonts w:eastAsia="黑体"/>
         <w:b/>
         <w:bCs/>
         <w:color w:themeColor="background1" w:val="FFFFFF"/>
@@ -13136,6 +13673,7 @@
     </w:tblStylePr>
     <w:tblStylePr w:type="firstCol">
       <w:rPr>
+        <w:rFonts w:eastAsia="黑体"/>
         <w:color w:themeColor="background1" w:val="FFFFFF"/>
       </w:rPr>
       <w:tblPr/>
@@ -13153,6 +13691,7 @@
     </w:tblStylePr>
     <w:tblStylePr w:type="lastCol">
       <w:rPr>
+        <w:rFonts w:eastAsia="黑体"/>
         <w:color w:themeColor="background1" w:val="FFFFFF"/>
       </w:rPr>
       <w:tblPr/>
@@ -13182,11 +13721,13 @@
     </w:tblStylePr>
     <w:tblStylePr w:type="neCell">
       <w:rPr>
+        <w:rFonts w:eastAsia="黑体"/>
         <w:color w:themeColor="text1" w:val="000000"/>
       </w:rPr>
     </w:tblStylePr>
     <w:tblStylePr w:type="nwCell">
       <w:rPr>
+        <w:rFonts w:eastAsia="黑体"/>
         <w:color w:themeColor="text1" w:val="000000"/>
       </w:rPr>
     </w:tblStylePr>
@@ -13200,6 +13741,7 @@
       <w:spacing w:after="0" w:line="240" w:lineRule="auto"/>
     </w:pPr>
     <w:rPr>
+      <w:rFonts w:eastAsia="黑体"/>
       <w:color w:themeColor="text1" w:val="000000"/>
     </w:rPr>
     <w:tblPr>
@@ -13218,6 +13760,7 @@
     </w:tcPr>
     <w:tblStylePr w:type="firstRow">
       <w:rPr>
+        <w:rFonts w:eastAsia="黑体"/>
         <w:b/>
         <w:bCs/>
         <w:color w:themeColor="background1" w:val="FFFFFF"/>
@@ -13232,6 +13775,7 @@
     </w:tblStylePr>
     <w:tblStylePr w:type="lastRow">
       <w:rPr>
+        <w:rFonts w:eastAsia="黑体"/>
         <w:b/>
         <w:bCs/>
         <w:color w:themeColor="accent2" w:themeShade="CC" w:val="9E3A38"/>
@@ -13246,12 +13790,14 @@
     </w:tblStylePr>
     <w:tblStylePr w:type="firstCol">
       <w:rPr>
+        <w:rFonts w:eastAsia="黑体"/>
         <w:b/>
         <w:bCs/>
       </w:rPr>
     </w:tblStylePr>
     <w:tblStylePr w:type="lastCol">
       <w:rPr>
+        <w:rFonts w:eastAsia="黑体"/>
         <w:b/>
         <w:bCs/>
       </w:rPr>
@@ -13286,6 +13832,7 @@
       <w:spacing w:after="0" w:line="240" w:lineRule="auto"/>
     </w:pPr>
     <w:rPr>
+      <w:rFonts w:eastAsia="黑体"/>
       <w:color w:themeColor="text1" w:val="000000"/>
     </w:rPr>
     <w:tblPr>
@@ -13304,6 +13851,7 @@
     </w:tcPr>
     <w:tblStylePr w:type="firstRow">
       <w:rPr>
+        <w:rFonts w:eastAsia="黑体"/>
         <w:b/>
         <w:bCs/>
         <w:color w:themeColor="background1" w:val="FFFFFF"/>
@@ -13318,6 +13866,7 @@
     </w:tblStylePr>
     <w:tblStylePr w:type="lastRow">
       <w:rPr>
+        <w:rFonts w:eastAsia="黑体"/>
         <w:b/>
         <w:bCs/>
         <w:color w:themeColor="accent2" w:themeShade="CC" w:val="9E3A38"/>
@@ -13332,12 +13881,14 @@
     </w:tblStylePr>
     <w:tblStylePr w:type="firstCol">
       <w:rPr>
+        <w:rFonts w:eastAsia="黑体"/>
         <w:b/>
         <w:bCs/>
       </w:rPr>
     </w:tblStylePr>
     <w:tblStylePr w:type="lastCol">
       <w:rPr>
+        <w:rFonts w:eastAsia="黑体"/>
         <w:b/>
         <w:bCs/>
       </w:rPr>
@@ -13372,6 +13923,7 @@
       <w:spacing w:after="0" w:line="240" w:lineRule="auto"/>
     </w:pPr>
     <w:rPr>
+      <w:rFonts w:eastAsia="黑体"/>
       <w:color w:themeColor="text1" w:val="000000"/>
     </w:rPr>
     <w:tblPr>
@@ -13390,6 +13942,7 @@
     </w:tcPr>
     <w:tblStylePr w:type="firstRow">
       <w:rPr>
+        <w:rFonts w:eastAsia="黑体"/>
         <w:b/>
         <w:bCs/>
         <w:color w:themeColor="background1" w:val="FFFFFF"/>
@@ -13404,6 +13957,7 @@
     </w:tblStylePr>
     <w:tblStylePr w:type="lastRow">
       <w:rPr>
+        <w:rFonts w:eastAsia="黑体"/>
         <w:b/>
         <w:bCs/>
         <w:color w:themeColor="accent2" w:themeShade="CC" w:val="9E3A38"/>
@@ -13418,12 +13972,14 @@
     </w:tblStylePr>
     <w:tblStylePr w:type="firstCol">
       <w:rPr>
+        <w:rFonts w:eastAsia="黑体"/>
         <w:b/>
         <w:bCs/>
       </w:rPr>
     </w:tblStylePr>
     <w:tblStylePr w:type="lastCol">
       <w:rPr>
+        <w:rFonts w:eastAsia="黑体"/>
         <w:b/>
         <w:bCs/>
       </w:rPr>
@@ -13458,6 +14014,7 @@
       <w:spacing w:after="0" w:line="240" w:lineRule="auto"/>
     </w:pPr>
     <w:rPr>
+      <w:rFonts w:eastAsia="黑体"/>
       <w:color w:themeColor="text1" w:val="000000"/>
     </w:rPr>
     <w:tblPr>
@@ -13476,6 +14033,7 @@
     </w:tcPr>
     <w:tblStylePr w:type="firstRow">
       <w:rPr>
+        <w:rFonts w:eastAsia="黑体"/>
         <w:b/>
         <w:bCs/>
         <w:color w:themeColor="background1" w:val="FFFFFF"/>
@@ -13490,6 +14048,7 @@
     </w:tblStylePr>
     <w:tblStylePr w:type="lastRow">
       <w:rPr>
+        <w:rFonts w:eastAsia="黑体"/>
         <w:b/>
         <w:bCs/>
         <w:color w:themeColor="accent4" w:themeShade="CC" w:val="664E82"/>
@@ -13504,12 +14063,14 @@
     </w:tblStylePr>
     <w:tblStylePr w:type="firstCol">
       <w:rPr>
+        <w:rFonts w:eastAsia="黑体"/>
         <w:b/>
         <w:bCs/>
       </w:rPr>
     </w:tblStylePr>
     <w:tblStylePr w:type="lastCol">
       <w:rPr>
+        <w:rFonts w:eastAsia="黑体"/>
         <w:b/>
         <w:bCs/>
       </w:rPr>
@@ -13544,6 +14105,7 @@
       <w:spacing w:after="0" w:line="240" w:lineRule="auto"/>
     </w:pPr>
     <w:rPr>
+      <w:rFonts w:eastAsia="黑体"/>
       <w:color w:themeColor="text1" w:val="000000"/>
     </w:rPr>
     <w:tblPr>
@@ -13562,6 +14124,7 @@
     </w:tcPr>
     <w:tblStylePr w:type="firstRow">
       <w:rPr>
+        <w:rFonts w:eastAsia="黑体"/>
         <w:b/>
         <w:bCs/>
         <w:color w:themeColor="background1" w:val="FFFFFF"/>
@@ -13576,6 +14139,7 @@
     </w:tblStylePr>
     <w:tblStylePr w:type="lastRow">
       <w:rPr>
+        <w:rFonts w:eastAsia="黑体"/>
         <w:b/>
         <w:bCs/>
         <w:color w:themeColor="accent3" w:themeShade="CC" w:val="7E9C40"/>
@@ -13590,12 +14154,14 @@
     </w:tblStylePr>
     <w:tblStylePr w:type="firstCol">
       <w:rPr>
+        <w:rFonts w:eastAsia="黑体"/>
         <w:b/>
         <w:bCs/>
       </w:rPr>
     </w:tblStylePr>
     <w:tblStylePr w:type="lastCol">
       <w:rPr>
+        <w:rFonts w:eastAsia="黑体"/>
         <w:b/>
         <w:bCs/>
       </w:rPr>
@@ -13630,6 +14196,7 @@
       <w:spacing w:after="0" w:line="240" w:lineRule="auto"/>
     </w:pPr>
     <w:rPr>
+      <w:rFonts w:eastAsia="黑体"/>
       <w:color w:themeColor="text1" w:val="000000"/>
     </w:rPr>
     <w:tblPr>
@@ -13648,6 +14215,7 @@
     </w:tcPr>
     <w:tblStylePr w:type="firstRow">
       <w:rPr>
+        <w:rFonts w:eastAsia="黑体"/>
         <w:b/>
         <w:bCs/>
         <w:color w:themeColor="background1" w:val="FFFFFF"/>
@@ -13662,6 +14230,7 @@
     </w:tblStylePr>
     <w:tblStylePr w:type="lastRow">
       <w:rPr>
+        <w:rFonts w:eastAsia="黑体"/>
         <w:b/>
         <w:bCs/>
         <w:color w:themeColor="accent6" w:themeShade="CC" w:val="F2730A"/>
@@ -13676,12 +14245,14 @@
     </w:tblStylePr>
     <w:tblStylePr w:type="firstCol">
       <w:rPr>
+        <w:rFonts w:eastAsia="黑体"/>
         <w:b/>
         <w:bCs/>
       </w:rPr>
     </w:tblStylePr>
     <w:tblStylePr w:type="lastCol">
       <w:rPr>
+        <w:rFonts w:eastAsia="黑体"/>
         <w:b/>
         <w:bCs/>
       </w:rPr>
@@ -13716,6 +14287,7 @@
       <w:spacing w:after="0" w:line="240" w:lineRule="auto"/>
     </w:pPr>
     <w:rPr>
+      <w:rFonts w:eastAsia="黑体"/>
       <w:color w:themeColor="text1" w:val="000000"/>
     </w:rPr>
     <w:tblPr>
@@ -13734,6 +14306,7 @@
     </w:tcPr>
     <w:tblStylePr w:type="firstRow">
       <w:rPr>
+        <w:rFonts w:eastAsia="黑体"/>
         <w:b/>
         <w:bCs/>
         <w:color w:themeColor="background1" w:val="FFFFFF"/>
@@ -13748,6 +14321,7 @@
     </w:tblStylePr>
     <w:tblStylePr w:type="lastRow">
       <w:rPr>
+        <w:rFonts w:eastAsia="黑体"/>
         <w:b/>
         <w:bCs/>
         <w:color w:themeColor="accent5" w:themeShade="CC" w:val="348DA5"/>
@@ -13762,12 +14336,14 @@
     </w:tblStylePr>
     <w:tblStylePr w:type="firstCol">
       <w:rPr>
+        <w:rFonts w:eastAsia="黑体"/>
         <w:b/>
         <w:bCs/>
       </w:rPr>
     </w:tblStylePr>
     <w:tblStylePr w:type="lastCol">
       <w:rPr>
+        <w:rFonts w:eastAsia="黑体"/>
         <w:b/>
         <w:bCs/>
       </w:rPr>
@@ -13802,6 +14378,7 @@
       <w:spacing w:after="0" w:line="240" w:lineRule="auto"/>
     </w:pPr>
     <w:rPr>
+      <w:rFonts w:eastAsia="黑体"/>
       <w:color w:themeColor="text1" w:val="000000"/>
     </w:rPr>
     <w:tblPr>
@@ -13823,6 +14400,7 @@
     </w:tcPr>
     <w:tblStylePr w:type="firstRow">
       <w:rPr>
+        <w:rFonts w:eastAsia="黑体"/>
         <w:b/>
         <w:bCs/>
       </w:rPr>
@@ -13833,6 +14411,7 @@
     </w:tblStylePr>
     <w:tblStylePr w:type="lastRow">
       <w:rPr>
+        <w:rFonts w:eastAsia="黑体"/>
         <w:b/>
         <w:bCs/>
         <w:color w:themeColor="text1" w:val="000000"/>
@@ -13844,6 +14423,7 @@
     </w:tblStylePr>
     <w:tblStylePr w:type="firstCol">
       <w:rPr>
+        <w:rFonts w:eastAsia="黑体"/>
         <w:color w:themeColor="background1" w:val="FFFFFF"/>
       </w:rPr>
       <w:tblPr/>
@@ -13853,6 +14433,7 @@
     </w:tblStylePr>
     <w:tblStylePr w:type="lastCol">
       <w:rPr>
+        <w:rFonts w:eastAsia="黑体"/>
         <w:color w:themeColor="background1" w:val="FFFFFF"/>
       </w:rPr>
       <w:tblPr/>
@@ -13882,6 +14463,7 @@
       <w:spacing w:after="0" w:line="240" w:lineRule="auto"/>
     </w:pPr>
     <w:rPr>
+      <w:rFonts w:eastAsia="黑体"/>
       <w:color w:themeColor="text1" w:val="000000"/>
     </w:rPr>
     <w:tblPr>
@@ -13903,6 +14485,7 @@
     </w:tcPr>
     <w:tblStylePr w:type="firstRow">
       <w:rPr>
+        <w:rFonts w:eastAsia="黑体"/>
         <w:b/>
         <w:bCs/>
       </w:rPr>
@@ -13913,6 +14496,7 @@
     </w:tblStylePr>
     <w:tblStylePr w:type="lastRow">
       <w:rPr>
+        <w:rFonts w:eastAsia="黑体"/>
         <w:b/>
         <w:bCs/>
         <w:color w:themeColor="text1" w:val="000000"/>
@@ -13924,6 +14508,7 @@
     </w:tblStylePr>
     <w:tblStylePr w:type="firstCol">
       <w:rPr>
+        <w:rFonts w:eastAsia="黑体"/>
         <w:color w:themeColor="background1" w:val="FFFFFF"/>
       </w:rPr>
       <w:tblPr/>
@@ -13933,6 +14518,7 @@
     </w:tblStylePr>
     <w:tblStylePr w:type="lastCol">
       <w:rPr>
+        <w:rFonts w:eastAsia="黑体"/>
         <w:color w:themeColor="background1" w:val="FFFFFF"/>
       </w:rPr>
       <w:tblPr/>
@@ -13962,6 +14548,7 @@
       <w:spacing w:after="0" w:line="240" w:lineRule="auto"/>
     </w:pPr>
     <w:rPr>
+      <w:rFonts w:eastAsia="黑体"/>
       <w:color w:themeColor="text1" w:val="000000"/>
     </w:rPr>
     <w:tblPr>
@@ -13983,6 +14570,7 @@
     </w:tcPr>
     <w:tblStylePr w:type="firstRow">
       <w:rPr>
+        <w:rFonts w:eastAsia="黑体"/>
         <w:b/>
         <w:bCs/>
       </w:rPr>
@@ -13993,6 +14581,7 @@
     </w:tblStylePr>
     <w:tblStylePr w:type="lastRow">
       <w:rPr>
+        <w:rFonts w:eastAsia="黑体"/>
         <w:b/>
         <w:bCs/>
         <w:color w:themeColor="text1" w:val="000000"/>
@@ -14004,6 +14593,7 @@
     </w:tblStylePr>
     <w:tblStylePr w:type="firstCol">
       <w:rPr>
+        <w:rFonts w:eastAsia="黑体"/>
         <w:color w:themeColor="background1" w:val="FFFFFF"/>
       </w:rPr>
       <w:tblPr/>
@@ -14013,6 +14603,7 @@
     </w:tblStylePr>
     <w:tblStylePr w:type="lastCol">
       <w:rPr>
+        <w:rFonts w:eastAsia="黑体"/>
         <w:color w:themeColor="background1" w:val="FFFFFF"/>
       </w:rPr>
       <w:tblPr/>
@@ -14042,6 +14633,7 @@
       <w:spacing w:after="0" w:line="240" w:lineRule="auto"/>
     </w:pPr>
     <w:rPr>
+      <w:rFonts w:eastAsia="黑体"/>
       <w:color w:themeColor="text1" w:val="000000"/>
     </w:rPr>
     <w:tblPr>
@@ -14063,6 +14655,7 @@
     </w:tcPr>
     <w:tblStylePr w:type="firstRow">
       <w:rPr>
+        <w:rFonts w:eastAsia="黑体"/>
         <w:b/>
         <w:bCs/>
       </w:rPr>
@@ -14073,6 +14666,7 @@
     </w:tblStylePr>
     <w:tblStylePr w:type="lastRow">
       <w:rPr>
+        <w:rFonts w:eastAsia="黑体"/>
         <w:b/>
         <w:bCs/>
         <w:color w:themeColor="text1" w:val="000000"/>
@@ -14084,6 +14678,7 @@
     </w:tblStylePr>
     <w:tblStylePr w:type="firstCol">
       <w:rPr>
+        <w:rFonts w:eastAsia="黑体"/>
         <w:color w:themeColor="background1" w:val="FFFFFF"/>
       </w:rPr>
       <w:tblPr/>
@@ -14093,6 +14688,7 @@
     </w:tblStylePr>
     <w:tblStylePr w:type="lastCol">
       <w:rPr>
+        <w:rFonts w:eastAsia="黑体"/>
         <w:color w:themeColor="background1" w:val="FFFFFF"/>
       </w:rPr>
       <w:tblPr/>
@@ -14122,6 +14718,7 @@
       <w:spacing w:after="0" w:line="240" w:lineRule="auto"/>
     </w:pPr>
     <w:rPr>
+      <w:rFonts w:eastAsia="黑体"/>
       <w:color w:themeColor="text1" w:val="000000"/>
     </w:rPr>
     <w:tblPr>
@@ -14143,6 +14740,7 @@
     </w:tcPr>
     <w:tblStylePr w:type="firstRow">
       <w:rPr>
+        <w:rFonts w:eastAsia="黑体"/>
         <w:b/>
         <w:bCs/>
       </w:rPr>
@@ -14153,6 +14751,7 @@
     </w:tblStylePr>
     <w:tblStylePr w:type="lastRow">
       <w:rPr>
+        <w:rFonts w:eastAsia="黑体"/>
         <w:b/>
         <w:bCs/>
         <w:color w:themeColor="text1" w:val="000000"/>
@@ -14164,6 +14763,7 @@
     </w:tblStylePr>
     <w:tblStylePr w:type="firstCol">
       <w:rPr>
+        <w:rFonts w:eastAsia="黑体"/>
         <w:color w:themeColor="background1" w:val="FFFFFF"/>
       </w:rPr>
       <w:tblPr/>
@@ -14173,6 +14773,7 @@
     </w:tblStylePr>
     <w:tblStylePr w:type="lastCol">
       <w:rPr>
+        <w:rFonts w:eastAsia="黑体"/>
         <w:color w:themeColor="background1" w:val="FFFFFF"/>
       </w:rPr>
       <w:tblPr/>
@@ -14202,6 +14803,7 @@
       <w:spacing w:after="0" w:line="240" w:lineRule="auto"/>
     </w:pPr>
     <w:rPr>
+      <w:rFonts w:eastAsia="黑体"/>
       <w:color w:themeColor="text1" w:val="000000"/>
     </w:rPr>
     <w:tblPr>
@@ -14223,6 +14825,7 @@
     </w:tcPr>
     <w:tblStylePr w:type="firstRow">
       <w:rPr>
+        <w:rFonts w:eastAsia="黑体"/>
         <w:b/>
         <w:bCs/>
       </w:rPr>
@@ -14233,6 +14836,7 @@
     </w:tblStylePr>
     <w:tblStylePr w:type="lastRow">
       <w:rPr>
+        <w:rFonts w:eastAsia="黑体"/>
         <w:b/>
         <w:bCs/>
         <w:color w:themeColor="text1" w:val="000000"/>
@@ -14244,6 +14848,7 @@
     </w:tblStylePr>
     <w:tblStylePr w:type="firstCol">
       <w:rPr>
+        <w:rFonts w:eastAsia="黑体"/>
         <w:color w:themeColor="background1" w:val="FFFFFF"/>
       </w:rPr>
       <w:tblPr/>
@@ -14253,6 +14858,7 @@
     </w:tblStylePr>
     <w:tblStylePr w:type="lastCol">
       <w:rPr>
+        <w:rFonts w:eastAsia="黑体"/>
         <w:color w:themeColor="background1" w:val="FFFFFF"/>
       </w:rPr>
       <w:tblPr/>
@@ -14282,6 +14888,7 @@
       <w:spacing w:after="0" w:line="240" w:lineRule="auto"/>
     </w:pPr>
     <w:rPr>
+      <w:rFonts w:eastAsia="黑体"/>
       <w:color w:themeColor="text1" w:val="000000"/>
     </w:rPr>
     <w:tblPr>
@@ -14303,6 +14910,7 @@
     </w:tcPr>
     <w:tblStylePr w:type="firstRow">
       <w:rPr>
+        <w:rFonts w:eastAsia="黑体"/>
         <w:b/>
         <w:bCs/>
       </w:rPr>
@@ -14313,6 +14921,7 @@
     </w:tblStylePr>
     <w:tblStylePr w:type="lastRow">
       <w:rPr>
+        <w:rFonts w:eastAsia="黑体"/>
         <w:b/>
         <w:bCs/>
         <w:color w:themeColor="text1" w:val="000000"/>
@@ -14324,6 +14933,7 @@
     </w:tblStylePr>
     <w:tblStylePr w:type="firstCol">
       <w:rPr>
+        <w:rFonts w:eastAsia="黑体"/>
         <w:color w:themeColor="background1" w:val="FFFFFF"/>
       </w:rPr>
       <w:tblPr/>
@@ -14333,6 +14943,7 @@
     </w:tblStylePr>
     <w:tblStylePr w:type="lastCol">
       <w:rPr>
+        <w:rFonts w:eastAsia="黑体"/>
         <w:color w:themeColor="background1" w:val="FFFFFF"/>
       </w:rPr>
       <w:tblPr/>
@@ -14365,6 +14976,7 @@
     <w:name w:val="KeywordTok"/>
     <w:basedOn w:val="VerbatimChar"/>
     <w:rPr>
+      <w:rFonts w:eastAsia="黑体"/>
       <w:b/>
       <w:color w:val="007020"/>
     </w:rPr>
@@ -14373,6 +14985,7 @@
     <w:name w:val="DataTypeTok"/>
     <w:basedOn w:val="VerbatimChar"/>
     <w:rPr>
+      <w:rFonts w:eastAsia="黑体"/>
       <w:color w:val="902000"/>
     </w:rPr>
   </w:style>
@@ -14380,6 +14993,7 @@
     <w:name w:val="DecValTok"/>
     <w:basedOn w:val="VerbatimChar"/>
     <w:rPr>
+      <w:rFonts w:eastAsia="黑体"/>
       <w:color w:val="40a070"/>
     </w:rPr>
   </w:style>
@@ -14387,6 +15001,7 @@
     <w:name w:val="BaseNTok"/>
     <w:basedOn w:val="VerbatimChar"/>
     <w:rPr>
+      <w:rFonts w:eastAsia="黑体"/>
       <w:color w:val="40a070"/>
     </w:rPr>
   </w:style>
@@ -14394,6 +15009,7 @@
     <w:name w:val="FloatTok"/>
     <w:basedOn w:val="VerbatimChar"/>
     <w:rPr>
+      <w:rFonts w:eastAsia="黑体"/>
       <w:color w:val="40a070"/>
     </w:rPr>
   </w:style>
@@ -14401,6 +15017,7 @@
     <w:name w:val="ConstantTok"/>
     <w:basedOn w:val="VerbatimChar"/>
     <w:rPr>
+      <w:rFonts w:eastAsia="黑体"/>
       <w:color w:val="880000"/>
     </w:rPr>
   </w:style>
@@ -14408,6 +15025,7 @@
     <w:name w:val="CharTok"/>
     <w:basedOn w:val="VerbatimChar"/>
     <w:rPr>
+      <w:rFonts w:eastAsia="黑体"/>
       <w:color w:val="4070a0"/>
     </w:rPr>
   </w:style>
@@ -14415,6 +15033,7 @@
     <w:name w:val="SpecialCharTok"/>
     <w:basedOn w:val="VerbatimChar"/>
     <w:rPr>
+      <w:rFonts w:eastAsia="黑体"/>
       <w:color w:val="4070a0"/>
     </w:rPr>
   </w:style>
@@ -14422,6 +15041,7 @@
     <w:name w:val="StringTok"/>
     <w:basedOn w:val="VerbatimChar"/>
     <w:rPr>
+      <w:rFonts w:eastAsia="黑体"/>
       <w:color w:val="4070a0"/>
     </w:rPr>
   </w:style>
@@ -14429,6 +15049,7 @@
     <w:name w:val="VerbatimStringTok"/>
     <w:basedOn w:val="VerbatimChar"/>
     <w:rPr>
+      <w:rFonts w:eastAsia="黑体"/>
       <w:color w:val="4070a0"/>
     </w:rPr>
   </w:style>
@@ -14436,6 +15057,7 @@
     <w:name w:val="SpecialStringTok"/>
     <w:basedOn w:val="VerbatimChar"/>
     <w:rPr>
+      <w:rFonts w:eastAsia="黑体"/>
       <w:color w:val="bb6688"/>
     </w:rPr>
   </w:style>
@@ -14443,6 +15065,7 @@
     <w:name w:val="ImportTok"/>
     <w:basedOn w:val="VerbatimChar"/>
     <w:rPr>
+      <w:rFonts w:eastAsia="黑体"/>
       <w:b/>
       <w:color w:val="008000"/>
     </w:rPr>
@@ -14451,6 +15074,7 @@
     <w:name w:val="CommentTok"/>
     <w:basedOn w:val="VerbatimChar"/>
     <w:rPr>
+      <w:rFonts w:eastAsia="黑体"/>
       <w:i/>
       <w:color w:val="60a0b0"/>
     </w:rPr>
@@ -14459,6 +15083,7 @@
     <w:name w:val="DocumentationTok"/>
     <w:basedOn w:val="VerbatimChar"/>
     <w:rPr>
+      <w:rFonts w:eastAsia="黑体"/>
       <w:i/>
       <w:color w:val="ba2121"/>
     </w:rPr>
@@ -14467,6 +15092,7 @@
     <w:name w:val="AnnotationTok"/>
     <w:basedOn w:val="VerbatimChar"/>
     <w:rPr>
+      <w:rFonts w:eastAsia="黑体"/>
       <w:b/>
       <w:i/>
       <w:color w:val="60a0b0"/>
@@ -14476,6 +15102,7 @@
     <w:name w:val="CommentVarTok"/>
     <w:basedOn w:val="VerbatimChar"/>
     <w:rPr>
+      <w:rFonts w:eastAsia="黑体"/>
       <w:b/>
       <w:i/>
       <w:color w:val="60a0b0"/>
@@ -14485,6 +15112,7 @@
     <w:name w:val="OtherTok"/>
     <w:basedOn w:val="VerbatimChar"/>
     <w:rPr>
+      <w:rFonts w:eastAsia="黑体"/>
       <w:color w:val="007020"/>
     </w:rPr>
   </w:style>
@@ -14492,6 +15120,7 @@
     <w:name w:val="FunctionTok"/>
     <w:basedOn w:val="VerbatimChar"/>
     <w:rPr>
+      <w:rFonts w:eastAsia="黑体"/>
       <w:color w:val="06287e"/>
     </w:rPr>
   </w:style>
@@ -14499,6 +15128,7 @@
     <w:name w:val="VariableTok"/>
     <w:basedOn w:val="VerbatimChar"/>
     <w:rPr>
+      <w:rFonts w:eastAsia="黑体"/>
       <w:color w:val="19177c"/>
     </w:rPr>
   </w:style>
@@ -14506,6 +15136,7 @@
     <w:name w:val="ControlFlowTok"/>
     <w:basedOn w:val="VerbatimChar"/>
     <w:rPr>
+      <w:rFonts w:eastAsia="黑体"/>
       <w:b/>
       <w:color w:val="007020"/>
     </w:rPr>
@@ -14514,6 +15145,7 @@
     <w:name w:val="OperatorTok"/>
     <w:basedOn w:val="VerbatimChar"/>
     <w:rPr>
+      <w:rFonts w:eastAsia="黑体"/>
       <w:color w:val="666666"/>
     </w:rPr>
   </w:style>
@@ -14521,18 +15153,22 @@
     <w:name w:val="BuiltInTok"/>
     <w:basedOn w:val="VerbatimChar"/>
     <w:rPr>
+      <w:rFonts w:eastAsia="黑体"/>
       <w:color w:val="008000"/>
     </w:rPr>
   </w:style>
   <w:style w:type="character" w:customStyle="1" w:styleId="ExtensionTok">
     <w:name w:val="ExtensionTok"/>
     <w:basedOn w:val="VerbatimChar"/>
-    <w:rPr/>
+    <w:rPr>
+      <w:rFonts w:eastAsia="黑体"/>
+    </w:rPr>
   </w:style>
   <w:style w:type="character" w:customStyle="1" w:styleId="PreprocessorTok">
     <w:name w:val="PreprocessorTok"/>
     <w:basedOn w:val="VerbatimChar"/>
     <w:rPr>
+      <w:rFonts w:eastAsia="黑体"/>
       <w:color w:val="bc7a00"/>
     </w:rPr>
   </w:style>
@@ -14540,18 +15176,22 @@
     <w:name w:val="AttributeTok"/>
     <w:basedOn w:val="VerbatimChar"/>
     <w:rPr>
+      <w:rFonts w:eastAsia="黑体"/>
       <w:color w:val="7d9029"/>
     </w:rPr>
   </w:style>
   <w:style w:type="character" w:customStyle="1" w:styleId="RegionMarkerTok">
     <w:name w:val="RegionMarkerTok"/>
     <w:basedOn w:val="VerbatimChar"/>
-    <w:rPr/>
+    <w:rPr>
+      <w:rFonts w:eastAsia="黑体"/>
+    </w:rPr>
   </w:style>
   <w:style w:type="character" w:customStyle="1" w:styleId="InformationTok">
     <w:name w:val="InformationTok"/>
     <w:basedOn w:val="VerbatimChar"/>
     <w:rPr>
+      <w:rFonts w:eastAsia="黑体"/>
       <w:b/>
       <w:i/>
       <w:color w:val="60a0b0"/>
@@ -14561,6 +15201,7 @@
     <w:name w:val="WarningTok"/>
     <w:basedOn w:val="VerbatimChar"/>
     <w:rPr>
+      <w:rFonts w:eastAsia="黑体"/>
       <w:b/>
       <w:i/>
       <w:color w:val="60a0b0"/>
@@ -14570,6 +15211,7 @@
     <w:name w:val="AlertTok"/>
     <w:basedOn w:val="VerbatimChar"/>
     <w:rPr>
+      <w:rFonts w:eastAsia="黑体"/>
       <w:b/>
       <w:color w:val="ff0000"/>
     </w:rPr>
@@ -14578,6 +15220,7 @@
     <w:name w:val="ErrorTok"/>
     <w:basedOn w:val="VerbatimChar"/>
     <w:rPr>
+      <w:rFonts w:eastAsia="黑体"/>
       <w:b/>
       <w:color w:val="ff0000"/>
     </w:rPr>
@@ -14585,7 +15228,9 @@
   <w:style w:type="character" w:customStyle="1" w:styleId="NormalTok">
     <w:name w:val="NormalTok"/>
     <w:basedOn w:val="VerbatimChar"/>
-    <w:rPr/>
+    <w:rPr>
+      <w:rFonts w:eastAsia="黑体"/>
+    </w:rPr>
   </w:style>
 </w:styles>
 </file>
@@ -14634,12 +15279,12 @@
     <a:fontScheme name="Office">
       <a:majorFont>
         <a:latin typeface="Calibri"/>
-        <a:ea typeface=""/>
+        <a:ea typeface="黑体"/>
         <a:cs typeface=""/>
         <a:font script="Jpan" typeface="ＭＳ ゴシック"/>
         <a:font script="Hang" typeface="맑은 고딕"/>
-        <a:font script="Hans" typeface="宋体"/>
-        <a:font script="Hant" typeface="新細明體"/>
+        <a:font script="Hans" typeface="黑体"/>
+        <a:font script="Hant" typeface="黑体"/>
         <a:font script="Arab" typeface="Times New Roman"/>
         <a:font script="Hebr" typeface="Times New Roman"/>
         <a:font script="Thai" typeface="Angsana New"/>
@@ -14669,12 +15314,12 @@
       </a:majorFont>
       <a:minorFont>
         <a:latin typeface="Cambria"/>
-        <a:ea typeface=""/>
+        <a:ea typeface="黑体"/>
         <a:cs typeface=""/>
         <a:font script="Jpan" typeface="ＭＳ 明朝"/>
         <a:font script="Hang" typeface="맑은 고딕"/>
-        <a:font script="Hans" typeface="宋体"/>
-        <a:font script="Hant" typeface="新細明體"/>
+        <a:font script="Hans" typeface="黑体"/>
+        <a:font script="Hant" typeface="黑体"/>
         <a:font script="Arab" typeface="Arial"/>
         <a:font script="Hebr" typeface="Arial"/>
         <a:font script="Thai" typeface="Cordia New"/>

--- a/10-保护电路/01-过压保护/齐纳钳位保护电路/齐纳钳位保护电路.docx
+++ b/10-保护电路/01-过压保护/齐纳钳位保护电路/齐纳钳位保护电路.docx
@@ -2208,7 +2208,7 @@
           <w:color w:val="555555"/>
           <w:sz w:val="21"/>
         </w:rPr>
-        <w:t>材料收集者：杜文杰，WX手机：19519196569，QQ:3478827729</w:t>
+        <w:t>材料收集者：杜文杰，微信/手机：19519196569，QQ:3478827729</w:t>
       </w:r>
     </w:p>
     <w:sectPr>
